--- a/backend/templates/contract_repair_vehicle.docx
+++ b/backend/templates/contract_repair_vehicle.docx
@@ -13,7 +13,6 @@
           <w:lang w:val="ru-RU"/>
         </w:rPr>
       </w:pPr>
-      <w:commentRangeStart w:id="0"/>
       <w:r>
         <w:rPr>
           <w:b/>
@@ -30,13 +29,11 @@
         </w:rPr>
         <w:t/>
       </w:r>
-      <w:commentRangeEnd w:id="0"/>
       <w:r>
         <w:rPr>
           <w:rStyle w:val="af4"/>
           <w:lang w:val="ru-RU"/>
         </w:rPr>
-        <w:commentReference w:id="0"/>
       </w:r>
       <w:r>
         <w:rPr>
@@ -127,7 +124,6 @@
           <w:highlight w:val="yellow"/>
         </w:rPr>
       </w:pPr>
-      <w:commentRangeStart w:id="1"/>
       <w:r>
         <w:rPr>
           <w:rFonts w:eastAsia="Calibri"/>
@@ -433,14 +429,12 @@
         </w:rPr>
         <w:t xml:space="preserve"/>
       </w:r>
-      <w:commentRangeEnd w:id="1"/>
       <w:r>
         <w:rPr>
           <w:rStyle w:val="af4"/>
           <w:i/>
           <w:iCs/>
         </w:rPr>
-        <w:commentReference w:id="1"/>
       </w:r>
     </w:p>
     <w:p>
@@ -684,7 +678,6 @@
       <w:r>
         <w:t xml:space="preserve"/>
       </w:r>
-      <w:commentRangeStart w:id="2"/>
       <w:r>
         <w:rPr>
           <w:highlight w:val="yellow"/>
@@ -697,12 +690,10 @@
         </w:rPr>
         <w:t/>
       </w:r>
-      <w:commentRangeEnd w:id="2"/>
       <w:r>
         <w:rPr>
           <w:rStyle w:val="af4"/>
         </w:rPr>
-        <w:commentReference w:id="2"/>
       </w:r>
     </w:p>
     <w:p>
@@ -3515,7 +3506,7 @@
         <w:rPr>
           <w:sz w:val="20"/>
         </w:rPr>
-        <w:t>В связи с финансированием Договора за счет средств субсидии, установленной п. 4.</w:t>
+        <w:t xml:space="preserve">{% if subsidy_extra_clause_1 %}{% if subsidy_extra_clause_1 %}{% if subsidy_extra_clause_1 %}В связи с финансированием Договора за счет средств субсидии, установленной п. 4.</w:t>
       </w:r>
       <w:r>
         <w:rPr>
@@ -3557,7 +3548,7 @@
         <w:rPr>
           <w:sz w:val="20"/>
         </w:rPr>
-        <w:t>.</w:t>
+        <w:t xml:space="preserve">.{% endif %}{% endif %}{% endif %}</w:t>
       </w:r>
     </w:p>
     <w:p>
@@ -5173,7 +5164,7 @@
                 <w:b/>
                 <w:bCs/>
               </w:rPr>
-              <w:t xml:space="preserve">ВСКС </w:t>
+              <w:t xml:space="preserve">{{customer_full_name}}</w:t>
             </w:r>
           </w:p>
           <w:p>
@@ -5188,7 +5179,7 @@
               <w:rPr>
                 <w:rFonts w:eastAsia="Calibri"/>
               </w:rPr>
-              <w:t>Адрес местонахождения: 119454, г. Москва, пр-т Вернадского, д.78, стр.8, этаж цокольный, помещение I, комната 4.</w:t>
+              <w:t xml:space="preserve">Адрес местонахождения: {{customer_address}}78, стр.8, этаж цокольный, помещение I, комната 4.</w:t>
             </w:r>
           </w:p>
           <w:p>
@@ -5231,7 +5222,7 @@
               <w:rPr>
                 <w:rFonts w:eastAsia="Calibri"/>
               </w:rPr>
-              <w:t>УФК ПО Г. МОСКВЕ (ВСКС)</w:t>
+              <w:t>{{customer_bank_name}}</w:t>
             </w:r>
           </w:p>
           <w:p>
@@ -5244,7 +5235,7 @@
               <w:rPr>
                 <w:rFonts w:eastAsia="Calibri"/>
               </w:rPr>
-              <w:t>Лицевой счет 711К0232001</w:t>
+              <w:t xml:space="preserve">Лицевой счёт: {{customer_personal_account}}</w:t>
             </w:r>
           </w:p>
           <w:p>
@@ -5257,7 +5248,7 @@
               <w:rPr>
                 <w:rFonts w:eastAsia="Calibri"/>
               </w:rPr>
-              <w:t>Казначейский счет: 03215643000000017301</w:t>
+              <w:t xml:space="preserve">Казначейский счёт: {{customer_settlement_account}}</w:t>
             </w:r>
           </w:p>
           <w:p>
@@ -5270,7 +5261,7 @@
               <w:rPr>
                 <w:rFonts w:eastAsia="Calibri"/>
               </w:rPr>
-              <w:t>ГУ БАНКА РОССИИ ПО ЦФО//УФК ПО Г. МОСКВЕ, г Москва</w:t>
+              <w:t>{{customer_bank_name}}</w:t>
             </w:r>
           </w:p>
           <w:p>
@@ -5283,7 +5274,7 @@
               <w:rPr>
                 <w:rFonts w:eastAsia="Calibri"/>
               </w:rPr>
-              <w:t>БИК ТОФК 004525988</w:t>
+              <w:t xml:space="preserve">БИК: {{customer_bik}}</w:t>
             </w:r>
           </w:p>
           <w:p>
@@ -5296,7 +5287,7 @@
               <w:rPr>
                 <w:rFonts w:eastAsia="Calibri"/>
               </w:rPr>
-              <w:t>Единый казначейский счет: 40102810545370000003</w:t>
+              <w:t xml:space="preserve">Корреспондентский счёт: {{customer_correspondent_account}}</w:t>
             </w:r>
           </w:p>
           <w:p>
@@ -5309,7 +5300,7 @@
               <w:rPr>
                 <w:rFonts w:eastAsia="Calibri"/>
               </w:rPr>
-              <w:t>ОКПО 17777419</w:t>
+              <w:t xml:space="preserve">ОГРН {{customer_ogrn}}</w:t>
             </w:r>
           </w:p>
           <w:p>
@@ -5418,19 +5409,16 @@
                 <w:rFonts w:eastAsia="Calibri"/>
               </w:rPr>
             </w:pPr>
-            <w:commentRangeStart w:id="3"/>
             <w:r>
               <w:rPr>
                 <w:rFonts w:eastAsia="Calibri"/>
               </w:rPr>
               <w:t>_________</w:t>
             </w:r>
-            <w:commentRangeEnd w:id="3"/>
             <w:r>
               <w:rPr>
                 <w:rStyle w:val="af4"/>
               </w:rPr>
-              <w:commentReference w:id="3"/>
             </w:r>
           </w:p>
           <w:p>
@@ -5534,7 +5522,6 @@
                 <w:highlight w:val="yellow"/>
               </w:rPr>
             </w:pPr>
-            <w:commentRangeStart w:id="4"/>
             <w:r>
               <w:rPr>
                 <w:i/>
@@ -5559,7 +5546,6 @@
               </w:rPr>
               <w:t>ОГРН</w:t>
             </w:r>
-            <w:commentRangeEnd w:id="4"/>
             <w:r>
               <w:rPr>
                 <w:rStyle w:val="af4"/>
@@ -5568,7 +5554,6 @@
                 <w:sz w:val="20"/>
                 <w:szCs w:val="20"/>
               </w:rPr>
-              <w:commentReference w:id="4"/>
             </w:r>
           </w:p>
           <w:p/>
@@ -5580,7 +5565,6 @@
                 <w:highlight w:val="yellow"/>
               </w:rPr>
             </w:pPr>
-            <w:commentRangeStart w:id="5"/>
             <w:r>
               <w:rPr>
                 <w:i/>
@@ -5605,14 +5589,12 @@
               </w:rPr>
               <w:t>ОГРНИП</w:t>
             </w:r>
-            <w:commentRangeEnd w:id="5"/>
             <w:r>
               <w:rPr>
                 <w:rStyle w:val="af4"/>
                 <w:sz w:val="20"/>
                 <w:szCs w:val="20"/>
               </w:rPr>
-              <w:commentReference w:id="5"/>
             </w:r>
           </w:p>
           <w:p/>
@@ -5667,23 +5649,20 @@
                 <w:iCs/>
               </w:rPr>
             </w:pPr>
-            <w:commentRangeStart w:id="6"/>
             <w:r>
               <w:rPr>
                 <w:i/>
                 <w:iCs/>
                 <w:highlight w:val="yellow"/>
               </w:rPr>
-              <w:t>Должность / Индивидуальный предприниматель</w:t>
+              <w:t xml:space="preserve">{% if contractor_org_type == 'ИП' %}Индивидуальный предприниматель{% else %}{{contractor_signatory_position}}{% endif %}</w:t>
             </w:r>
-            <w:commentRangeEnd w:id="6"/>
             <w:r>
               <w:rPr>
                 <w:rStyle w:val="af4"/>
                 <w:sz w:val="20"/>
                 <w:szCs w:val="20"/>
               </w:rPr>
-              <w:commentReference w:id="6"/>
             </w:r>
           </w:p>
           <w:p>
@@ -5723,293 +5702,6 @@
     </w:sectPr>
   </w:body>
 </w:document>
-</file>
-
-<file path=word/comments.xml><?xml version="1.0" encoding="utf-8"?>
-<w:comments xmlns:wpc="http://schemas.microsoft.com/office/word/2010/wordprocessingCanvas" xmlns:cx="http://schemas.microsoft.com/office/drawing/2014/chartex" xmlns:cx1="http://schemas.microsoft.com/office/drawing/2015/9/8/chartex" xmlns:cx2="http://schemas.microsoft.com/office/drawing/2015/10/21/chartex" xmlns:cx3="http://schemas.microsoft.com/office/drawing/2016/5/9/chartex" xmlns:cx4="http://schemas.microsoft.com/office/drawing/2016/5/10/chartex" xmlns:cx5="http://schemas.microsoft.com/office/drawing/2016/5/11/chartex" xmlns:cx6="http://schemas.microsoft.com/office/drawing/2016/5/12/chartex" xmlns:cx7="http://schemas.microsoft.com/office/drawing/2016/5/13/chartex" xmlns:cx8="http://schemas.microsoft.com/office/drawing/2016/5/14/chartex" xmlns:mc="http://schemas.openxmlformats.org/markup-compatibility/2006" xmlns:aink="http://schemas.microsoft.com/office/drawing/2016/ink" xmlns:am3d="http://schemas.microsoft.com/office/drawing/2017/model3d" xmlns:o="urn:schemas-microsoft-com:office:office" xmlns:r="http://schemas.openxmlformats.org/officeDocument/2006/relationships" xmlns:m="http://schemas.openxmlformats.org/officeDocument/2006/math" xmlns:v="urn:schemas-microsoft-com:vml" xmlns:wp14="http://schemas.microsoft.com/office/word/2010/wordprocessingDrawing" xmlns:wp="http://schemas.openxmlformats.org/drawingml/2006/wordprocessingDrawing" xmlns:w10="urn:schemas-microsoft-com:office:word" xmlns:w="http://schemas.openxmlformats.org/wordprocessingml/2006/main" xmlns:w14="http://schemas.microsoft.com/office/word/2010/wordml" xmlns:w15="http://schemas.microsoft.com/office/word/2012/wordml" xmlns:w16cex="http://schemas.microsoft.com/office/word/2018/wordml/cex" xmlns:w16cid="http://schemas.microsoft.com/office/word/2016/wordml/cid" xmlns:w16="http://schemas.microsoft.com/office/word/2018/wordml" xmlns:w16sdtdh="http://schemas.microsoft.com/office/word/2020/wordml/sdtdatahash" xmlns:w16se="http://schemas.microsoft.com/office/word/2015/wordml/symex" xmlns:wpg="http://schemas.microsoft.com/office/word/2010/wordprocessingGroup" xmlns:wpi="http://schemas.microsoft.com/office/word/2010/wordprocessingInk" xmlns:wne="http://schemas.microsoft.com/office/word/2006/wordml" xmlns:wps="http://schemas.microsoft.com/office/word/2010/wordprocessingShape" mc:Ignorable="w14 w15 w16se w16cid w16 w16cex w16sdtdh wp14">
-  <w:comment w:id="0" w:author="Александр А. Борисов" w:date="2024-03-12T15:22:00Z" w:initials="ААБ">
-    <w:p>
-      <w:pPr>
-        <w:pStyle w:val="af5"/>
-        <w:rPr>
-          <w:b/>
-          <w:bCs/>
-          <w:i/>
-          <w:iCs/>
-          <w:u w:val="single"/>
-        </w:rPr>
-      </w:pPr>
-      <w:r>
-        <w:rPr>
-          <w:rStyle w:val="af4"/>
-        </w:rPr>
-        <w:annotationRef/>
-      </w:r>
-      <w:r>
-        <w:rPr>
-          <w:b/>
-          <w:bCs/>
-          <w:i/>
-          <w:iCs/>
-          <w:u w:val="single"/>
-        </w:rPr>
-        <w:t>Обращаю особо внимание на то, что в рамках реализации данного Договора по итогам у ВСКС должны быть следующие документы:</w:t>
-      </w:r>
-      <w:r>
-        <w:rPr>
-          <w:b/>
-          <w:bCs/>
-          <w:i/>
-          <w:iCs/>
-          <w:u w:val="single"/>
-        </w:rPr>
-        <w:br/>
-        <w:t>- Договор;</w:t>
-      </w:r>
-      <w:r>
-        <w:rPr>
-          <w:b/>
-          <w:bCs/>
-          <w:i/>
-          <w:iCs/>
-          <w:u w:val="single"/>
-        </w:rPr>
-        <w:br/>
-        <w:t>- Заявка;</w:t>
-      </w:r>
-      <w:r>
-        <w:rPr>
-          <w:b/>
-          <w:bCs/>
-          <w:i/>
-          <w:iCs/>
-          <w:u w:val="single"/>
-        </w:rPr>
-        <w:br/>
-        <w:t>- Заказ-наряд;</w:t>
-      </w:r>
-      <w:r>
-        <w:rPr>
-          <w:b/>
-          <w:bCs/>
-          <w:i/>
-          <w:iCs/>
-          <w:u w:val="single"/>
-        </w:rPr>
-        <w:br/>
-        <w:t>- Акт приема-передачи ТС (при передаче на ремонт);</w:t>
-      </w:r>
-      <w:r>
-        <w:rPr>
-          <w:b/>
-          <w:bCs/>
-          <w:i/>
-          <w:iCs/>
-          <w:u w:val="single"/>
-        </w:rPr>
-        <w:br/>
-        <w:t>- Измененный заказ-наряд (если согласовываются какие-то изменения в объемах, сроках, стоимости);</w:t>
-      </w:r>
-      <w:r>
-        <w:rPr>
-          <w:b/>
-          <w:bCs/>
-          <w:i/>
-          <w:iCs/>
-          <w:u w:val="single"/>
-        </w:rPr>
-        <w:br/>
-        <w:t>- Акт приема-передачи ТС (возврата) (при получении с ремонта);</w:t>
-      </w:r>
-      <w:r>
-        <w:rPr>
-          <w:b/>
-          <w:bCs/>
-          <w:i/>
-          <w:iCs/>
-          <w:u w:val="single"/>
-        </w:rPr>
-        <w:br/>
-        <w:t>- Итоговый (согласованный) заказ-наряд;</w:t>
-      </w:r>
-      <w:r>
-        <w:rPr>
-          <w:b/>
-          <w:bCs/>
-          <w:i/>
-          <w:iCs/>
-          <w:u w:val="single"/>
-        </w:rPr>
-        <w:br/>
-        <w:t>- Акты сдачи-приемки выполненных работ;</w:t>
-      </w:r>
-      <w:r>
-        <w:rPr>
-          <w:b/>
-          <w:bCs/>
-          <w:i/>
-          <w:iCs/>
-          <w:u w:val="single"/>
-        </w:rPr>
-        <w:br/>
-        <w:t>- Счет;</w:t>
-      </w:r>
-      <w:r>
-        <w:rPr>
-          <w:b/>
-          <w:bCs/>
-          <w:i/>
-          <w:iCs/>
-          <w:u w:val="single"/>
-        </w:rPr>
-        <w:br/>
-        <w:t>- Счет-фактура (если применимо).</w:t>
-      </w:r>
-    </w:p>
-  </w:comment>
-  <w:comment w:id="1" w:author="Александр А. Борисов" w:date="2024-03-12T16:05:00Z" w:initials="ААБ">
-    <w:p>
-      <w:pPr>
-        <w:pStyle w:val="af5"/>
-      </w:pPr>
-      <w:r>
-        <w:rPr>
-          <w:rStyle w:val="af4"/>
-        </w:rPr>
-        <w:annotationRef/>
-      </w:r>
-      <w:r>
-        <w:t>Необходимо выбрать соответствующее значение</w:t>
-      </w:r>
-    </w:p>
-  </w:comment>
-  <w:comment w:id="2" w:author="Александр А. Борисов" w:date="2025-02-25T11:33:00Z" w:initials="ААБ">
-    <w:p>
-      <w:pPr>
-        <w:pStyle w:val="af5"/>
-      </w:pPr>
-      <w:r>
-        <w:rPr>
-          <w:rStyle w:val="af4"/>
-        </w:rPr>
-        <w:annotationRef/>
-      </w:r>
-      <w:r>
-        <w:t>Необходимо указать адрес</w:t>
-      </w:r>
-    </w:p>
-  </w:comment>
-  <w:comment w:id="3" w:author="Александр А. Борисов" w:date="2024-03-12T15:21:00Z" w:initials="ААБ">
-    <w:p>
-      <w:pPr>
-        <w:pStyle w:val="af5"/>
-      </w:pPr>
-      <w:r>
-        <w:rPr>
-          <w:rStyle w:val="af4"/>
-        </w:rPr>
-        <w:annotationRef/>
-      </w:r>
-      <w:r>
-        <w:t xml:space="preserve">Необходимо внести адрес </w:t>
-      </w:r>
-      <w:proofErr w:type="spellStart"/>
-      <w:proofErr w:type="gramStart"/>
-      <w:r>
-        <w:t>эл.почты</w:t>
-      </w:r>
-      <w:proofErr w:type="spellEnd"/>
-      <w:proofErr w:type="gramEnd"/>
-      <w:r>
-        <w:t>, по которому будет проводиться обмен сканами документов</w:t>
-      </w:r>
-    </w:p>
-  </w:comment>
-  <w:comment w:id="4" w:author="Александр А. Борисов" w:date="2023-11-09T10:01:00Z" w:initials="ААБ">
-    <w:p>
-      <w:pPr>
-        <w:pStyle w:val="af5"/>
-      </w:pPr>
-      <w:r>
-        <w:rPr>
-          <w:rStyle w:val="af4"/>
-        </w:rPr>
-        <w:annotationRef/>
-      </w:r>
-      <w:r>
-        <w:t>Для юридических лиц</w:t>
-      </w:r>
-    </w:p>
-  </w:comment>
-  <w:comment w:id="5" w:author="Александр А. Борисов" w:date="2023-11-09T10:01:00Z" w:initials="ААБ">
-    <w:p>
-      <w:pPr>
-        <w:pStyle w:val="af5"/>
-      </w:pPr>
-      <w:r>
-        <w:rPr>
-          <w:rStyle w:val="af4"/>
-        </w:rPr>
-        <w:annotationRef/>
-      </w:r>
-      <w:r>
-        <w:t>Для индивидуальных предпринимателей</w:t>
-      </w:r>
-    </w:p>
-  </w:comment>
-  <w:comment w:id="6" w:author="Александр А. Борисов" w:date="2023-11-09T10:02:00Z" w:initials="ААБ">
-    <w:p>
-      <w:pPr>
-        <w:pStyle w:val="af5"/>
-      </w:pPr>
-      <w:r>
-        <w:rPr>
-          <w:rStyle w:val="af4"/>
-        </w:rPr>
-        <w:annotationRef/>
-      </w:r>
-      <w:r>
-        <w:t>Необходимо выбрать</w:t>
-      </w:r>
-    </w:p>
-  </w:comment>
-</w:comments>
-</file>
-
-<file path=word/commentsExtended.xml><?xml version="1.0" encoding="utf-8"?>
-<w15:commentsEx xmlns:wpc="http://schemas.microsoft.com/office/word/2010/wordprocessingCanvas" xmlns:cx="http://schemas.microsoft.com/office/drawing/2014/chartex" xmlns:cx1="http://schemas.microsoft.com/office/drawing/2015/9/8/chartex" xmlns:cx2="http://schemas.microsoft.com/office/drawing/2015/10/21/chartex" xmlns:cx3="http://schemas.microsoft.com/office/drawing/2016/5/9/chartex" xmlns:cx4="http://schemas.microsoft.com/office/drawing/2016/5/10/chartex" xmlns:cx5="http://schemas.microsoft.com/office/drawing/2016/5/11/chartex" xmlns:cx6="http://schemas.microsoft.com/office/drawing/2016/5/12/chartex" xmlns:cx7="http://schemas.microsoft.com/office/drawing/2016/5/13/chartex" xmlns:cx8="http://schemas.microsoft.com/office/drawing/2016/5/14/chartex" xmlns:mc="http://schemas.openxmlformats.org/markup-compatibility/2006" xmlns:aink="http://schemas.microsoft.com/office/drawing/2016/ink" xmlns:am3d="http://schemas.microsoft.com/office/drawing/2017/model3d" xmlns:o="urn:schemas-microsoft-com:office:office" xmlns:r="http://schemas.openxmlformats.org/officeDocument/2006/relationships" xmlns:m="http://schemas.openxmlformats.org/officeDocument/2006/math" xmlns:v="urn:schemas-microsoft-com:vml" xmlns:wp14="http://schemas.microsoft.com/office/word/2010/wordprocessingDrawing" xmlns:wp="http://schemas.openxmlformats.org/drawingml/2006/wordprocessingDrawing" xmlns:w10="urn:schemas-microsoft-com:office:word" xmlns:w="http://schemas.openxmlformats.org/wordprocessingml/2006/main" xmlns:w14="http://schemas.microsoft.com/office/word/2010/wordml" xmlns:w15="http://schemas.microsoft.com/office/word/2012/wordml" xmlns:w16cex="http://schemas.microsoft.com/office/word/2018/wordml/cex" xmlns:w16cid="http://schemas.microsoft.com/office/word/2016/wordml/cid" xmlns:w16="http://schemas.microsoft.com/office/word/2018/wordml" xmlns:w16sdtdh="http://schemas.microsoft.com/office/word/2020/wordml/sdtdatahash" xmlns:w16se="http://schemas.microsoft.com/office/word/2015/wordml/symex" xmlns:wpg="http://schemas.microsoft.com/office/word/2010/wordprocessingGroup" xmlns:wpi="http://schemas.microsoft.com/office/word/2010/wordprocessingInk" xmlns:wne="http://schemas.microsoft.com/office/word/2006/wordml" xmlns:wps="http://schemas.microsoft.com/office/word/2010/wordprocessingShape" mc:Ignorable="w14 w15 w16se w16cid w16 w16cex w16sdtdh wp14">
-  <w15:commentEx w15:paraId="2508FB1D" w15:done="0"/>
-  <w15:commentEx w15:paraId="4A20EAD1" w15:done="0"/>
-  <w15:commentEx w15:paraId="0F87DF56" w15:done="0"/>
-  <w15:commentEx w15:paraId="3BC17A56" w15:done="0"/>
-  <w15:commentEx w15:paraId="7B57F844" w15:done="0"/>
-  <w15:commentEx w15:paraId="78DC3472" w15:done="0"/>
-  <w15:commentEx w15:paraId="32D50169" w15:done="0"/>
-</w15:commentsEx>
-</file>
-
-<file path=word/commentsExtensible.xml><?xml version="1.0" encoding="utf-8"?>
-<w16cex:commentsExtensible xmlns:wpc="http://schemas.microsoft.com/office/word/2010/wordprocessingCanvas" xmlns:cx="http://schemas.microsoft.com/office/drawing/2014/chartex" xmlns:cx1="http://schemas.microsoft.com/office/drawing/2015/9/8/chartex" xmlns:cx2="http://schemas.microsoft.com/office/drawing/2015/10/21/chartex" xmlns:cx3="http://schemas.microsoft.com/office/drawing/2016/5/9/chartex" xmlns:cx4="http://schemas.microsoft.com/office/drawing/2016/5/10/chartex" xmlns:cx5="http://schemas.microsoft.com/office/drawing/2016/5/11/chartex" xmlns:cx6="http://schemas.microsoft.com/office/drawing/2016/5/12/chartex" xmlns:cx7="http://schemas.microsoft.com/office/drawing/2016/5/13/chartex" xmlns:cx8="http://schemas.microsoft.com/office/drawing/2016/5/14/chartex" xmlns:mc="http://schemas.openxmlformats.org/markup-compatibility/2006" xmlns:aink="http://schemas.microsoft.com/office/drawing/2016/ink" xmlns:am3d="http://schemas.microsoft.com/office/drawing/2017/model3d" xmlns:o="urn:schemas-microsoft-com:office:office" xmlns:r="http://schemas.openxmlformats.org/officeDocument/2006/relationships" xmlns:m="http://schemas.openxmlformats.org/officeDocument/2006/math" xmlns:v="urn:schemas-microsoft-com:vml" xmlns:wp14="http://schemas.microsoft.com/office/word/2010/wordprocessingDrawing" xmlns:wp="http://schemas.openxmlformats.org/drawingml/2006/wordprocessingDrawing" xmlns:w10="urn:schemas-microsoft-com:office:word" xmlns:w="http://schemas.openxmlformats.org/wordprocessingml/2006/main" xmlns:w14="http://schemas.microsoft.com/office/word/2010/wordml" xmlns:w15="http://schemas.microsoft.com/office/word/2012/wordml" xmlns:w16cex="http://schemas.microsoft.com/office/word/2018/wordml/cex" xmlns:w16cid="http://schemas.microsoft.com/office/word/2016/wordml/cid" xmlns:w16="http://schemas.microsoft.com/office/word/2018/wordml" xmlns:w16sdtdh="http://schemas.microsoft.com/office/word/2020/wordml/sdtdatahash" xmlns:w16se="http://schemas.microsoft.com/office/word/2015/wordml/symex" xmlns:wpg="http://schemas.microsoft.com/office/word/2010/wordprocessingGroup" xmlns:wpi="http://schemas.microsoft.com/office/word/2010/wordprocessingInk" xmlns:wne="http://schemas.microsoft.com/office/word/2006/wordml" xmlns:wps="http://schemas.microsoft.com/office/word/2010/wordprocessingShape" mc:Ignorable="w14 w15 w16se w16cid w16 w16cex w16sdtdh wp14">
-  <w16cex:commentExtensible w16cex:durableId="4259148B" w16cex:dateUtc="2024-03-12T12:22:00Z"/>
-  <w16cex:commentExtensible w16cex:durableId="6C5BD103" w16cex:dateUtc="2024-03-12T13:05:00Z"/>
-  <w16cex:commentExtensible w16cex:durableId="2B6828EC" w16cex:dateUtc="2025-02-25T08:33:00Z"/>
-  <w16cex:commentExtensible w16cex:durableId="6A316C92" w16cex:dateUtc="2024-03-12T12:21:00Z"/>
-  <w16cex:commentExtensible w16cex:durableId="592D9360" w16cex:dateUtc="2023-11-09T07:01:00Z"/>
-  <w16cex:commentExtensible w16cex:durableId="087CD466" w16cex:dateUtc="2023-11-09T07:01:00Z"/>
-  <w16cex:commentExtensible w16cex:durableId="7474ACBB" w16cex:dateUtc="2023-11-09T07:02:00Z"/>
-</w16cex:commentsExtensible>
-</file>
-
-<file path=word/commentsIds.xml><?xml version="1.0" encoding="utf-8"?>
-<w16cid:commentsIds xmlns:wpc="http://schemas.microsoft.com/office/word/2010/wordprocessingCanvas" xmlns:cx="http://schemas.microsoft.com/office/drawing/2014/chartex" xmlns:cx1="http://schemas.microsoft.com/office/drawing/2015/9/8/chartex" xmlns:cx2="http://schemas.microsoft.com/office/drawing/2015/10/21/chartex" xmlns:cx3="http://schemas.microsoft.com/office/drawing/2016/5/9/chartex" xmlns:cx4="http://schemas.microsoft.com/office/drawing/2016/5/10/chartex" xmlns:cx5="http://schemas.microsoft.com/office/drawing/2016/5/11/chartex" xmlns:cx6="http://schemas.microsoft.com/office/drawing/2016/5/12/chartex" xmlns:cx7="http://schemas.microsoft.com/office/drawing/2016/5/13/chartex" xmlns:cx8="http://schemas.microsoft.com/office/drawing/2016/5/14/chartex" xmlns:mc="http://schemas.openxmlformats.org/markup-compatibility/2006" xmlns:aink="http://schemas.microsoft.com/office/drawing/2016/ink" xmlns:am3d="http://schemas.microsoft.com/office/drawing/2017/model3d" xmlns:o="urn:schemas-microsoft-com:office:office" xmlns:r="http://schemas.openxmlformats.org/officeDocument/2006/relationships" xmlns:m="http://schemas.openxmlformats.org/officeDocument/2006/math" xmlns:v="urn:schemas-microsoft-com:vml" xmlns:wp14="http://schemas.microsoft.com/office/word/2010/wordprocessingDrawing" xmlns:wp="http://schemas.openxmlformats.org/drawingml/2006/wordprocessingDrawing" xmlns:w10="urn:schemas-microsoft-com:office:word" xmlns:w="http://schemas.openxmlformats.org/wordprocessingml/2006/main" xmlns:w14="http://schemas.microsoft.com/office/word/2010/wordml" xmlns:w15="http://schemas.microsoft.com/office/word/2012/wordml" xmlns:w16cex="http://schemas.microsoft.com/office/word/2018/wordml/cex" xmlns:w16cid="http://schemas.microsoft.com/office/word/2016/wordml/cid" xmlns:w16="http://schemas.microsoft.com/office/word/2018/wordml" xmlns:w16sdtdh="http://schemas.microsoft.com/office/word/2020/wordml/sdtdatahash" xmlns:w16se="http://schemas.microsoft.com/office/word/2015/wordml/symex" xmlns:wpg="http://schemas.microsoft.com/office/word/2010/wordprocessingGroup" xmlns:wpi="http://schemas.microsoft.com/office/word/2010/wordprocessingInk" xmlns:wne="http://schemas.microsoft.com/office/word/2006/wordml" xmlns:wps="http://schemas.microsoft.com/office/word/2010/wordprocessingShape" mc:Ignorable="w14 w15 w16se w16cid w16 w16cex w16sdtdh wp14">
-  <w16cid:commentId w16cid:paraId="2508FB1D" w16cid:durableId="4259148B"/>
-  <w16cid:commentId w16cid:paraId="4A20EAD1" w16cid:durableId="6C5BD103"/>
-  <w16cid:commentId w16cid:paraId="0F87DF56" w16cid:durableId="2B6828EC"/>
-  <w16cid:commentId w16cid:paraId="3BC17A56" w16cid:durableId="6A316C92"/>
-  <w16cid:commentId w16cid:paraId="7B57F844" w16cid:durableId="592D9360"/>
-  <w16cid:commentId w16cid:paraId="78DC3472" w16cid:durableId="087CD466"/>
-  <w16cid:commentId w16cid:paraId="32D50169" w16cid:durableId="7474ACBB"/>
-</w16cid:commentsIds>
 </file>
 
 <file path=word/endnotes.xml><?xml version="1.0" encoding="utf-8"?>
@@ -6334,14 +6026,6 @@
     <w:abstractNumId w:val="1"/>
   </w:num>
 </w:numbering>
-</file>
-
-<file path=word/people.xml><?xml version="1.0" encoding="utf-8"?>
-<w15:people xmlns:wpc="http://schemas.microsoft.com/office/word/2010/wordprocessingCanvas" xmlns:cx="http://schemas.microsoft.com/office/drawing/2014/chartex" xmlns:cx1="http://schemas.microsoft.com/office/drawing/2015/9/8/chartex" xmlns:cx2="http://schemas.microsoft.com/office/drawing/2015/10/21/chartex" xmlns:cx3="http://schemas.microsoft.com/office/drawing/2016/5/9/chartex" xmlns:cx4="http://schemas.microsoft.com/office/drawing/2016/5/10/chartex" xmlns:cx5="http://schemas.microsoft.com/office/drawing/2016/5/11/chartex" xmlns:cx6="http://schemas.microsoft.com/office/drawing/2016/5/12/chartex" xmlns:cx7="http://schemas.microsoft.com/office/drawing/2016/5/13/chartex" xmlns:cx8="http://schemas.microsoft.com/office/drawing/2016/5/14/chartex" xmlns:mc="http://schemas.openxmlformats.org/markup-compatibility/2006" xmlns:aink="http://schemas.microsoft.com/office/drawing/2016/ink" xmlns:am3d="http://schemas.microsoft.com/office/drawing/2017/model3d" xmlns:o="urn:schemas-microsoft-com:office:office" xmlns:r="http://schemas.openxmlformats.org/officeDocument/2006/relationships" xmlns:m="http://schemas.openxmlformats.org/officeDocument/2006/math" xmlns:v="urn:schemas-microsoft-com:vml" xmlns:wp14="http://schemas.microsoft.com/office/word/2010/wordprocessingDrawing" xmlns:wp="http://schemas.openxmlformats.org/drawingml/2006/wordprocessingDrawing" xmlns:w10="urn:schemas-microsoft-com:office:word" xmlns:w="http://schemas.openxmlformats.org/wordprocessingml/2006/main" xmlns:w14="http://schemas.microsoft.com/office/word/2010/wordml" xmlns:w15="http://schemas.microsoft.com/office/word/2012/wordml" xmlns:w16cex="http://schemas.microsoft.com/office/word/2018/wordml/cex" xmlns:w16cid="http://schemas.microsoft.com/office/word/2016/wordml/cid" xmlns:w16="http://schemas.microsoft.com/office/word/2018/wordml" xmlns:w16sdtdh="http://schemas.microsoft.com/office/word/2020/wordml/sdtdatahash" xmlns:w16se="http://schemas.microsoft.com/office/word/2015/wordml/symex" xmlns:wpg="http://schemas.microsoft.com/office/word/2010/wordprocessingGroup" xmlns:wpi="http://schemas.microsoft.com/office/word/2010/wordprocessingInk" xmlns:wne="http://schemas.microsoft.com/office/word/2006/wordml" xmlns:wps="http://schemas.microsoft.com/office/word/2010/wordprocessingShape" mc:Ignorable="w14 w15 w16se w16cid w16 w16cex w16sdtdh wp14">
-  <w15:person w15:author="Александр А. Борисов">
-    <w15:presenceInfo w15:providerId="AD" w15:userId="S-1-5-21-2472377535-3900209669-135479564-1555"/>
-  </w15:person>
-</w15:people>
 </file>
 
 <file path=word/styles.xml><?xml version="1.0" encoding="utf-8"?>

--- a/backend/templates/contract_repair_vehicle.docx
+++ b/backend/templates/contract_repair_vehicle.docx
@@ -10,101 +10,44 @@
         <w:rPr>
           <w:b/>
           <w:sz w:val="20"/>
-          <w:lang w:val="ru-RU"/>
         </w:rPr>
       </w:pPr>
       <w:r>
         <w:rPr>
           <w:b/>
           <w:sz w:val="20"/>
-          <w:lang w:val="ru-RU"/>
-        </w:rPr>
-        <w:t xml:space="preserve">Договор № {{contract_number}}</w:t>
-      </w:r>
-      <w:r>
-        <w:rPr>
-          <w:b/>
-          <w:sz w:val="20"/>
-          <w:lang w:val="ru-RU"/>
-        </w:rPr>
-        <w:t/>
-      </w:r>
-      <w:r>
-        <w:rPr>
-          <w:rStyle w:val="af4"/>
-          <w:lang w:val="ru-RU"/>
-        </w:rPr>
-      </w:r>
-      <w:r>
-        <w:rPr>
-          <w:b/>
-          <w:sz w:val="20"/>
-          <w:lang w:val="ru-RU"/>
-        </w:rPr>
+        </w:rPr>
+        <w:t xml:space="preserve">Договор № {{ contract_number }}</w:t>
+      </w:r>
+    </w:p>
+    <w:p>
+      <w:r>
+        <w:t xml:space="preserve">{{ contract_city }}							«{{ contract_date_day }}» {{ contract_date_month }} {{ contract_date_year }} г.</w:t>
+      </w:r>
+      <w:r>
+        <w:tab/>
+      </w:r>
+      <w:r>
+        <w:tab/>
+      </w:r>
+      <w:r>
+        <w:tab/>
+      </w:r>
+      <w:r>
+        <w:tab/>
+      </w:r>
+      <w:r>
+        <w:tab/>
+      </w:r>
+      <w:r>
         <w:t xml:space="preserve"/>
       </w:r>
-    </w:p>
-    <w:p>
-      <w:r>
-        <w:t xml:space="preserve">г. Москва                                     «{{contract_date_day}}» {{contract_date_month}} {{contract_date_year}} г.</w:t>
-      </w:r>
-      <w:r>
-        <w:t/>
+      <w:r>
+        <w:tab/>
       </w:r>
       <w:r>
         <w:t xml:space="preserve"/>
       </w:r>
-      <w:r>
-        <w:tab/>
-      </w:r>
-      <w:r>
-        <w:tab/>
-      </w:r>
-      <w:r>
-        <w:tab/>
-      </w:r>
-      <w:r>
-        <w:tab/>
-      </w:r>
-      <w:r>
-        <w:tab/>
-      </w:r>
-      <w:r>
-        <w:t xml:space="preserve"/>
-      </w:r>
-      <w:r>
-        <w:tab/>
-      </w:r>
-      <w:r>
-        <w:t xml:space="preserve"/>
-      </w:r>
-      <w:r>
-        <w:t/>
-      </w:r>
-      <w:r>
-        <w:t/>
-      </w:r>
-      <w:r>
-        <w:t/>
-      </w:r>
-      <w:r>
-        <w:t xml:space="preserve"/>
-      </w:r>
-      <w:r>
-        <w:t/>
-      </w:r>
-      <w:r>
-        <w:t xml:space="preserve"/>
-      </w:r>
-      <w:r>
-        <w:t/>
-      </w:r>
-      <w:r>
-        <w:t xml:space="preserve"/>
-      </w:r>
-      <w:r>
-        <w:t/>
-      </w:r>
     </w:p>
     <w:p>
       <w:pPr>
@@ -113,6 +56,20 @@
           <w:i/>
         </w:rPr>
       </w:pPr>
+    </w:p>
+    <w:p>
+      <w:pPr>
+        <w:jc w:val="both"/>
+        <w:rPr>
+          <w:rFonts w:eastAsia="Calibri"/>
+          <w:i/>
+          <w:iCs/>
+          <w:highlight w:val="yellow"/>
+        </w:rPr>
+      </w:pPr>
+      <w:r>
+        <w:t>{%p if contractor_org_type == 'ИП' %}</w:t>
+      </w:r>
     </w:p>
     <w:p>
       <w:pPr>
@@ -133,7 +90,34 @@
           <w:iCs/>
           <w:highlight w:val="yellow"/>
         </w:rPr>
-        <w:t xml:space="preserve">{{contractor_full_name}} ({{contractor_short_name}}), в своем лице и действующий в своих собственных интересах, зарегистрированный в качестве индивидуального предпринимателя в соответствии с законодательством Российской Федерации (ОГРНИП {{contractor_ogrnip}} от {{contractor_ogrnip_date}} г.), именуемый в дальнейшем «Исполнитель», </w:t>
+        <w:t xml:space="preserve">Индивидуальный предприниматель {{ contractor_full_name }} (ИП {{ contractor_short_name }}), в своем лице и действующий в своих собственных интересах, зарегистрированный в качестве индивидуального предпринимателя в соответствии с законодательством Российской Федерации (ОГРНИП {{ contractor_ogrnip }}), именуемый в дальнейшем «Исполнитель», </w:t>
+      </w:r>
+      <w:r>
+        <w:rPr>
+          <w:rFonts w:eastAsia="Calibri"/>
+          <w:i/>
+          <w:iCs/>
+          <w:highlight w:val="yellow"/>
+        </w:rPr>
+        <w:t xml:space="preserve"/>
+      </w:r>
+      <w:r>
+        <w:rPr>
+          <w:rFonts w:eastAsia="Calibri"/>
+          <w:i/>
+          <w:iCs/>
+          <w:highlight w:val="yellow"/>
+        </w:rPr>
+        <w:br/>
+      </w:r>
+      <w:r>
+        <w:rPr>
+          <w:rFonts w:eastAsia="Calibri"/>
+          <w:i/>
+          <w:iCs/>
+          <w:highlight w:val="yellow"/>
+        </w:rPr>
+        <w:t xml:space="preserve"/>
       </w:r>
       <w:r>
         <w:rPr>
@@ -144,40 +128,7 @@
           <w:iCs/>
           <w:highlight w:val="yellow"/>
         </w:rPr>
-        <w:t/>
-      </w:r>
-      <w:r>
-        <w:rPr>
-          <w:rFonts w:eastAsia="Calibri"/>
-          <w:b/>
-          <w:bCs/>
-          <w:i/>
-          <w:iCs/>
-          <w:highlight w:val="yellow"/>
-        </w:rPr>
         <w:t xml:space="preserve"/>
-      </w:r>
-      <w:r>
-        <w:rPr>
-          <w:rFonts w:eastAsia="Calibri"/>
-          <w:b/>
-          <w:bCs/>
-          <w:i/>
-          <w:iCs/>
-          <w:highlight w:val="yellow"/>
-        </w:rPr>
-        <w:t/>
-      </w:r>
-      <w:r>
-        <w:rPr>
-          <w:rFonts w:eastAsia="Calibri"/>
-          <w:b/>
-          <w:bCs/>
-          <w:i/>
-          <w:iCs/>
-          <w:highlight w:val="yellow"/>
-        </w:rPr>
-        <w:t/>
       </w:r>
       <w:r>
         <w:rPr>
@@ -188,15 +139,39 @@
         </w:rPr>
         <w:t xml:space="preserve"/>
       </w:r>
-      <w:r>
+    </w:p>
+    <w:p>
+      <w:pPr>
+        <w:jc w:val="both"/>
         <w:rPr>
           <w:rFonts w:eastAsia="Calibri"/>
           <w:i/>
           <w:iCs/>
           <w:highlight w:val="yellow"/>
         </w:rPr>
-        <w:t xml:space="preserve"/>
-      </w:r>
+      </w:pPr>
+      <w:r>
+        <w:t>{%p else %}</w:t>
+      </w:r>
+    </w:p>
+    <w:p>
+      <w:pPr>
+        <w:jc w:val="both"/>
+        <w:rPr>
+          <w:rFonts w:eastAsia="Calibri"/>
+          <w:highlight w:val="yellow"/>
+        </w:rPr>
+      </w:pPr>
+    </w:p>
+    <w:p>
+      <w:pPr>
+        <w:jc w:val="both"/>
+        <w:rPr>
+          <w:rFonts w:eastAsia="Calibri"/>
+          <w:i/>
+          <w:iCs/>
+        </w:rPr>
+      </w:pPr>
       <w:r>
         <w:rPr>
           <w:rFonts w:eastAsia="Calibri"/>
@@ -204,505 +179,188 @@
           <w:iCs/>
           <w:highlight w:val="yellow"/>
         </w:rPr>
-        <w:t/>
-      </w:r>
-      <w:r>
+        <w:t xml:space="preserve">{{ contractor_full_name }} ({{ contractor_short_name }}), именуемое/ая в дальнейшем «Исполнитель», в лице {{ contractor_signatory_position }} {{ contractor_signatory_name }}, действующего на основании {{ contractor_signatory_basis }}, </w:t>
+      </w:r>
+    </w:p>
+    <w:p>
+      <w:pPr>
+        <w:jc w:val="both"/>
         <w:rPr>
           <w:rFonts w:eastAsia="Calibri"/>
           <w:i/>
           <w:iCs/>
-          <w:highlight w:val="yellow"/>
-        </w:rPr>
-        <w:t/>
-      </w:r>
-      <w:r>
+        </w:rPr>
+      </w:pPr>
+      <w:r>
+        <w:t>{%p endif %}</w:t>
+      </w:r>
+    </w:p>
+    <w:p>
+      <w:pPr>
+        <w:jc w:val="both"/>
         <w:rPr>
           <w:rFonts w:eastAsia="Calibri"/>
-          <w:i/>
-          <w:iCs/>
-          <w:highlight w:val="yellow"/>
-        </w:rPr>
-        <w:t xml:space="preserve"/>
-      </w:r>
-      <w:r>
-        <w:rPr>
-          <w:rFonts w:eastAsia="Calibri"/>
-          <w:i/>
-          <w:iCs/>
-          <w:highlight w:val="yellow"/>
-        </w:rPr>
-        <w:t/>
-      </w:r>
-      <w:r>
-        <w:rPr>
-          <w:rFonts w:eastAsia="Calibri"/>
-          <w:i/>
-          <w:iCs/>
-          <w:highlight w:val="yellow"/>
-        </w:rPr>
-        <w:t xml:space="preserve"/>
-      </w:r>
-      <w:r>
-        <w:rPr>
-          <w:rFonts w:eastAsia="Calibri"/>
-          <w:i/>
-          <w:iCs/>
-          <w:highlight w:val="yellow"/>
-        </w:rPr>
-        <w:t xml:space="preserve"/>
-      </w:r>
-      <w:r>
-        <w:rPr>
-          <w:rFonts w:eastAsia="Calibri"/>
-          <w:i/>
-          <w:iCs/>
-          <w:highlight w:val="yellow"/>
-        </w:rPr>
-        <w:br/>
-      </w:r>
-      <w:r>
-        <w:rPr>
-          <w:rFonts w:eastAsia="Calibri"/>
-          <w:i/>
-          <w:iCs/>
-          <w:highlight w:val="yellow"/>
-        </w:rPr>
-        <w:t xml:space="preserve"/>
-      </w:r>
-      <w:r>
-        <w:rPr>
-          <w:rFonts w:eastAsia="Calibri"/>
-          <w:i/>
-          <w:iCs/>
-          <w:highlight w:val="yellow"/>
-        </w:rPr>
-        <w:t xml:space="preserve"/>
-      </w:r>
-      <w:r>
-        <w:rPr>
-          <w:rFonts w:eastAsia="Calibri"/>
-          <w:i/>
-          <w:iCs/>
-          <w:highlight w:val="yellow"/>
-        </w:rPr>
-        <w:t/>
-      </w:r>
-      <w:r>
-        <w:rPr>
-          <w:rFonts w:eastAsia="Calibri"/>
-          <w:i/>
-          <w:iCs/>
-          <w:highlight w:val="yellow"/>
-        </w:rPr>
-        <w:t xml:space="preserve"/>
-      </w:r>
-      <w:r>
-        <w:rPr>
-          <w:rFonts w:eastAsia="Calibri"/>
-          <w:i/>
-          <w:iCs/>
-          <w:highlight w:val="yellow"/>
-        </w:rPr>
-        <w:t/>
-      </w:r>
-      <w:r>
-        <w:rPr>
-          <w:rFonts w:eastAsia="Calibri"/>
-          <w:i/>
-          <w:iCs/>
-          <w:highlight w:val="yellow"/>
-        </w:rPr>
-        <w:t/>
-      </w:r>
-      <w:r>
-        <w:rPr>
-          <w:rFonts w:eastAsia="Calibri"/>
-          <w:i/>
-          <w:iCs/>
-          <w:highlight w:val="yellow"/>
-        </w:rPr>
-        <w:t/>
-      </w:r>
-      <w:r>
+        </w:rPr>
+      </w:pPr>
+    </w:p>
+    <w:p>
+      <w:pPr>
+        <w:jc w:val="both"/>
         <w:rPr>
           <w:rFonts w:eastAsia="Calibri"/>
           <w:b/>
           <w:bCs/>
-          <w:i/>
-          <w:iCs/>
-          <w:highlight w:val="yellow"/>
-        </w:rPr>
-        <w:t/>
-      </w:r>
-      <w:r>
-        <w:rPr>
-          <w:rFonts w:eastAsia="Calibri"/>
+        </w:rPr>
+      </w:pPr>
+      <w:r>
+        <w:t xml:space="preserve">с одной стороны, и {{ customer_full_name }} ({{ customer_short_name }}), в лице {{ customer_signatory_position }} {{ customer_signatory_name }}, действующего на основании {{ customer_signatory_basis }}</w:t>
+      </w:r>
+      <w:r>
+        <w:rPr>
           <w:b/>
           <w:bCs/>
-          <w:i/>
-          <w:iCs/>
+        </w:rPr>
+        <w:t xml:space="preserve"/>
+      </w:r>
+      <w:r>
+        <w:t xml:space="preserve">, именуемое в дальнейшем «Заказчик», с другой стороны, а вместе именуемые Стороны, заключили настоящий Договор о нижеследующем: </w:t>
+      </w:r>
+    </w:p>
+    <w:p>
+      <w:pPr>
+        <w:ind w:firstLine="709"/>
+        <w:jc w:val="center"/>
+      </w:pPr>
+      <w:r>
+        <w:rPr>
+          <w:b/>
+        </w:rPr>
+        <w:t>ОСНОВНЫЕ ПОНЯТИЯ, ИСПОЛЬЗУЕМЫЕ В ДОГОВОРЕ</w:t>
+      </w:r>
+    </w:p>
+    <w:p>
+      <w:pPr>
+        <w:ind w:firstLine="709"/>
+        <w:jc w:val="both"/>
+      </w:pPr>
+      <w:r>
+        <w:rPr>
+          <w:b/>
+        </w:rPr>
+        <w:t xml:space="preserve">Автомобили – </w:t>
+      </w:r>
+      <w:r>
+        <w:t xml:space="preserve">автотранспортные средства, принадлежащие Заказчику и/или находящиеся на законных основаниях у Заказчика. </w:t>
+      </w:r>
+    </w:p>
+    <w:p>
+      <w:pPr>
+        <w:ind w:firstLine="709"/>
+        <w:jc w:val="both"/>
+      </w:pPr>
+      <w:r>
+        <w:rPr>
+          <w:b/>
+        </w:rPr>
+        <w:t xml:space="preserve">Запасные части – </w:t>
+      </w:r>
+      <w:r>
+        <w:t>изделия (оборудование, устройства и т.п.), аналогичные техническим элементам, входящим в состав автотранспортного средства.</w:t>
+      </w:r>
+    </w:p>
+    <w:p>
+      <w:pPr>
+        <w:ind w:firstLine="709"/>
+        <w:jc w:val="both"/>
+      </w:pPr>
+      <w:r>
+        <w:rPr>
+          <w:b/>
+        </w:rPr>
+        <w:t xml:space="preserve">Техническое обслуживание – </w:t>
+      </w:r>
+      <w:r>
+        <w:t xml:space="preserve">комплекс диагностических и профилактических работ (в т.ч. работ по ремонту и дооснащению), предусмотренных заводом-изготовителем для автотранспортных средств соответствующей марки.</w:t>
+      </w:r>
+    </w:p>
+    <w:p>
+      <w:pPr>
+        <w:ind w:firstLine="709"/>
+        <w:jc w:val="both"/>
+      </w:pPr>
+      <w:r>
+        <w:rPr>
+          <w:b/>
+        </w:rPr>
+        <w:t>Ремонт –</w:t>
+      </w:r>
+      <w:r>
+        <w:t xml:space="preserve"> работы по устранению несоответствий технических и эксплуатационных характеристик автомобиля исходным требованиям, установленным заводом-изготовителем, вызванных износом автомобиля, </w:t>
+      </w:r>
+      <w:r>
+        <w:br/>
+      </w:r>
+      <w:r>
+        <w:t xml:space="preserve">дорожно-транспортным происшествием или заводским дефектом.  </w:t>
+      </w:r>
+    </w:p>
+    <w:p>
+      <w:pPr>
+        <w:jc w:val="center"/>
+      </w:pPr>
+      <w:r>
+        <w:rPr>
+          <w:b/>
+        </w:rPr>
+        <w:t>1.  ПРЕДМЕТ ДОГОВОРА</w:t>
+      </w:r>
+    </w:p>
+    <w:p>
+      <w:pPr>
+        <w:ind w:firstLine="709"/>
+        <w:jc w:val="both"/>
+      </w:pPr>
+      <w:r>
+        <w:t xml:space="preserve">1.1. Исполнитель обязуется осуществлять ремонт и техническое обслуживание принадлежащих </w:t>
+      </w:r>
+      <w:r>
+        <w:br/>
+      </w:r>
+      <w:r>
+        <w:t xml:space="preserve">и/или находящиеся на законных основаниях у Заказчика автомобилей, а Заказчик обязуется принимать и оплачивать результат выполненных работ.</w:t>
+      </w:r>
+    </w:p>
+    <w:p>
+      <w:pPr>
+        <w:ind w:firstLine="709"/>
+        <w:jc w:val="both"/>
+      </w:pPr>
+      <w:r>
+        <w:t>1.2. Конкретные наименования, объем и условия выполнения работ согласуются Сторонами дополнительно, в порядке, установленном настоящим Договором.</w:t>
+      </w:r>
+    </w:p>
+    <w:p>
+      <w:pPr>
+        <w:ind w:firstLine="709"/>
+        <w:jc w:val="both"/>
+      </w:pPr>
+      <w:r>
+        <w:t xml:space="preserve">1.3. Работы в рамках настоящего Договора выполняются Исполнителем по адресу: {{ delivery_location }}</w:t>
+      </w:r>
+      <w:r>
+        <w:rPr>
           <w:highlight w:val="yellow"/>
         </w:rPr>
-        <w:t xml:space="preserve"/>
-      </w:r>
-      <w:r>
-        <w:rPr>
-          <w:rFonts w:eastAsia="Calibri"/>
-          <w:i/>
-          <w:iCs/>
-          <w:highlight w:val="yellow"/>
-        </w:rPr>
-        <w:t/>
-      </w:r>
-      <w:r>
-        <w:rPr>
-          <w:rFonts w:eastAsia="Calibri"/>
-          <w:i/>
-          <w:iCs/>
-          <w:highlight w:val="yellow"/>
-        </w:rPr>
-        <w:t/>
-      </w:r>
-      <w:r>
-        <w:rPr>
-          <w:rFonts w:eastAsia="Calibri"/>
-          <w:i/>
-          <w:iCs/>
-          <w:highlight w:val="yellow"/>
-        </w:rPr>
-        <w:t xml:space="preserve"/>
-      </w:r>
-      <w:r>
-        <w:rPr>
-          <w:rFonts w:eastAsia="Calibri"/>
-          <w:i/>
-          <w:iCs/>
-          <w:highlight w:val="yellow"/>
-        </w:rPr>
-        <w:t xml:space="preserve"/>
-      </w:r>
-    </w:p>
-    <w:p>
-      <w:pPr>
-        <w:jc w:val="both"/>
-        <w:rPr>
-          <w:rFonts w:eastAsia="Calibri"/>
-          <w:highlight w:val="yellow"/>
-        </w:rPr>
-      </w:pPr>
-    </w:p>
-    <w:p>
-      <w:pPr>
-        <w:jc w:val="both"/>
-        <w:rPr>
-          <w:rFonts w:eastAsia="Calibri"/>
-          <w:i/>
-          <w:iCs/>
-        </w:rPr>
-      </w:pPr>
-      <w:r>
-        <w:rPr>
-          <w:rFonts w:eastAsia="Calibri"/>
-          <w:i/>
-          <w:iCs/>
-          <w:highlight w:val="yellow"/>
-        </w:rPr>
-        <w:t xml:space="preserve">{{contractor_full_name}} ({{contractor_short_name}}), именуемое/ая в дальнейшем «Исполнитель», в лице {{contractor_signatory_name}}, действующего на основании {{contractor_signatory_basis}},</w:t>
-      </w:r>
-      <w:proofErr w:type="spellStart"/>
-      <w:r>
-        <w:rPr>
-          <w:rFonts w:eastAsia="Calibri"/>
-          <w:i/>
-          <w:iCs/>
-          <w:highlight w:val="yellow"/>
-        </w:rPr>
-        <w:t/>
-      </w:r>
-      <w:proofErr w:type="spellEnd"/>
-      <w:r>
-        <w:rPr>
-          <w:rFonts w:eastAsia="Calibri"/>
-          <w:i/>
-          <w:iCs/>
-          <w:highlight w:val="yellow"/>
-        </w:rPr>
-        <w:t xml:space="preserve"/>
-      </w:r>
-      <w:r>
-        <w:rPr>
-          <w:rStyle w:val="af4"/>
-          <w:i/>
-          <w:iCs/>
-        </w:rPr>
-      </w:r>
-    </w:p>
-    <w:p>
-      <w:pPr>
-        <w:jc w:val="both"/>
-        <w:rPr>
-          <w:rFonts w:eastAsia="Calibri"/>
-        </w:rPr>
-      </w:pPr>
-    </w:p>
-    <w:p>
-      <w:pPr>
-        <w:jc w:val="both"/>
-        <w:rPr>
-          <w:rFonts w:eastAsia="Calibri"/>
+        <w:t xml:space="preserve">.</w:t>
+      </w:r>
+    </w:p>
+    <w:p>
+      <w:pPr>
+        <w:jc w:val="center"/>
+      </w:pPr>
+      <w:r>
+        <w:rPr>
           <w:b/>
-          <w:bCs/>
-        </w:rPr>
-      </w:pPr>
-      <w:r>
-        <w:t xml:space="preserve">с одной стороны, и Всероссийская общественная молодежная организация «Всероссийский студенческий корпус спасателей» (ВСКС), в лице {{customer_signatory_position}} {{customer_signatory_name}}, действующего на основании Устава, именуемое в дальнейшем «Заказчик», с другой стороны, а вместе именуемые Стороны, заключили настоящий Договор о нижеследующем: </w:t>
-      </w:r>
-      <w:r>
-        <w:rPr>
-          <w:b/>
-          <w:bCs/>
-        </w:rPr>
-        <w:t/>
-      </w:r>
-      <w:r>
-        <w:t xml:space="preserve"/>
-      </w:r>
-      <w:proofErr w:type="spellStart"/>
-      <w:r>
-        <w:t/>
-      </w:r>
-      <w:proofErr w:type="spellEnd"/>
-      <w:r>
-        <w:t xml:space="preserve"/>
-      </w:r>
-      <w:r>
-        <w:t/>
-      </w:r>
-      <w:r>
-        <w:t/>
-      </w:r>
-      <w:r>
-        <w:t xml:space="preserve"/>
-      </w:r>
-      <w:r>
-        <w:t/>
-      </w:r>
-      <w:r>
-        <w:t/>
-      </w:r>
-      <w:r>
-        <w:t/>
-      </w:r>
-      <w:r>
-        <w:t xml:space="preserve"/>
-      </w:r>
-    </w:p>
-    <w:p>
-      <w:pPr>
-        <w:ind w:firstLine="709"/>
-        <w:jc w:val="center"/>
-      </w:pPr>
-      <w:r>
-        <w:rPr>
-          <w:b/>
-        </w:rPr>
-        <w:t>ОСНОВНЫЕ ПОНЯТИЯ, ИСПОЛЬЗУЕМЫЕ В ДОГОВОРЕ</w:t>
-      </w:r>
-    </w:p>
-    <w:p>
-      <w:pPr>
-        <w:ind w:firstLine="709"/>
-        <w:jc w:val="both"/>
-      </w:pPr>
-      <w:r>
-        <w:rPr>
-          <w:b/>
-        </w:rPr>
-        <w:t xml:space="preserve">Автомобили – </w:t>
-      </w:r>
-      <w:r>
-        <w:t>автотранспортные средства, принадлежащие Заказчику</w:t>
-      </w:r>
-      <w:r>
-        <w:t xml:space="preserve"> и/или находящиеся</w:t>
-      </w:r>
-      <w:r>
-        <w:t xml:space="preserve"> на законных основаниях</w:t>
-      </w:r>
-      <w:r>
-        <w:t xml:space="preserve"> у Заказчика</w:t>
-      </w:r>
-      <w:r>
-        <w:t xml:space="preserve">. </w:t>
-      </w:r>
-    </w:p>
-    <w:p>
-      <w:pPr>
-        <w:ind w:firstLine="709"/>
-        <w:jc w:val="both"/>
-      </w:pPr>
-      <w:r>
-        <w:rPr>
-          <w:b/>
-        </w:rPr>
-        <w:t xml:space="preserve">Запасные части – </w:t>
-      </w:r>
-      <w:r>
-        <w:t>изделия (оборудование, устройства и т.п.), аналогичные техническим элементам, входящим в состав автотранспортного средства.</w:t>
-      </w:r>
-    </w:p>
-    <w:p>
-      <w:pPr>
-        <w:ind w:firstLine="709"/>
-        <w:jc w:val="both"/>
-      </w:pPr>
-      <w:r>
-        <w:rPr>
-          <w:b/>
-        </w:rPr>
-        <w:t xml:space="preserve">Техническое обслуживание – </w:t>
-      </w:r>
-      <w:r>
-        <w:t>комплекс диагностических и профилактических работ</w:t>
-      </w:r>
-      <w:r>
-        <w:t xml:space="preserve"> (в т.ч. работ по </w:t>
-      </w:r>
-      <w:r>
-        <w:t>ремонту и дооснащению</w:t>
-      </w:r>
-      <w:r>
-        <w:t>)</w:t>
-      </w:r>
-      <w:r>
-        <w:t xml:space="preserve">, предусмотренных заводом-изготовителем для автотранспортных средств </w:t>
-      </w:r>
-      <w:r>
-        <w:t>соответствующей</w:t>
-      </w:r>
-      <w:r>
-        <w:t xml:space="preserve"> марки.</w:t>
-      </w:r>
-    </w:p>
-    <w:p>
-      <w:pPr>
-        <w:ind w:firstLine="709"/>
-        <w:jc w:val="both"/>
-      </w:pPr>
-      <w:r>
-        <w:rPr>
-          <w:b/>
-        </w:rPr>
-        <w:t>Ремонт –</w:t>
-      </w:r>
-      <w:r>
-        <w:t xml:space="preserve"> работы по устранению несоответствий технических и эксплуатационных характеристик автомобиля исходным требованиям, установленным заводом-изготовителем, вызванных износом автомобиля, </w:t>
-      </w:r>
-      <w:r>
-        <w:br/>
-      </w:r>
-      <w:r>
-        <w:t xml:space="preserve">дорожно-транспортным происшествием или заводским дефектом.  </w:t>
-      </w:r>
-    </w:p>
-    <w:p>
-      <w:pPr>
-        <w:jc w:val="center"/>
-      </w:pPr>
-      <w:r>
-        <w:rPr>
-          <w:b/>
-        </w:rPr>
-        <w:t>1.  ПРЕДМЕТ ДОГОВОРА</w:t>
-      </w:r>
-    </w:p>
-    <w:p>
-      <w:pPr>
-        <w:ind w:firstLine="709"/>
-        <w:jc w:val="both"/>
-      </w:pPr>
-      <w:r>
-        <w:t xml:space="preserve">1.1. Исполнитель обязуется осуществлять ремонт </w:t>
-      </w:r>
-      <w:r>
-        <w:t xml:space="preserve">и техническое обслуживание </w:t>
-      </w:r>
-      <w:r>
-        <w:t>принадлежащих</w:t>
-      </w:r>
-      <w:r>
-        <w:t xml:space="preserve"> </w:t>
-      </w:r>
-      <w:r>
-        <w:br/>
-      </w:r>
-      <w:r>
-        <w:t>и/или находящиеся на законных основаниях</w:t>
-      </w:r>
-      <w:r>
-        <w:t xml:space="preserve"> </w:t>
-      </w:r>
-      <w:r>
-        <w:t xml:space="preserve">у </w:t>
-      </w:r>
-      <w:r>
-        <w:t>Заказчик</w:t>
-      </w:r>
-      <w:r>
-        <w:t>а</w:t>
-      </w:r>
-      <w:r>
-        <w:t xml:space="preserve"> автомобилей, а Заказчик обязуется принимать и оплачивать результат выполненных работ.</w:t>
-      </w:r>
-    </w:p>
-    <w:p>
-      <w:pPr>
-        <w:ind w:firstLine="709"/>
-        <w:jc w:val="both"/>
-      </w:pPr>
-      <w:r>
-        <w:t>1.2. Конкретные наименования, объем и условия выполнения работ согласуются Сторонами дополнительно, в порядке, установленном настоящим Договором.</w:t>
-      </w:r>
-    </w:p>
-    <w:p>
-      <w:pPr>
-        <w:ind w:firstLine="709"/>
-        <w:jc w:val="both"/>
-      </w:pPr>
-      <w:r>
-        <w:t xml:space="preserve">1.3. Работы в рамках настоящего Договора выполняются Исполнителем по адресу: {{delivery_location}}.</w:t>
-      </w:r>
-      <w:r>
-        <w:t/>
-      </w:r>
-      <w:r>
-        <w:t xml:space="preserve"/>
-      </w:r>
-      <w:r>
-        <w:rPr>
-          <w:highlight w:val="yellow"/>
-        </w:rPr>
-        <w:t/>
-      </w:r>
-      <w:r>
-        <w:rPr>
-          <w:highlight w:val="yellow"/>
-        </w:rPr>
-        <w:t/>
-      </w:r>
-      <w:r>
-        <w:rPr>
-          <w:rStyle w:val="af4"/>
-        </w:rPr>
-      </w:r>
-    </w:p>
-    <w:p>
-      <w:pPr>
-        <w:jc w:val="center"/>
-      </w:pPr>
-      <w:r>
-        <w:rPr>
-          <w:b/>
         </w:rPr>
         <w:t>2.  ПОРЯДОК ВЫПОЛНЕНИЯ РАБОТ</w:t>
       </w:r>
@@ -713,14 +371,12 @@
         <w:ind w:firstLine="709"/>
         <w:rPr>
           <w:sz w:val="20"/>
-          <w:lang w:val="ru-RU"/>
         </w:rPr>
       </w:pPr>
       <w:r>
         <w:rPr>
           <w:color w:val="000000"/>
           <w:sz w:val="20"/>
-          <w:lang w:val="ru-RU"/>
         </w:rPr>
         <w:t xml:space="preserve">2.1. Работы по ремонту и техническому обслуживанию осуществляются Исполнителем на основании заявки Заказчика и оформляются виде заказ-наряда, подписываемого полномочными представителями Сторон. </w:t>
       </w:r>
@@ -731,14 +387,12 @@
         <w:ind w:firstLine="709"/>
         <w:rPr>
           <w:sz w:val="20"/>
-          <w:lang w:val="ru-RU"/>
         </w:rPr>
       </w:pPr>
       <w:r>
         <w:rPr>
           <w:color w:val="000000"/>
           <w:sz w:val="20"/>
-          <w:lang w:val="ru-RU"/>
         </w:rPr>
         <w:t xml:space="preserve">В заказ-наряде указываются следующие сведения: наименование модели автотранспортного средства, </w:t>
       </w:r>
@@ -746,7 +400,6 @@
         <w:rPr>
           <w:color w:val="000000"/>
           <w:sz w:val="20"/>
-          <w:lang w:val="ru-RU"/>
         </w:rPr>
         <w:br/>
       </w:r>
@@ -754,72 +407,83 @@
         <w:rPr>
           <w:color w:val="000000"/>
           <w:sz w:val="20"/>
-          <w:lang w:val="ru-RU"/>
-        </w:rPr>
-        <w:t>его государственный номер, номер кузова и шасси (</w:t>
+        </w:rPr>
+        <w:t xml:space="preserve">его государственный номер, номер кузова и шасси (VIN), предполагаемый объем работ, перечень запасных частей </w:t>
       </w:r>
       <w:r>
         <w:rPr>
           <w:color w:val="000000"/>
           <w:sz w:val="20"/>
         </w:rPr>
-        <w:t>VIN</w:t>
+        <w:br/>
       </w:r>
       <w:r>
         <w:rPr>
           <w:color w:val="000000"/>
           <w:sz w:val="20"/>
-          <w:lang w:val="ru-RU"/>
-        </w:rPr>
-        <w:t xml:space="preserve">), предполагаемый объем работ, перечень запасных частей </w:t>
-      </w:r>
+        </w:rPr>
+        <w:t xml:space="preserve">и материалов, необходимых для выполнения работ, сроки выполнения работ, а также иные сведения, указанные Исполнителем.</w:t>
+      </w:r>
+    </w:p>
+    <w:p>
+      <w:pPr>
+        <w:pStyle w:val="21"/>
+        <w:ind w:firstLine="709"/>
+        <w:rPr>
+          <w:sz w:val="20"/>
+        </w:rPr>
+      </w:pPr>
       <w:r>
         <w:rPr>
           <w:color w:val="000000"/>
           <w:sz w:val="20"/>
-          <w:lang w:val="ru-RU"/>
-        </w:rPr>
-        <w:br/>
+        </w:rPr>
+        <w:t xml:space="preserve">2.2.  Сроки передачи автомобилей для осуществления технического обслуживания и ремонта определяются Исполнителем самостоятельно и доводятся в письменной форме до сведения Заказчика. После получения Заказчиком информации о сроках оказания услуг, Заказчик или соглашается с такими сроками, или отказывается от услуг Исполнителя. В случае согласия на оказание услуг в рамках определенных Исполнителем сроков, Заказчик обязуется предоставить принадлежащие ему автомобили в распоряжение Исполнителя в сроки, указанные Исполнителем. </w:t>
       </w:r>
       <w:r>
         <w:rPr>
           <w:color w:val="000000"/>
           <w:sz w:val="20"/>
-          <w:lang w:val="ru-RU"/>
-        </w:rPr>
-        <w:t>и материалов, необходимых для выполнения работ,</w:t>
+        </w:rPr>
+        <w:br/>
       </w:r>
       <w:r>
         <w:rPr>
           <w:color w:val="000000"/>
           <w:sz w:val="20"/>
-          <w:lang w:val="ru-RU"/>
-        </w:rPr>
-        <w:t xml:space="preserve"> сроки выполнения работ,</w:t>
-      </w:r>
-      <w:r>
+        </w:rPr>
+        <w:t>В противном случае Исполнитель вправе назначить иной удобный ему срок передачи автомобилей для выполнения работ.</w:t>
+      </w:r>
+    </w:p>
+    <w:p>
+      <w:pPr>
+        <w:pStyle w:val="21"/>
+        <w:ind w:firstLine="709"/>
         <w:rPr>
           <w:color w:val="000000"/>
           <w:sz w:val="20"/>
-          <w:lang w:val="ru-RU"/>
-        </w:rPr>
-        <w:t xml:space="preserve"> а также иные сведения, указанные Исполнител</w:t>
-      </w:r>
+        </w:rPr>
+      </w:pPr>
       <w:r>
         <w:rPr>
           <w:color w:val="000000"/>
           <w:sz w:val="20"/>
-          <w:lang w:val="ru-RU"/>
-        </w:rPr>
-        <w:t>ем</w:t>
+        </w:rPr>
+        <w:t xml:space="preserve">2.3. Автомобили для выполнения работ передаются Исполнителю по Акту приема-передачи, подписываемому уполномоченными представителями Сторон, в котором указываются комплектность автотранспортного средства, видимые наружные повреждения и дефекты, сведения о предоставлении Заказчиком запасных частей и материалов </w:t>
       </w:r>
       <w:r>
         <w:rPr>
           <w:color w:val="000000"/>
           <w:sz w:val="20"/>
-          <w:lang w:val="ru-RU"/>
-        </w:rPr>
-        <w:t>.</w:t>
+        </w:rPr>
+        <w:br/>
+      </w:r>
+      <w:r>
+        <w:rPr>
+          <w:color w:val="000000"/>
+          <w:sz w:val="20"/>
+        </w:rPr>
+        <w:t xml:space="preserve">и т.п. </w:t>
       </w:r>
     </w:p>
     <w:p>
@@ -827,596 +491,124 @@
         <w:pStyle w:val="21"/>
         <w:ind w:firstLine="709"/>
         <w:rPr>
-          <w:sz w:val="20"/>
-          <w:lang w:val="ru-RU"/>
-        </w:rPr>
-      </w:pPr>
-      <w:r>
-        <w:rPr>
           <w:color w:val="000000"/>
           <w:sz w:val="20"/>
-          <w:lang w:val="ru-RU"/>
-        </w:rPr>
-        <w:t xml:space="preserve">2.2.  Сроки передачи автомобилей для осуществления технического обслуживания и ремонта определяются Исполнителем самостоятельно и доводятся </w:t>
-      </w:r>
+        </w:rPr>
+      </w:pPr>
       <w:r>
         <w:rPr>
           <w:color w:val="000000"/>
           <w:sz w:val="20"/>
-          <w:lang w:val="ru-RU"/>
-        </w:rPr>
-        <w:t>в</w:t>
-      </w:r>
-      <w:r>
+        </w:rPr>
+        <w:t xml:space="preserve">2.4. Об окончании выполнения работ и готовности автомобиля к выдаче Исполнитель письменно извещает Заказчика.</w:t>
+      </w:r>
+    </w:p>
+    <w:p>
+      <w:pPr>
+        <w:pStyle w:val="21"/>
+        <w:ind w:firstLine="709"/>
         <w:rPr>
           <w:color w:val="000000"/>
           <w:sz w:val="20"/>
-          <w:lang w:val="ru-RU"/>
-        </w:rPr>
-        <w:t xml:space="preserve"> письменной форме до сведения Заказчика.</w:t>
-      </w:r>
+        </w:rPr>
+      </w:pPr>
       <w:r>
         <w:rPr>
           <w:color w:val="000000"/>
           <w:sz w:val="20"/>
-          <w:lang w:val="ru-RU"/>
-        </w:rPr>
-        <w:t xml:space="preserve"> После получения Заказчиком информации о сроках оказания услуг, Заказчик или соглашается с такими сроками, или отказывается от услуг Исполнителя.</w:t>
-      </w:r>
-      <w:r>
+        </w:rPr>
+        <w:t xml:space="preserve">2.4.1. В момент выдачи автомобиля (по окончании выполнения Исполнителем работ) Стороны подписывают Акт приема-передачи (возврата) автомобиля. В момент выдачи автомобиля по итогам выполнения работ, Исполнитель предоставляет Заказчику подписанные со своей стороны акты сдачи-приемки выполненных работ, счет на оплату, счет-фактура (если применимо) или УПД.</w:t>
+      </w:r>
+    </w:p>
+    <w:p>
+      <w:pPr>
+        <w:pStyle w:val="21"/>
+        <w:ind w:firstLine="709"/>
         <w:rPr>
           <w:color w:val="000000"/>
           <w:sz w:val="20"/>
-          <w:lang w:val="ru-RU"/>
-        </w:rPr>
-        <w:t xml:space="preserve"> </w:t>
-      </w:r>
+        </w:rPr>
+      </w:pPr>
       <w:r>
         <w:rPr>
           <w:color w:val="000000"/>
           <w:sz w:val="20"/>
-          <w:lang w:val="ru-RU"/>
-        </w:rPr>
-        <w:t xml:space="preserve">В случае согласия на оказание услуг в рамках определенных Исполнителем сроков, </w:t>
+        </w:rPr>
+        <w:t xml:space="preserve">2.4.2. Заказчик принимает выполненные работы путем подписания со своей стороны акта сдачи-приемки выполненных работ (или УПД) в течение 10 (десяти) рабочих дней со дня получения от Исполнителя акта </w:t>
       </w:r>
       <w:r>
         <w:rPr>
           <w:color w:val="000000"/>
           <w:sz w:val="20"/>
-          <w:lang w:val="ru-RU"/>
-        </w:rPr>
-        <w:t xml:space="preserve">Заказчик обязуется предоставить принадлежащие ему автомобили в распоряжение Исполнителя в сроки, указанные Исполнителем. </w:t>
+        </w:rPr>
+        <w:br/>
       </w:r>
       <w:r>
         <w:rPr>
           <w:color w:val="000000"/>
           <w:sz w:val="20"/>
-          <w:lang w:val="ru-RU"/>
-        </w:rPr>
-        <w:br/>
+        </w:rPr>
+        <w:t xml:space="preserve">сдачи-приемки выполненных работ (или УПД). Заказчик вправе отказаться от принятия выполненных Исполнителем работ, направив Исполнителю мотивированный отказ от подписания акта сдачи-приемки выполненных работ </w:t>
       </w:r>
       <w:r>
         <w:rPr>
           <w:color w:val="000000"/>
           <w:sz w:val="20"/>
-          <w:lang w:val="ru-RU"/>
-        </w:rPr>
-        <w:t>В противном случае Исполнитель вправе назначить иной удобный ему срок передачи автомобилей для выполнения работ.</w:t>
-      </w:r>
-    </w:p>
-    <w:p>
-      <w:pPr>
-        <w:pStyle w:val="21"/>
-        <w:ind w:firstLine="709"/>
+        </w:rPr>
+        <w:br/>
+      </w:r>
+      <w:r>
         <w:rPr>
           <w:color w:val="000000"/>
           <w:sz w:val="20"/>
-          <w:lang w:val="ru-RU"/>
-        </w:rPr>
-      </w:pPr>
-      <w:r>
-        <w:rPr>
-          <w:color w:val="000000"/>
-          <w:sz w:val="20"/>
-          <w:lang w:val="ru-RU"/>
-        </w:rPr>
-        <w:t>2.</w:t>
-      </w:r>
-      <w:r>
-        <w:rPr>
-          <w:color w:val="000000"/>
-          <w:sz w:val="20"/>
-          <w:lang w:val="ru-RU"/>
-        </w:rPr>
-        <w:t>3</w:t>
-      </w:r>
-      <w:r>
-        <w:rPr>
-          <w:color w:val="000000"/>
-          <w:sz w:val="20"/>
-          <w:lang w:val="ru-RU"/>
-        </w:rPr>
-        <w:t xml:space="preserve">. Автомобили для выполнения работ передаются Исполнителю по Акту приема-передачи, подписываемому уполномоченными представителями Сторон, в котором указываются комплектность автотранспортного средства, видимые наружные повреждения и дефекты, сведения о предоставлении Заказчиком запасных частей и материалов </w:t>
-      </w:r>
-      <w:r>
-        <w:rPr>
-          <w:color w:val="000000"/>
-          <w:sz w:val="20"/>
-          <w:lang w:val="ru-RU"/>
-        </w:rPr>
-        <w:br/>
-      </w:r>
-      <w:r>
-        <w:rPr>
-          <w:color w:val="000000"/>
-          <w:sz w:val="20"/>
-          <w:lang w:val="ru-RU"/>
-        </w:rPr>
-        <w:t xml:space="preserve">и т.п. </w:t>
-      </w:r>
-    </w:p>
-    <w:p>
-      <w:pPr>
-        <w:pStyle w:val="21"/>
-        <w:ind w:firstLine="709"/>
-        <w:rPr>
-          <w:color w:val="000000"/>
-          <w:sz w:val="20"/>
-          <w:lang w:val="ru-RU"/>
-        </w:rPr>
-      </w:pPr>
-      <w:r>
-        <w:rPr>
-          <w:color w:val="000000"/>
-          <w:sz w:val="20"/>
-          <w:lang w:val="ru-RU"/>
-        </w:rPr>
-        <w:t xml:space="preserve">2.4. </w:t>
-      </w:r>
-      <w:r>
-        <w:rPr>
-          <w:color w:val="000000"/>
-          <w:sz w:val="20"/>
-          <w:lang w:val="ru-RU"/>
-        </w:rPr>
-        <w:t xml:space="preserve">Об окончании </w:t>
-      </w:r>
-      <w:r>
-        <w:rPr>
-          <w:color w:val="000000"/>
-          <w:sz w:val="20"/>
-          <w:lang w:val="ru-RU"/>
-        </w:rPr>
-        <w:t>выполнения работ</w:t>
-      </w:r>
-      <w:r>
-        <w:rPr>
-          <w:color w:val="000000"/>
-          <w:sz w:val="20"/>
-          <w:lang w:val="ru-RU"/>
-        </w:rPr>
-        <w:t xml:space="preserve"> и готовности автомобиля к выдаче Исполнитель </w:t>
-      </w:r>
-      <w:r>
-        <w:rPr>
-          <w:color w:val="000000"/>
-          <w:sz w:val="20"/>
-          <w:lang w:val="ru-RU"/>
-        </w:rPr>
-        <w:t xml:space="preserve">письменно </w:t>
-      </w:r>
-      <w:r>
-        <w:rPr>
-          <w:color w:val="000000"/>
-          <w:sz w:val="20"/>
-          <w:lang w:val="ru-RU"/>
-        </w:rPr>
-        <w:t>извещает Заказчика</w:t>
-      </w:r>
-      <w:r>
-        <w:rPr>
-          <w:color w:val="000000"/>
-          <w:sz w:val="20"/>
-          <w:lang w:val="ru-RU"/>
-        </w:rPr>
-        <w:t>.</w:t>
-      </w:r>
-    </w:p>
-    <w:p>
-      <w:pPr>
-        <w:pStyle w:val="21"/>
-        <w:ind w:firstLine="709"/>
-        <w:rPr>
-          <w:color w:val="000000"/>
-          <w:sz w:val="20"/>
-          <w:lang w:val="ru-RU"/>
-        </w:rPr>
-      </w:pPr>
-      <w:r>
-        <w:rPr>
-          <w:color w:val="000000"/>
-          <w:sz w:val="20"/>
-          <w:lang w:val="ru-RU"/>
-        </w:rPr>
-        <w:t xml:space="preserve">2.4.1. </w:t>
-      </w:r>
-      <w:r>
-        <w:rPr>
-          <w:color w:val="000000"/>
-          <w:sz w:val="20"/>
-          <w:lang w:val="ru-RU"/>
-        </w:rPr>
-        <w:t>В момент выдачи автомобиля</w:t>
-      </w:r>
-      <w:r>
-        <w:rPr>
-          <w:color w:val="000000"/>
-          <w:sz w:val="20"/>
-          <w:lang w:val="ru-RU"/>
-        </w:rPr>
-        <w:t xml:space="preserve"> (по окончании выполнения Исполнителем работ)</w:t>
-      </w:r>
-      <w:r>
-        <w:rPr>
-          <w:color w:val="000000"/>
-          <w:sz w:val="20"/>
-          <w:lang w:val="ru-RU"/>
-        </w:rPr>
-        <w:t xml:space="preserve"> </w:t>
-      </w:r>
-      <w:r>
-        <w:rPr>
-          <w:color w:val="000000"/>
-          <w:sz w:val="20"/>
-          <w:lang w:val="ru-RU"/>
-        </w:rPr>
-        <w:t>С</w:t>
-      </w:r>
-      <w:r>
-        <w:rPr>
-          <w:color w:val="000000"/>
-          <w:sz w:val="20"/>
-          <w:lang w:val="ru-RU"/>
-        </w:rPr>
-        <w:t xml:space="preserve">тороны подписывают Акт приема-передачи (возврата) автомобиля. В момент выдачи автомобиля по итогам выполнения работ, Исполнитель предоставляет Заказчику подписанные </w:t>
-      </w:r>
-      <w:r>
-        <w:rPr>
-          <w:color w:val="000000"/>
-          <w:sz w:val="20"/>
-          <w:lang w:val="ru-RU"/>
-        </w:rPr>
-        <w:t>со своей стороны</w:t>
-      </w:r>
-      <w:r>
-        <w:rPr>
-          <w:color w:val="000000"/>
-          <w:sz w:val="20"/>
-          <w:lang w:val="ru-RU"/>
-        </w:rPr>
-        <w:t xml:space="preserve"> акт</w:t>
-      </w:r>
-      <w:r>
-        <w:rPr>
-          <w:color w:val="000000"/>
-          <w:sz w:val="20"/>
-          <w:lang w:val="ru-RU"/>
-        </w:rPr>
-        <w:t>ы</w:t>
-      </w:r>
-      <w:r>
-        <w:rPr>
-          <w:color w:val="000000"/>
-          <w:sz w:val="20"/>
-          <w:lang w:val="ru-RU"/>
-        </w:rPr>
-        <w:t xml:space="preserve"> </w:t>
-      </w:r>
-      <w:r>
-        <w:rPr>
-          <w:color w:val="000000"/>
-          <w:sz w:val="20"/>
-          <w:lang w:val="ru-RU"/>
-        </w:rPr>
-        <w:t xml:space="preserve">сдачи-приемки </w:t>
-      </w:r>
-      <w:r>
-        <w:rPr>
-          <w:color w:val="000000"/>
-          <w:sz w:val="20"/>
-          <w:lang w:val="ru-RU"/>
-        </w:rPr>
-        <w:t>выполненных работ</w:t>
-      </w:r>
-      <w:r>
-        <w:rPr>
-          <w:color w:val="000000"/>
-          <w:sz w:val="20"/>
-          <w:lang w:val="ru-RU"/>
-        </w:rPr>
-        <w:t>,</w:t>
-      </w:r>
-      <w:r>
-        <w:rPr>
-          <w:color w:val="000000"/>
-          <w:sz w:val="20"/>
-          <w:lang w:val="ru-RU"/>
-        </w:rPr>
-        <w:t xml:space="preserve"> счет на оплату, счет-фактура</w:t>
-      </w:r>
-      <w:r>
-        <w:rPr>
-          <w:color w:val="000000"/>
-          <w:sz w:val="20"/>
-          <w:lang w:val="ru-RU"/>
-        </w:rPr>
-        <w:t xml:space="preserve"> (если применимо)</w:t>
-      </w:r>
-      <w:r>
-        <w:rPr>
-          <w:color w:val="000000"/>
-          <w:sz w:val="20"/>
-          <w:lang w:val="ru-RU"/>
-        </w:rPr>
-        <w:t xml:space="preserve"> или УПД</w:t>
-      </w:r>
-      <w:r>
-        <w:rPr>
-          <w:color w:val="000000"/>
-          <w:sz w:val="20"/>
-          <w:lang w:val="ru-RU"/>
-        </w:rPr>
-        <w:t>.</w:t>
-      </w:r>
-    </w:p>
-    <w:p>
-      <w:pPr>
-        <w:pStyle w:val="21"/>
-        <w:ind w:firstLine="709"/>
-        <w:rPr>
-          <w:color w:val="000000"/>
-          <w:sz w:val="20"/>
-          <w:lang w:val="ru-RU"/>
-        </w:rPr>
-      </w:pPr>
-      <w:r>
-        <w:rPr>
-          <w:color w:val="000000"/>
-          <w:sz w:val="20"/>
-          <w:lang w:val="ru-RU"/>
-        </w:rPr>
-        <w:t xml:space="preserve">2.4.2. </w:t>
-      </w:r>
-      <w:r>
-        <w:rPr>
-          <w:color w:val="000000"/>
-          <w:sz w:val="20"/>
-          <w:lang w:val="ru-RU"/>
-        </w:rPr>
-        <w:t xml:space="preserve">Заказчик принимает выполненные работы путем подписания со своей стороны акта </w:t>
-      </w:r>
-      <w:r>
-        <w:rPr>
-          <w:color w:val="000000"/>
-          <w:sz w:val="20"/>
-          <w:lang w:val="ru-RU"/>
-        </w:rPr>
-        <w:t xml:space="preserve">сдачи-приемки </w:t>
-      </w:r>
-      <w:r>
-        <w:rPr>
-          <w:color w:val="000000"/>
-          <w:sz w:val="20"/>
-          <w:lang w:val="ru-RU"/>
-        </w:rPr>
-        <w:t xml:space="preserve">выполненных работ (или УПД) в течение </w:t>
-      </w:r>
-      <w:r>
-        <w:rPr>
-          <w:color w:val="000000"/>
-          <w:sz w:val="20"/>
-          <w:lang w:val="ru-RU"/>
-        </w:rPr>
-        <w:t>10 (десяти)</w:t>
-      </w:r>
-      <w:r>
-        <w:rPr>
-          <w:color w:val="000000"/>
-          <w:sz w:val="20"/>
-          <w:lang w:val="ru-RU"/>
-        </w:rPr>
-        <w:t xml:space="preserve"> рабочих дней со дня получения от Исполнителя акта </w:t>
-      </w:r>
-      <w:r>
-        <w:rPr>
-          <w:color w:val="000000"/>
-          <w:sz w:val="20"/>
-          <w:lang w:val="ru-RU"/>
-        </w:rPr>
-        <w:br/>
-      </w:r>
-      <w:r>
-        <w:rPr>
-          <w:color w:val="000000"/>
-          <w:sz w:val="20"/>
-          <w:lang w:val="ru-RU"/>
-        </w:rPr>
-        <w:t xml:space="preserve">сдачи-приемки </w:t>
-      </w:r>
-      <w:r>
-        <w:rPr>
-          <w:color w:val="000000"/>
-          <w:sz w:val="20"/>
-          <w:lang w:val="ru-RU"/>
-        </w:rPr>
-        <w:t>выполненных работ (или УПД)</w:t>
-      </w:r>
-      <w:r>
-        <w:rPr>
-          <w:color w:val="000000"/>
-          <w:sz w:val="20"/>
-          <w:lang w:val="ru-RU"/>
-        </w:rPr>
-        <w:t>.</w:t>
-      </w:r>
-      <w:r>
-        <w:rPr>
-          <w:color w:val="000000"/>
-          <w:sz w:val="20"/>
-          <w:lang w:val="ru-RU"/>
-        </w:rPr>
-        <w:t xml:space="preserve"> Заказчик вправе отказаться от принятия выполненных Исполнителем работ, направив Исполнителю мотивированный отказ от подписания </w:t>
-      </w:r>
-      <w:r>
-        <w:rPr>
-          <w:color w:val="000000"/>
-          <w:sz w:val="20"/>
-          <w:lang w:val="ru-RU"/>
-        </w:rPr>
-        <w:t xml:space="preserve">акта </w:t>
-      </w:r>
-      <w:r>
-        <w:rPr>
-          <w:color w:val="000000"/>
-          <w:sz w:val="20"/>
-          <w:lang w:val="ru-RU"/>
-        </w:rPr>
-        <w:t xml:space="preserve">сдачи-приемки </w:t>
-      </w:r>
-      <w:r>
-        <w:rPr>
-          <w:color w:val="000000"/>
-          <w:sz w:val="20"/>
-          <w:lang w:val="ru-RU"/>
-        </w:rPr>
-        <w:t xml:space="preserve">выполненных работ </w:t>
-      </w:r>
-      <w:r>
-        <w:rPr>
-          <w:color w:val="000000"/>
-          <w:sz w:val="20"/>
-          <w:lang w:val="ru-RU"/>
-        </w:rPr>
-        <w:br/>
-      </w:r>
-      <w:r>
-        <w:rPr>
-          <w:color w:val="000000"/>
-          <w:sz w:val="20"/>
-          <w:lang w:val="ru-RU"/>
-        </w:rPr>
-        <w:t>(или УПД)</w:t>
-      </w:r>
-      <w:r>
-        <w:rPr>
-          <w:color w:val="000000"/>
-          <w:sz w:val="20"/>
-          <w:lang w:val="ru-RU"/>
-        </w:rPr>
-        <w:t>.</w:t>
-      </w:r>
-    </w:p>
-    <w:p>
-      <w:pPr>
-        <w:ind w:firstLine="709"/>
-        <w:jc w:val="both"/>
-      </w:pPr>
-      <w:r>
-        <w:t>2.</w:t>
-      </w:r>
-      <w:r>
-        <w:t>5</w:t>
-      </w:r>
-      <w:r>
-        <w:t xml:space="preserve">. Сроки выполнения работ устанавливаются Исполнителем самостоятельно исходя из вида, объема </w:t>
-      </w:r>
-      <w:r>
-        <w:br/>
-      </w:r>
-      <w:r>
-        <w:t>и сложности выполняемых работ и согласовываются с Заказчиком. Срок выполнения работ может быть продлен Исполнителем</w:t>
-      </w:r>
-      <w:r>
-        <w:t xml:space="preserve"> только при согласовании с Заказчиком</w:t>
-      </w:r>
-      <w:r>
-        <w:t xml:space="preserve"> в случае отсутствия необходимых запасных частей, комплектующих и т.п. и/или в случае, когда по своему характеру выполняемые работы являются технически </w:t>
+        </w:rPr>
+        <w:t xml:space="preserve">(или УПД).</w:t>
+      </w:r>
+    </w:p>
+    <w:p>
+      <w:pPr>
+        <w:ind w:firstLine="709"/>
+        <w:jc w:val="both"/>
+      </w:pPr>
+      <w:r>
+        <w:t xml:space="preserve">2.5. Сроки выполнения работ устанавливаются Исполнителем самостоятельно исходя из вида, объема </w:t>
+      </w:r>
+      <w:r>
+        <w:br/>
+      </w:r>
+      <w:r>
+        <w:t xml:space="preserve">и сложности выполняемых работ и согласовываются с Заказчиком. Срок выполнения работ может быть продлен Исполнителем только при согласовании с Заказчиком в случае отсутствия необходимых запасных частей, комплектующих и т.п. и/или в случае, когда по своему характеру выполняемые работы являются технически </w:t>
       </w:r>
       <w:r>
         <w:lastRenderedPageBreak/>
         <w:t>сложными и долгосрочными.</w:t>
       </w:r>
       <w:r>
-        <w:t xml:space="preserve"> В случае необходимости изменения сроков выполнения работ, Стороны подписывают обновленный заказ-наряд с указанием новых согласованных Сторонами сроков.</w:t>
-      </w:r>
-      <w:r>
-        <w:t xml:space="preserve"> </w:t>
-      </w:r>
-    </w:p>
-    <w:p>
-      <w:pPr>
-        <w:ind w:firstLine="709"/>
-        <w:jc w:val="both"/>
-      </w:pPr>
-      <w:r>
-        <w:t>2.</w:t>
-      </w:r>
-      <w:r>
-        <w:t>6</w:t>
-      </w:r>
-      <w:r>
-        <w:t xml:space="preserve">. В случае обнаружения в процессе выполнения работ, указанных в заказ-наряде, скрытого дефекта, </w:t>
-      </w:r>
-      <w:r>
-        <w:br/>
-      </w:r>
-      <w:r>
-        <w:t xml:space="preserve">не устранение которого затрудняет или делает невозможным дальнейшее выполнение работ, Исполнитель приостанавливает работы и составляет Акт о наличии скрытого дефекта, устранение которого подлежит согласованию с Заказчиком. </w:t>
-      </w:r>
-      <w:r>
-        <w:t xml:space="preserve">В случае согласования Заказчиком устранения скрытого дефекта, Исполнитель формирует </w:t>
-      </w:r>
-      <w:r>
-        <w:t>обновленный</w:t>
-      </w:r>
-      <w:r>
-        <w:t xml:space="preserve"> заказ-наряд, который отображает согласованную Сторонами информацию по объемам</w:t>
-      </w:r>
-      <w:r>
-        <w:t>, срокам</w:t>
-      </w:r>
-      <w:r>
-        <w:t xml:space="preserve"> и стоимости выполнения работ по соответствующему автомобилю</w:t>
-      </w:r>
-      <w:r>
-        <w:t>.</w:t>
-      </w:r>
-    </w:p>
-    <w:p>
-      <w:pPr>
-        <w:ind w:firstLine="709"/>
-        <w:jc w:val="both"/>
-      </w:pPr>
-      <w:r>
-        <w:t xml:space="preserve">В случае неполучения согласия Заказчика на устранение выявленного дефекта и, соответственно, на внесение изменений в заказ-наряд в течение </w:t>
-      </w:r>
-      <w:r>
-        <w:t>5 (</w:t>
-      </w:r>
-      <w:r>
-        <w:t>пяти</w:t>
-      </w:r>
-      <w:r>
-        <w:t>)</w:t>
-      </w:r>
-      <w:r>
-        <w:t xml:space="preserve"> </w:t>
-      </w:r>
-      <w:r>
-        <w:t>рабочих дней</w:t>
-      </w:r>
-      <w:r>
-        <w:t xml:space="preserve"> с даты извещения, Исполнитель имеет право без применения к нему каких-либо мер ответственности отказаться от исполнения работ по данному заказ-наряду, если дальнейшее его исполнение невозможно без устранения выявленного скрытого дефекта. В этом случае Заказчик оплачивает стоимость фактически выполненных Исполнителем работ до момента обнаружения скрытого дефекта.</w:t>
+        <w:t xml:space="preserve"> В случае необходимости изменения сроков выполнения работ, Стороны подписывают обновленный заказ-наряд с указанием новых согласованных Сторонами сроков. </w:t>
+      </w:r>
+    </w:p>
+    <w:p>
+      <w:pPr>
+        <w:ind w:firstLine="709"/>
+        <w:jc w:val="both"/>
+      </w:pPr>
+      <w:r>
+        <w:t xml:space="preserve">2.6. В случае обнаружения в процессе выполнения работ, указанных в заказ-наряде, скрытого дефекта, </w:t>
+      </w:r>
+      <w:r>
+        <w:br/>
+      </w:r>
+      <w:r>
+        <w:t xml:space="preserve">не устранение которого затрудняет или делает невозможным дальнейшее выполнение работ, Исполнитель приостанавливает работы и составляет Акт о наличии скрытого дефекта, устранение которого подлежит согласованию с Заказчиком. В случае согласования Заказчиком устранения скрытого дефекта, Исполнитель формирует обновленный заказ-наряд, который отображает согласованную Сторонами информацию по объемам, срокам и стоимости выполнения работ по соответствующему автомобилю.</w:t>
+      </w:r>
+    </w:p>
+    <w:p>
+      <w:pPr>
+        <w:ind w:firstLine="709"/>
+        <w:jc w:val="both"/>
+      </w:pPr>
+      <w:r>
+        <w:t xml:space="preserve">В случае неполучения согласия Заказчика на устранение выявленного дефекта и, соответственно, на внесение изменений в заказ-наряд в течение 5 (пяти) рабочих дней с даты извещения, Исполнитель имеет право без применения к нему каких-либо мер ответственности отказаться от исполнения работ по данному заказ-наряду, если дальнейшее его исполнение невозможно без устранения выявленного скрытого дефекта. В этом случае Заказчик оплачивает стоимость фактически выполненных Исполнителем работ до момента обнаружения скрытого дефекта.</w:t>
       </w:r>
     </w:p>
     <w:p>
@@ -1440,28 +632,16 @@
         <w:jc w:val="both"/>
       </w:pPr>
       <w:r>
-        <w:t>2.</w:t>
-      </w:r>
-      <w:r>
-        <w:t>6</w:t>
-      </w:r>
-      <w:r>
-        <w:t xml:space="preserve">. Принятие Заказчиком результата работ осуществляется путем проверки полноты и качества выполненной работы. </w:t>
-      </w:r>
-    </w:p>
-    <w:p>
-      <w:pPr>
-        <w:ind w:firstLine="709"/>
-        <w:jc w:val="both"/>
-      </w:pPr>
-      <w:r>
-        <w:t>Работы считаются принятыми Заказчиком после проставления в заказ-наряде и акте сдачи-приемки выполненных работ</w:t>
-      </w:r>
-      <w:r>
-        <w:t xml:space="preserve"> (или УПД)</w:t>
-      </w:r>
-      <w:r>
-        <w:t xml:space="preserve"> соответствующей отметки за подписями уполномоченных представителей Сторон.  </w:t>
+        <w:t xml:space="preserve">2.6. Принятие Заказчиком результата работ осуществляется путем проверки полноты и качества выполненной работы. </w:t>
+      </w:r>
+    </w:p>
+    <w:p>
+      <w:pPr>
+        <w:ind w:firstLine="709"/>
+        <w:jc w:val="both"/>
+      </w:pPr>
+      <w:r>
+        <w:t xml:space="preserve">Работы считаются принятыми Заказчиком после проставления в заказ-наряде и акте сдачи-приемки выполненных работ (или УПД) соответствующей отметки за подписями уполномоченных представителей Сторон.  </w:t>
       </w:r>
     </w:p>
     <w:p>
@@ -1477,91 +657,7 @@
         <w:rPr>
           <w:sz w:val="20"/>
         </w:rPr>
-        <w:t>2.</w:t>
-      </w:r>
-      <w:r>
-        <w:rPr>
-          <w:sz w:val="20"/>
-        </w:rPr>
-        <w:t>7</w:t>
-      </w:r>
-      <w:r>
-        <w:rPr>
-          <w:sz w:val="20"/>
-        </w:rPr>
-        <w:t>. В случае не подписания заказ-наряда и акта сдачи-приемки выполненных работ</w:t>
-      </w:r>
-      <w:r>
-        <w:rPr>
-          <w:sz w:val="20"/>
-        </w:rPr>
-        <w:t xml:space="preserve"> (или УПД)</w:t>
-      </w:r>
-      <w:r>
-        <w:rPr>
-          <w:sz w:val="20"/>
-        </w:rPr>
-        <w:t xml:space="preserve"> и отсутствия письменного мотивированного отказа Заказчика от приемки работ (части работ) в течение </w:t>
-      </w:r>
-      <w:r>
-        <w:rPr>
-          <w:sz w:val="20"/>
-        </w:rPr>
-        <w:t>10</w:t>
-      </w:r>
-      <w:r>
-        <w:rPr>
-          <w:sz w:val="20"/>
-        </w:rPr>
-        <w:t xml:space="preserve"> (</w:t>
-      </w:r>
-      <w:r>
-        <w:rPr>
-          <w:sz w:val="20"/>
-        </w:rPr>
-        <w:t>Десяти</w:t>
-      </w:r>
-      <w:r>
-        <w:rPr>
-          <w:sz w:val="20"/>
-        </w:rPr>
-        <w:t xml:space="preserve">) рабочих дней со дня предоставления </w:t>
-      </w:r>
-      <w:r>
-        <w:rPr>
-          <w:sz w:val="20"/>
-        </w:rPr>
-        <w:t xml:space="preserve">окончательного (после проведения всех работ по Заявке) </w:t>
-      </w:r>
-      <w:r>
-        <w:rPr>
-          <w:sz w:val="20"/>
-        </w:rPr>
-        <w:t>заказ-наряда</w:t>
-      </w:r>
-      <w:r>
-        <w:rPr>
-          <w:sz w:val="20"/>
-        </w:rPr>
-        <w:t xml:space="preserve"> и акта </w:t>
-      </w:r>
-      <w:r>
-        <w:rPr>
-          <w:sz w:val="20"/>
-        </w:rPr>
-        <w:t>сдачи-приемки выполненных работ</w:t>
-      </w:r>
-      <w:r>
-        <w:rPr>
-          <w:sz w:val="20"/>
-        </w:rPr>
-        <w:t xml:space="preserve"> (или УПД)</w:t>
-      </w:r>
-      <w:r>
-        <w:rPr>
-          <w:sz w:val="20"/>
-        </w:rPr>
-        <w:t xml:space="preserve"> Исполнителем, работа считается принятой Заказчиком без замечаний, а составленный в одностороннем порядке Акт будет иметь юридическую силу.</w:t>
+        <w:t xml:space="preserve">2.7. В случае не подписания заказ-наряда и акта сдачи-приемки выполненных работ (или УПД) и отсутствия письменного мотивированного отказа Заказчика от приемки работ (части работ) в течение 10 (Десяти) рабочих дней со дня предоставления окончательного (после проведения всех работ по Заявке) заказ-наряда и акта сдачи-приемки выполненных работ (или УПД) Исполнителем, работа считается принятой Заказчиком без замечаний, а составленный в одностороннем порядке Акт будет иметь юридическую силу.</w:t>
       </w:r>
     </w:p>
     <w:p>
@@ -1627,13 +723,11 @@
         <w:ind w:firstLine="709"/>
         <w:rPr>
           <w:sz w:val="20"/>
-          <w:lang w:val="ru-RU"/>
-        </w:rPr>
-      </w:pPr>
-      <w:r>
-        <w:rPr>
-          <w:sz w:val="20"/>
-          <w:lang w:val="ru-RU"/>
+        </w:rPr>
+      </w:pPr>
+      <w:r>
+        <w:rPr>
+          <w:sz w:val="20"/>
         </w:rPr>
         <w:t>3.1.2. выполнять предусмотренные настоящим Договором работы с использованием своих запасных частей, материалов, оборудования, агрегатов, аксессуаров.</w:t>
       </w:r>
@@ -1644,13 +738,11 @@
         <w:ind w:firstLine="709"/>
         <w:rPr>
           <w:sz w:val="20"/>
-          <w:lang w:val="ru-RU"/>
-        </w:rPr>
-      </w:pPr>
-      <w:r>
-        <w:rPr>
-          <w:sz w:val="20"/>
-          <w:lang w:val="ru-RU"/>
+        </w:rPr>
+      </w:pPr>
+      <w:r>
+        <w:rPr>
+          <w:sz w:val="20"/>
         </w:rPr>
         <w:t xml:space="preserve">По согласованию Сторон Заказчик вправе предоставить свои материалы, запасные части, оборудование, агрегаты, аксессуары для проведения работ; </w:t>
       </w:r>
@@ -1661,78 +753,13 @@
         <w:ind w:firstLine="709"/>
         <w:rPr>
           <w:sz w:val="20"/>
-          <w:lang w:val="ru-RU"/>
-        </w:rPr>
-      </w:pPr>
-      <w:r>
-        <w:rPr>
-          <w:sz w:val="20"/>
-          <w:lang w:val="ru-RU"/>
-        </w:rPr>
-        <w:t xml:space="preserve">3.1.3. уведомлять Заказчика об окончании выполнения работ в течение </w:t>
-      </w:r>
-      <w:r>
-        <w:rPr>
-          <w:sz w:val="20"/>
-          <w:lang w:val="ru-RU"/>
-        </w:rPr>
-        <w:t>1 (</w:t>
-      </w:r>
-      <w:r>
-        <w:rPr>
-          <w:sz w:val="20"/>
-          <w:lang w:val="ru-RU"/>
-        </w:rPr>
-        <w:t>одного</w:t>
-      </w:r>
-      <w:r>
-        <w:rPr>
-          <w:sz w:val="20"/>
-          <w:lang w:val="ru-RU"/>
-        </w:rPr>
-        <w:t>)</w:t>
-      </w:r>
-      <w:r>
-        <w:rPr>
-          <w:sz w:val="20"/>
-          <w:lang w:val="ru-RU"/>
-        </w:rPr>
-        <w:t xml:space="preserve"> рабочего дня в устной форме (по телефону, указанному в п.11 настоящего Договора) или письменной форме (</w:t>
-      </w:r>
-      <w:r>
-        <w:rPr>
-          <w:sz w:val="20"/>
-          <w:lang w:val="ru-RU"/>
-        </w:rPr>
-        <w:t>по адресу электронной почты,</w:t>
-      </w:r>
-      <w:r>
-        <w:rPr>
-          <w:sz w:val="20"/>
-          <w:lang w:val="ru-RU"/>
-        </w:rPr>
-        <w:t xml:space="preserve"> указанн</w:t>
-      </w:r>
-      <w:r>
-        <w:rPr>
-          <w:sz w:val="20"/>
-          <w:lang w:val="ru-RU"/>
-        </w:rPr>
-        <w:t>ому</w:t>
-      </w:r>
-      <w:r>
-        <w:rPr>
-          <w:sz w:val="20"/>
-          <w:lang w:val="ru-RU"/>
-        </w:rPr>
-        <w:t xml:space="preserve"> в п.11 настоящего Договора)</w:t>
-      </w:r>
-      <w:r>
-        <w:rPr>
-          <w:sz w:val="20"/>
-          <w:lang w:val="ru-RU"/>
-        </w:rPr>
-        <w:t>;</w:t>
+        </w:rPr>
+      </w:pPr>
+      <w:r>
+        <w:rPr>
+          <w:sz w:val="20"/>
+        </w:rPr>
+        <w:t xml:space="preserve">3.1.3. уведомлять Заказчика об окончании выполнения работ в течение 1 (одного) рабочего дня в устной форме (по телефону, указанному в п.11 настоящего Договора) или письменной форме (по адресу электронной почты, указанному в п.11 настоящего Договора);</w:t>
       </w:r>
     </w:p>
     <w:p>
@@ -1741,69 +768,23 @@
         <w:ind w:firstLine="709"/>
         <w:rPr>
           <w:sz w:val="20"/>
-          <w:lang w:val="ru-RU"/>
-        </w:rPr>
-      </w:pPr>
-      <w:r>
-        <w:rPr>
-          <w:sz w:val="20"/>
-          <w:lang w:val="ru-RU"/>
-        </w:rPr>
-        <w:t>3.1.4. о</w:t>
-      </w:r>
-      <w:r>
-        <w:rPr>
-          <w:sz w:val="20"/>
-          <w:lang w:val="ru-RU"/>
-        </w:rPr>
-        <w:t xml:space="preserve">бладать допусками и разрешениями, необходимыми для </w:t>
-      </w:r>
-      <w:r>
-        <w:rPr>
-          <w:sz w:val="20"/>
-          <w:lang w:val="ru-RU"/>
-        </w:rPr>
-        <w:t>выполнени</w:t>
-      </w:r>
-      <w:r>
-        <w:rPr>
-          <w:sz w:val="20"/>
-          <w:lang w:val="ru-RU"/>
-        </w:rPr>
-        <w:t>я</w:t>
-      </w:r>
-      <w:r>
-        <w:rPr>
-          <w:sz w:val="20"/>
-          <w:lang w:val="ru-RU"/>
-        </w:rPr>
-        <w:t xml:space="preserve"> соответствующих видов </w:t>
-      </w:r>
-      <w:r>
-        <w:rPr>
-          <w:sz w:val="20"/>
-          <w:lang w:val="ru-RU"/>
-        </w:rPr>
-        <w:t>работ</w:t>
-      </w:r>
-      <w:r>
-        <w:rPr>
-          <w:sz w:val="20"/>
-          <w:lang w:val="ru-RU"/>
-        </w:rPr>
-        <w:t xml:space="preserve"> </w:t>
-      </w:r>
-      <w:r>
-        <w:rPr>
-          <w:sz w:val="20"/>
-          <w:lang w:val="ru-RU"/>
-        </w:rPr>
-        <w:br/>
-      </w:r>
-      <w:r>
-        <w:rPr>
-          <w:sz w:val="20"/>
-          <w:lang w:val="ru-RU"/>
+        </w:rPr>
+      </w:pPr>
+      <w:r>
+        <w:rPr>
+          <w:sz w:val="20"/>
+        </w:rPr>
+        <w:t xml:space="preserve">3.1.4. обладать допусками и разрешениями, необходимыми для выполнения соответствующих видов работ </w:t>
+      </w:r>
+      <w:r>
+        <w:rPr>
+          <w:sz w:val="20"/>
+        </w:rPr>
+        <w:br/>
+      </w:r>
+      <w:r>
+        <w:rPr>
+          <w:sz w:val="20"/>
         </w:rPr>
         <w:t>в соответствии с законодательством Российской Федерации.</w:t>
       </w:r>
@@ -1814,64 +795,25 @@
         <w:ind w:firstLine="709"/>
         <w:rPr>
           <w:sz w:val="20"/>
-          <w:lang w:val="ru-RU"/>
-        </w:rPr>
-      </w:pPr>
-      <w:r>
-        <w:rPr>
-          <w:sz w:val="20"/>
-          <w:lang w:val="ru-RU"/>
-        </w:rPr>
-        <w:t xml:space="preserve">Допуски и разрешения, необходимые для </w:t>
-      </w:r>
-      <w:r>
-        <w:rPr>
-          <w:sz w:val="20"/>
-          <w:lang w:val="ru-RU"/>
-        </w:rPr>
-        <w:t>выполнения</w:t>
-      </w:r>
-      <w:r>
-        <w:rPr>
-          <w:sz w:val="20"/>
-          <w:lang w:val="ru-RU"/>
-        </w:rPr>
-        <w:t xml:space="preserve"> соответствующих видов </w:t>
-      </w:r>
-      <w:r>
-        <w:rPr>
-          <w:sz w:val="20"/>
-          <w:lang w:val="ru-RU"/>
-        </w:rPr>
-        <w:t>работ</w:t>
-      </w:r>
-      <w:r>
-        <w:rPr>
-          <w:sz w:val="20"/>
-          <w:lang w:val="ru-RU"/>
-        </w:rPr>
-        <w:t xml:space="preserve"> в соответствии </w:t>
-      </w:r>
-      <w:r>
-        <w:rPr>
-          <w:sz w:val="20"/>
-          <w:lang w:val="ru-RU"/>
-        </w:rPr>
-        <w:br/>
-      </w:r>
-      <w:r>
-        <w:rPr>
-          <w:sz w:val="20"/>
-          <w:lang w:val="ru-RU"/>
-        </w:rPr>
-        <w:t xml:space="preserve">с законодательством Российской Федерации, должны быть действительными на весь период </w:t>
-      </w:r>
-      <w:r>
-        <w:rPr>
-          <w:sz w:val="20"/>
-          <w:lang w:val="ru-RU"/>
-        </w:rPr>
-        <w:t>выполнения работ.</w:t>
+        </w:rPr>
+      </w:pPr>
+      <w:r>
+        <w:rPr>
+          <w:sz w:val="20"/>
+        </w:rPr>
+        <w:t xml:space="preserve">Допуски и разрешения, необходимые для выполнения соответствующих видов работ в соответствии </w:t>
+      </w:r>
+      <w:r>
+        <w:rPr>
+          <w:sz w:val="20"/>
+        </w:rPr>
+        <w:br/>
+      </w:r>
+      <w:r>
+        <w:rPr>
+          <w:sz w:val="20"/>
+        </w:rPr>
+        <w:t xml:space="preserve">с законодательством Российской Федерации, должны быть действительными на весь период выполнения работ.</w:t>
       </w:r>
     </w:p>
     <w:p>
@@ -1880,43 +822,13 @@
         <w:ind w:firstLine="709"/>
         <w:rPr>
           <w:sz w:val="20"/>
-          <w:lang w:val="ru-RU"/>
-        </w:rPr>
-      </w:pPr>
-      <w:r>
-        <w:rPr>
-          <w:sz w:val="20"/>
-          <w:lang w:val="ru-RU"/>
-        </w:rPr>
-        <w:t>3.1.5. п</w:t>
-      </w:r>
-      <w:r>
-        <w:rPr>
-          <w:sz w:val="20"/>
-          <w:lang w:val="ru-RU"/>
-        </w:rPr>
-        <w:t xml:space="preserve">ривлекать к непосредственному осуществлению </w:t>
-      </w:r>
-      <w:r>
-        <w:rPr>
-          <w:sz w:val="20"/>
-          <w:lang w:val="ru-RU"/>
-        </w:rPr>
-        <w:t>выполнения работ</w:t>
-      </w:r>
-      <w:r>
-        <w:rPr>
-          <w:sz w:val="20"/>
-          <w:lang w:val="ru-RU"/>
-        </w:rPr>
-        <w:t xml:space="preserve"> предусмотренных настоящим Договором только квалифицированных специалистов, обладающих необходимыми документами</w:t>
-      </w:r>
-      <w:r>
-        <w:rPr>
-          <w:sz w:val="20"/>
-          <w:lang w:val="ru-RU"/>
-        </w:rPr>
-        <w:t>;</w:t>
+        </w:rPr>
+      </w:pPr>
+      <w:r>
+        <w:rPr>
+          <w:sz w:val="20"/>
+        </w:rPr>
+        <w:t xml:space="preserve">3.1.5. привлекать к непосредственному осуществлению выполнения работ предусмотренных настоящим Договором только квалифицированных специалистов, обладающих необходимыми документами;</w:t>
       </w:r>
     </w:p>
     <w:p>
@@ -1925,85 +837,37 @@
         <w:ind w:firstLine="709"/>
         <w:rPr>
           <w:sz w:val="20"/>
-          <w:lang w:val="ru-RU"/>
-        </w:rPr>
-      </w:pPr>
-      <w:r>
-        <w:rPr>
-          <w:sz w:val="20"/>
-          <w:lang w:val="ru-RU"/>
-        </w:rPr>
-        <w:t>3.1.6. н</w:t>
-      </w:r>
-      <w:r>
-        <w:rPr>
-          <w:sz w:val="20"/>
-          <w:lang w:val="ru-RU"/>
-        </w:rPr>
-        <w:t xml:space="preserve">емедленно письменно извещать Заказчика и приостановить </w:t>
-      </w:r>
-      <w:r>
-        <w:rPr>
-          <w:sz w:val="20"/>
-          <w:lang w:val="ru-RU"/>
-        </w:rPr>
-        <w:t>выполнение работ</w:t>
-      </w:r>
-      <w:r>
-        <w:rPr>
-          <w:sz w:val="20"/>
-          <w:lang w:val="ru-RU"/>
-        </w:rPr>
-        <w:t xml:space="preserve"> до получения </w:t>
-      </w:r>
-      <w:r>
-        <w:rPr>
-          <w:sz w:val="20"/>
-          <w:lang w:val="ru-RU"/>
-        </w:rPr>
-        <w:br/>
-      </w:r>
-      <w:r>
-        <w:rPr>
-          <w:sz w:val="20"/>
-          <w:lang w:val="ru-RU"/>
-        </w:rPr>
-        <w:t xml:space="preserve">от Заказчика дальнейших указаний при обнаружении возможных неблагоприятных для Заказчика последствий выполнения данных им обязательных для исполнения указаний о способе </w:t>
-      </w:r>
-      <w:r>
-        <w:rPr>
-          <w:sz w:val="20"/>
-          <w:lang w:val="ru-RU"/>
-        </w:rPr>
-        <w:t>выполнения работ</w:t>
-      </w:r>
-      <w:r>
-        <w:rPr>
-          <w:sz w:val="20"/>
-          <w:lang w:val="ru-RU"/>
-        </w:rPr>
-        <w:t xml:space="preserve">, а также иных, </w:t>
-      </w:r>
-      <w:r>
-        <w:rPr>
-          <w:sz w:val="20"/>
-          <w:lang w:val="ru-RU"/>
-        </w:rPr>
-        <w:br/>
-      </w:r>
-      <w:r>
-        <w:rPr>
-          <w:sz w:val="20"/>
-          <w:lang w:val="ru-RU"/>
-        </w:rPr>
-        <w:t xml:space="preserve">не зависящих от Исполнителя обстоятельств, угрожающих годности или прочности результатов </w:t>
-      </w:r>
-      <w:r>
-        <w:rPr>
-          <w:sz w:val="20"/>
-          <w:lang w:val="ru-RU"/>
-        </w:rPr>
-        <w:t>выполняемых работ;</w:t>
+        </w:rPr>
+      </w:pPr>
+      <w:r>
+        <w:rPr>
+          <w:sz w:val="20"/>
+        </w:rPr>
+        <w:t xml:space="preserve">3.1.6. немедленно письменно извещать Заказчика и приостановить выполнение работ до получения </w:t>
+      </w:r>
+      <w:r>
+        <w:rPr>
+          <w:sz w:val="20"/>
+        </w:rPr>
+        <w:br/>
+      </w:r>
+      <w:r>
+        <w:rPr>
+          <w:sz w:val="20"/>
+        </w:rPr>
+        <w:t xml:space="preserve">от Заказчика дальнейших указаний при обнаружении возможных неблагоприятных для Заказчика последствий выполнения данных им обязательных для исполнения указаний о способе выполнения работ, а также иных, </w:t>
+      </w:r>
+      <w:r>
+        <w:rPr>
+          <w:sz w:val="20"/>
+        </w:rPr>
+        <w:br/>
+      </w:r>
+      <w:r>
+        <w:rPr>
+          <w:sz w:val="20"/>
+        </w:rPr>
+        <w:t xml:space="preserve">не зависящих от Исполнителя обстоятельств, угрожающих годности или прочности результатов выполняемых работ;</w:t>
       </w:r>
     </w:p>
     <w:p>
@@ -2012,36 +876,13 @@
         <w:ind w:firstLine="709"/>
         <w:rPr>
           <w:sz w:val="20"/>
-          <w:lang w:val="ru-RU"/>
-        </w:rPr>
-      </w:pPr>
-      <w:r>
-        <w:rPr>
-          <w:sz w:val="20"/>
-          <w:lang w:val="ru-RU"/>
-        </w:rPr>
-        <w:t>3.1.7. с</w:t>
-      </w:r>
-      <w:r>
-        <w:rPr>
-          <w:sz w:val="20"/>
-          <w:lang w:val="ru-RU"/>
-        </w:rPr>
-        <w:t xml:space="preserve">амостоятельно обеспечить </w:t>
-      </w:r>
-      <w:r>
-        <w:rPr>
-          <w:sz w:val="20"/>
-          <w:lang w:val="ru-RU"/>
-        </w:rPr>
-        <w:t>выполнение работ</w:t>
-      </w:r>
-      <w:r>
-        <w:rPr>
-          <w:sz w:val="20"/>
-          <w:lang w:val="ru-RU"/>
-        </w:rPr>
-        <w:t xml:space="preserve"> всеми необходимыми материальными ресурсами (материалами, оборудованием, инвентарем и т.п.). Все материалы и оборудование должны иметь соответствующие сертификаты качества, соответствия, гигиенические сертификаты, технические паспорта и другие документы, удостоверяющие их качество и безопасность.</w:t>
+        </w:rPr>
+      </w:pPr>
+      <w:r>
+        <w:rPr>
+          <w:sz w:val="20"/>
+        </w:rPr>
+        <w:t xml:space="preserve">3.1.7. самостоятельно обеспечить выполнение работ всеми необходимыми материальными ресурсами (материалами, оборудованием, инвентарем и т.п.). Все материалы и оборудование должны иметь соответствующие сертификаты качества, соответствия, гигиенические сертификаты, технические паспорта и другие документы, удостоверяющие их качество и безопасность.</w:t>
       </w:r>
     </w:p>
     <w:p>
@@ -2050,22 +891,13 @@
         <w:ind w:firstLine="709"/>
         <w:rPr>
           <w:sz w:val="20"/>
-          <w:lang w:val="ru-RU"/>
-        </w:rPr>
-      </w:pPr>
-      <w:r>
-        <w:rPr>
-          <w:sz w:val="20"/>
-          <w:lang w:val="ru-RU"/>
-        </w:rPr>
-        <w:t>Исполнитель несет ответственность за соответствие используемых материалов и оборудования государственным стандартам и техническим условиям, а также за обнаружившуюся невозможность использования предоставленных им материалов или оборудования</w:t>
-      </w:r>
-      <w:r>
-        <w:rPr>
-          <w:sz w:val="20"/>
-          <w:lang w:val="ru-RU"/>
-        </w:rPr>
-        <w:t>;</w:t>
+        </w:rPr>
+      </w:pPr>
+      <w:r>
+        <w:rPr>
+          <w:sz w:val="20"/>
+        </w:rPr>
+        <w:t xml:space="preserve">Исполнитель несет ответственность за соответствие используемых материалов и оборудования государственным стандартам и техническим условиям, а также за обнаружившуюся невозможность использования предоставленных им материалов или оборудования;</w:t>
       </w:r>
     </w:p>
     <w:p>
@@ -2074,43 +906,13 @@
         <w:ind w:firstLine="709"/>
         <w:rPr>
           <w:sz w:val="20"/>
-          <w:lang w:val="ru-RU"/>
-        </w:rPr>
-      </w:pPr>
-      <w:r>
-        <w:rPr>
-          <w:sz w:val="20"/>
-          <w:lang w:val="ru-RU"/>
-        </w:rPr>
-        <w:t>3.1.8. п</w:t>
-      </w:r>
-      <w:r>
-        <w:rPr>
-          <w:sz w:val="20"/>
-          <w:lang w:val="ru-RU"/>
-        </w:rPr>
-        <w:t>ри исполнении обязательств по настоящему Договору обеспечить сохранность имущества Заказчика (как собственного, так и арендованного</w:t>
-      </w:r>
-      <w:r>
-        <w:rPr>
-          <w:sz w:val="20"/>
-          <w:lang w:val="ru-RU"/>
-        </w:rPr>
-        <w:t>, а также находящегося на законных основаниях</w:t>
-      </w:r>
-      <w:r>
-        <w:rPr>
-          <w:sz w:val="20"/>
-          <w:lang w:val="ru-RU"/>
-        </w:rPr>
-        <w:t>). В случае нарушения Исполнителем настоящею пункта, он обязан возместить Заказчику все причиненные убытки в полном объеме</w:t>
-      </w:r>
-      <w:r>
-        <w:rPr>
-          <w:sz w:val="20"/>
-          <w:lang w:val="ru-RU"/>
-        </w:rPr>
-        <w:t>;</w:t>
+        </w:rPr>
+      </w:pPr>
+      <w:r>
+        <w:rPr>
+          <w:sz w:val="20"/>
+        </w:rPr>
+        <w:t xml:space="preserve">3.1.8. при исполнении обязательств по настоящему Договору обеспечить сохранность имущества Заказчика (как собственного, так и арендованного, а также находящегося на законных основаниях). В случае нарушения Исполнителем настоящею пункта, он обязан возместить Заказчику все причиненные убытки в полном объеме;</w:t>
       </w:r>
     </w:p>
     <w:p>
@@ -2119,148 +921,25 @@
         <w:ind w:firstLine="709"/>
         <w:rPr>
           <w:sz w:val="20"/>
-          <w:lang w:val="ru-RU"/>
-        </w:rPr>
-      </w:pPr>
-      <w:r>
-        <w:rPr>
-          <w:sz w:val="20"/>
-          <w:lang w:val="ru-RU"/>
-        </w:rPr>
-        <w:t xml:space="preserve">3.1.9. </w:t>
-      </w:r>
-      <w:r>
-        <w:rPr>
-          <w:sz w:val="20"/>
-          <w:lang w:val="ru-RU"/>
-        </w:rPr>
-        <w:t xml:space="preserve">В течение </w:t>
-      </w:r>
-      <w:r>
-        <w:rPr>
-          <w:sz w:val="20"/>
-          <w:lang w:val="ru-RU"/>
-        </w:rPr>
-        <w:t>1</w:t>
-      </w:r>
-      <w:r>
-        <w:rPr>
-          <w:sz w:val="20"/>
-          <w:lang w:val="ru-RU"/>
-        </w:rPr>
-        <w:t xml:space="preserve"> (</w:t>
-      </w:r>
-      <w:r>
-        <w:rPr>
-          <w:sz w:val="20"/>
-          <w:lang w:val="ru-RU"/>
-        </w:rPr>
-        <w:t>Одного</w:t>
-      </w:r>
-      <w:r>
-        <w:rPr>
-          <w:sz w:val="20"/>
-          <w:lang w:val="ru-RU"/>
-        </w:rPr>
-        <w:t xml:space="preserve">) </w:t>
-      </w:r>
-      <w:r>
-        <w:rPr>
-          <w:sz w:val="20"/>
-          <w:lang w:val="ru-RU"/>
-        </w:rPr>
-        <w:t>рабочего</w:t>
-      </w:r>
-      <w:r>
-        <w:rPr>
-          <w:sz w:val="20"/>
-          <w:lang w:val="ru-RU"/>
-        </w:rPr>
-        <w:t xml:space="preserve"> дн</w:t>
-      </w:r>
-      <w:r>
-        <w:rPr>
-          <w:sz w:val="20"/>
-          <w:lang w:val="ru-RU"/>
-        </w:rPr>
-        <w:t>я</w:t>
-      </w:r>
-      <w:r>
-        <w:rPr>
-          <w:sz w:val="20"/>
-          <w:lang w:val="ru-RU"/>
-        </w:rPr>
-        <w:t xml:space="preserve"> за собственный счет устранить допущенные нарушения </w:t>
-      </w:r>
-      <w:r>
-        <w:rPr>
-          <w:sz w:val="20"/>
-          <w:lang w:val="ru-RU"/>
-        </w:rPr>
-        <w:br/>
-      </w:r>
-      <w:r>
-        <w:rPr>
-          <w:sz w:val="20"/>
-          <w:lang w:val="ru-RU"/>
-        </w:rPr>
-        <w:t xml:space="preserve">и/или дополнить </w:t>
-      </w:r>
-      <w:r>
-        <w:rPr>
-          <w:sz w:val="20"/>
-          <w:lang w:val="ru-RU"/>
-        </w:rPr>
-        <w:t>работы</w:t>
-      </w:r>
-      <w:r>
-        <w:rPr>
-          <w:sz w:val="20"/>
-          <w:lang w:val="ru-RU"/>
-        </w:rPr>
-        <w:t xml:space="preserve">, после получения от Заказчика мотивированной письменной претензии относительно качества </w:t>
-      </w:r>
-      <w:r>
-        <w:rPr>
-          <w:sz w:val="20"/>
-          <w:lang w:val="ru-RU"/>
-        </w:rPr>
-        <w:t xml:space="preserve">и количества </w:t>
-      </w:r>
-      <w:r>
-        <w:rPr>
-          <w:sz w:val="20"/>
-          <w:lang w:val="ru-RU"/>
-        </w:rPr>
-        <w:t>работ</w:t>
-      </w:r>
-      <w:r>
-        <w:rPr>
-          <w:sz w:val="20"/>
-          <w:lang w:val="ru-RU"/>
-        </w:rPr>
-        <w:t xml:space="preserve">, </w:t>
-      </w:r>
-      <w:r>
-        <w:rPr>
-          <w:sz w:val="20"/>
-          <w:lang w:val="ru-RU"/>
-        </w:rPr>
-        <w:t>выполняемых</w:t>
-      </w:r>
-      <w:r>
-        <w:rPr>
-          <w:sz w:val="20"/>
-          <w:lang w:val="ru-RU"/>
-        </w:rPr>
-        <w:t xml:space="preserve"> Исполнителем, или несоответствия их условиям настоящего Договора</w:t>
-      </w:r>
-      <w:r>
-        <w:rPr>
-          <w:sz w:val="20"/>
-          <w:lang w:val="ru-RU"/>
-        </w:rPr>
-        <w:t>;</w:t>
+        </w:rPr>
+      </w:pPr>
+      <w:r>
+        <w:rPr>
+          <w:sz w:val="20"/>
+        </w:rPr>
+        <w:t xml:space="preserve">3.1.9. В течение 1 (Одного) рабочего дня за собственный счет устранить допущенные нарушения </w:t>
+      </w:r>
+      <w:r>
+        <w:rPr>
+          <w:sz w:val="20"/>
+        </w:rPr>
+        <w:br/>
+      </w:r>
+      <w:r>
+        <w:rPr>
+          <w:sz w:val="20"/>
+        </w:rPr>
+        <w:t xml:space="preserve">и/или дополнить работы, после получения от Заказчика мотивированной письменной претензии относительно качества и количества работ, выполняемых Исполнителем, или несоответствия их условиям настоящего Договора;</w:t>
       </w:r>
     </w:p>
     <w:p>
@@ -2269,57 +948,13 @@
         <w:ind w:firstLine="709"/>
         <w:rPr>
           <w:sz w:val="20"/>
-          <w:lang w:val="ru-RU"/>
-        </w:rPr>
-      </w:pPr>
-      <w:r>
-        <w:rPr>
-          <w:sz w:val="20"/>
-          <w:lang w:val="ru-RU"/>
-        </w:rPr>
-        <w:t>3.1.</w:t>
-      </w:r>
-      <w:r>
-        <w:rPr>
-          <w:sz w:val="20"/>
-          <w:lang w:val="ru-RU"/>
-        </w:rPr>
-        <w:t>10</w:t>
-      </w:r>
-      <w:r>
-        <w:rPr>
-          <w:sz w:val="20"/>
-          <w:lang w:val="ru-RU"/>
-        </w:rPr>
-        <w:t xml:space="preserve">. </w:t>
-      </w:r>
-      <w:r>
-        <w:rPr>
-          <w:sz w:val="20"/>
-          <w:lang w:val="ru-RU"/>
-        </w:rPr>
-        <w:t xml:space="preserve">Исполнитель несет ответственность за соблюдение правил техники безопасности при </w:t>
-      </w:r>
-      <w:r>
-        <w:rPr>
-          <w:sz w:val="20"/>
-          <w:lang w:val="ru-RU"/>
-        </w:rPr>
-        <w:t>выполнении работ</w:t>
-      </w:r>
-      <w:r>
-        <w:rPr>
-          <w:sz w:val="20"/>
-          <w:lang w:val="ru-RU"/>
-        </w:rPr>
-        <w:t>, предусмотренных Договором</w:t>
-      </w:r>
-      <w:r>
-        <w:rPr>
-          <w:sz w:val="20"/>
-          <w:lang w:val="ru-RU"/>
-        </w:rPr>
-        <w:t>;</w:t>
+        </w:rPr>
+      </w:pPr>
+      <w:r>
+        <w:rPr>
+          <w:sz w:val="20"/>
+        </w:rPr>
+        <w:t xml:space="preserve">3.1.10. Исполнитель несет ответственность за соблюдение правил техники безопасности при выполнении работ, предусмотренных Договором;</w:t>
       </w:r>
     </w:p>
     <w:p>
@@ -2328,57 +963,25 @@
         <w:ind w:firstLine="709"/>
         <w:rPr>
           <w:sz w:val="20"/>
-          <w:lang w:val="ru-RU"/>
-        </w:rPr>
-      </w:pPr>
-      <w:r>
-        <w:rPr>
-          <w:sz w:val="20"/>
-          <w:lang w:val="ru-RU"/>
-        </w:rPr>
-        <w:t>3.1.1</w:t>
-      </w:r>
-      <w:r>
-        <w:rPr>
-          <w:sz w:val="20"/>
-          <w:lang w:val="ru-RU"/>
-        </w:rPr>
-        <w:t>1</w:t>
-      </w:r>
-      <w:r>
-        <w:rPr>
-          <w:sz w:val="20"/>
-          <w:lang w:val="ru-RU"/>
-        </w:rPr>
-        <w:t xml:space="preserve">. </w:t>
-      </w:r>
-      <w:r>
-        <w:rPr>
-          <w:sz w:val="20"/>
-          <w:lang w:val="ru-RU"/>
-        </w:rPr>
-        <w:t xml:space="preserve">Исполнять иные обязательства, предусмотренные законодательством Российской Федерации </w:t>
-      </w:r>
-      <w:r>
-        <w:rPr>
-          <w:sz w:val="20"/>
-          <w:lang w:val="ru-RU"/>
-        </w:rPr>
-        <w:br/>
-      </w:r>
-      <w:r>
-        <w:rPr>
-          <w:sz w:val="20"/>
-          <w:lang w:val="ru-RU"/>
-        </w:rPr>
-        <w:t>и Договором</w:t>
-      </w:r>
-      <w:r>
-        <w:rPr>
-          <w:sz w:val="20"/>
-          <w:lang w:val="ru-RU"/>
-        </w:rPr>
-        <w:t>.</w:t>
+        </w:rPr>
+      </w:pPr>
+      <w:r>
+        <w:rPr>
+          <w:sz w:val="20"/>
+        </w:rPr>
+        <w:t xml:space="preserve">3.1.11. Исполнять иные обязательства, предусмотренные законодательством Российской Федерации </w:t>
+      </w:r>
+      <w:r>
+        <w:rPr>
+          <w:sz w:val="20"/>
+        </w:rPr>
+        <w:br/>
+      </w:r>
+      <w:r>
+        <w:rPr>
+          <w:sz w:val="20"/>
+        </w:rPr>
+        <w:t xml:space="preserve">и Договором.</w:t>
       </w:r>
     </w:p>
     <w:p>
@@ -2387,13 +990,11 @@
         <w:ind w:firstLine="709"/>
         <w:rPr>
           <w:sz w:val="20"/>
-          <w:lang w:val="ru-RU"/>
-        </w:rPr>
-      </w:pPr>
-      <w:r>
-        <w:rPr>
-          <w:sz w:val="20"/>
-          <w:lang w:val="ru-RU"/>
+        </w:rPr>
+      </w:pPr>
+      <w:r>
+        <w:rPr>
+          <w:sz w:val="20"/>
         </w:rPr>
         <w:lastRenderedPageBreak/>
         <w:t>3.1.</w:t>
@@ -2401,30 +1002,8 @@
       <w:r>
         <w:rPr>
           <w:sz w:val="20"/>
-          <w:lang w:val="ru-RU"/>
-        </w:rPr>
-        <w:t>1</w:t>
-      </w:r>
-      <w:r>
-        <w:rPr>
-          <w:sz w:val="20"/>
-          <w:lang w:val="ru-RU"/>
-        </w:rPr>
-        <w:t>2</w:t>
-      </w:r>
-      <w:r>
-        <w:rPr>
-          <w:sz w:val="20"/>
-          <w:lang w:val="ru-RU"/>
-        </w:rPr>
-        <w:t>. Утилизация отработанных расходных материалов возлагается на Исполнителя.</w:t>
-      </w:r>
-      <w:r>
-        <w:rPr>
-          <w:sz w:val="20"/>
-          <w:lang w:val="ru-RU"/>
-        </w:rPr>
-        <w:t xml:space="preserve"> Заказчик вправе потребовать, а Исполнитель обязуется предоставить в распоряжение Заказчика запасные части (в т.ч. материалы и др.), которые были заменены или которые были использованы Исполнителем при оказании услуг по настоящему Договору.</w:t>
+        </w:rPr>
+        <w:t xml:space="preserve">12. Утилизация отработанных расходных материалов возлагается на Исполнителя. Заказчик вправе потребовать, а Исполнитель обязуется предоставить в распоряжение Заказчика запасные части (в т.ч. материалы и др.), которые были заменены или которые были использованы Исполнителем при оказании услуг по настоящему Договору.</w:t>
       </w:r>
     </w:p>
     <w:p>
@@ -2433,13 +1012,11 @@
         <w:ind w:firstLine="709"/>
         <w:rPr>
           <w:sz w:val="20"/>
-          <w:lang w:val="ru-RU"/>
-        </w:rPr>
-      </w:pPr>
-      <w:r>
-        <w:rPr>
-          <w:sz w:val="20"/>
-          <w:lang w:val="ru-RU"/>
+        </w:rPr>
+      </w:pPr>
+      <w:r>
+        <w:rPr>
+          <w:sz w:val="20"/>
         </w:rPr>
         <w:t>3.2. Исполнитель вправе:</w:t>
       </w:r>
@@ -2450,27 +1027,23 @@
         <w:ind w:firstLine="709"/>
         <w:rPr>
           <w:sz w:val="20"/>
-          <w:lang w:val="ru-RU"/>
-        </w:rPr>
-      </w:pPr>
-      <w:r>
-        <w:rPr>
-          <w:sz w:val="20"/>
-          <w:lang w:val="ru-RU"/>
+        </w:rPr>
+      </w:pPr>
+      <w:r>
+        <w:rPr>
+          <w:sz w:val="20"/>
         </w:rPr>
         <w:t xml:space="preserve">3.2.1. самостоятельно определять своих работников (сотрудников), которым поручается выполнение работ </w:t>
       </w:r>
       <w:r>
         <w:rPr>
           <w:sz w:val="20"/>
-          <w:lang w:val="ru-RU"/>
-        </w:rPr>
-        <w:br/>
-      </w:r>
-      <w:r>
-        <w:rPr>
-          <w:sz w:val="20"/>
-          <w:lang w:val="ru-RU"/>
+        </w:rPr>
+        <w:br/>
+      </w:r>
+      <w:r>
+        <w:rPr>
+          <w:sz w:val="20"/>
         </w:rPr>
         <w:t>и совершение иных действий, осуществляемых в рамках настоящего Договора;</w:t>
       </w:r>
@@ -2481,29 +1054,13 @@
         <w:ind w:firstLine="709"/>
         <w:rPr>
           <w:sz w:val="20"/>
-          <w:lang w:val="ru-RU"/>
-        </w:rPr>
-      </w:pPr>
-      <w:r>
-        <w:rPr>
-          <w:sz w:val="20"/>
-          <w:lang w:val="ru-RU"/>
-        </w:rPr>
-        <w:t>3.2.2.  в случае необходимости без дополнительного согласования с Заказчиком привлекать для выполнения работ третьих лиц. В этом случае Заказчик обязан принять исполнение, предложенное за Исполнителя третьим лицом. Исполнитель несет всю ответственность за надлежащее выполнение третьими лицами условий настоящего Договора, если иное не оговорено Сторонами</w:t>
-      </w:r>
-      <w:r>
-        <w:rPr>
-          <w:sz w:val="20"/>
-          <w:lang w:val="ru-RU"/>
-        </w:rPr>
-        <w:t>.</w:t>
-      </w:r>
-      <w:r>
-        <w:rPr>
-          <w:sz w:val="20"/>
-          <w:lang w:val="ru-RU"/>
-        </w:rPr>
-        <w:t xml:space="preserve"> </w:t>
+        </w:rPr>
+      </w:pPr>
+      <w:r>
+        <w:rPr>
+          <w:sz w:val="20"/>
+        </w:rPr>
+        <w:t xml:space="preserve">3.2.2.  в случае необходимости без дополнительного согласования с Заказчиком привлекать для выполнения работ третьих лиц. В этом случае Заказчик обязан принять исполнение, предложенное за Исполнителя третьим лицом. Исполнитель несет всю ответственность за надлежащее выполнение третьими лицами условий настоящего Договора, если иное не оговорено Сторонами. </w:t>
       </w:r>
     </w:p>
     <w:p>
@@ -2512,13 +1069,11 @@
         <w:ind w:firstLine="709"/>
         <w:rPr>
           <w:sz w:val="20"/>
-          <w:lang w:val="ru-RU"/>
-        </w:rPr>
-      </w:pPr>
-      <w:r>
-        <w:rPr>
-          <w:sz w:val="20"/>
-          <w:lang w:val="ru-RU"/>
+        </w:rPr>
+      </w:pPr>
+      <w:r>
+        <w:rPr>
+          <w:sz w:val="20"/>
         </w:rPr>
         <w:t>3.3. Заказчик обязуется:</w:t>
       </w:r>
@@ -2529,31 +1084,7 @@
         <w:jc w:val="both"/>
       </w:pPr>
       <w:r>
-        <w:t xml:space="preserve">3.3.1. оплачивать </w:t>
-      </w:r>
-      <w:r>
-        <w:t>выполн</w:t>
-      </w:r>
-      <w:r>
-        <w:t>енные</w:t>
-      </w:r>
-      <w:r>
-        <w:t xml:space="preserve"> </w:t>
-      </w:r>
-      <w:r>
-        <w:t>Исполнителем</w:t>
-      </w:r>
-      <w:r>
-        <w:t>, а также принятые Заказчиком</w:t>
-      </w:r>
-      <w:r>
-        <w:t xml:space="preserve"> работы</w:t>
-      </w:r>
-      <w:r>
-        <w:t xml:space="preserve"> (услуги)</w:t>
-      </w:r>
-      <w:r>
-        <w:t>, включая возмещение стоимости запасных частей, материалов, оборудования, агрегатов, аксессуаров, предоставляемых Исполнителем, в полном объеме в соответствии с условиями настоящего Договора;</w:t>
+        <w:t xml:space="preserve">3.3.1. оплачивать выполненные Исполнителем, а также принятые Заказчиком работы (услуги), включая возмещение стоимости запасных частей, материалов, оборудования, агрегатов, аксессуаров, предоставляемых Исполнителем, в полном объеме в соответствии с условиями настоящего Договора;</w:t>
       </w:r>
     </w:p>
     <w:p>
@@ -2562,71 +1093,25 @@
         <w:ind w:firstLine="709"/>
         <w:rPr>
           <w:sz w:val="20"/>
-          <w:lang w:val="ru-RU"/>
-        </w:rPr>
-      </w:pPr>
-      <w:r>
-        <w:rPr>
-          <w:sz w:val="20"/>
-          <w:lang w:val="ru-RU"/>
+        </w:rPr>
+      </w:pPr>
+      <w:r>
+        <w:rPr>
+          <w:sz w:val="20"/>
         </w:rPr>
         <w:t xml:space="preserve">3.3.2. надлежащим образом принять выполненные Заказчиком в рамках настоящего Договора работы, </w:t>
       </w:r>
       <w:r>
         <w:rPr>
           <w:sz w:val="20"/>
-          <w:lang w:val="ru-RU"/>
-        </w:rPr>
-        <w:br/>
-      </w:r>
-      <w:r>
-        <w:rPr>
-          <w:sz w:val="20"/>
-          <w:lang w:val="ru-RU"/>
-        </w:rPr>
-        <w:t xml:space="preserve">а также забрать принадлежащий ему автомобиль в сроки, указанные Исполнителем, но не позднее </w:t>
-      </w:r>
-      <w:r>
-        <w:rPr>
-          <w:sz w:val="20"/>
-          <w:lang w:val="ru-RU"/>
-        </w:rPr>
-        <w:t>7</w:t>
-      </w:r>
-      <w:r>
-        <w:rPr>
-          <w:sz w:val="20"/>
-          <w:lang w:val="ru-RU"/>
-        </w:rPr>
-        <w:t xml:space="preserve"> (</w:t>
-      </w:r>
-      <w:r>
-        <w:rPr>
-          <w:sz w:val="20"/>
-          <w:lang w:val="ru-RU"/>
-        </w:rPr>
-        <w:t>Семи</w:t>
-      </w:r>
-      <w:r>
-        <w:rPr>
-          <w:sz w:val="20"/>
-          <w:lang w:val="ru-RU"/>
-        </w:rPr>
-        <w:t xml:space="preserve">) </w:t>
-      </w:r>
-      <w:r>
-        <w:rPr>
-          <w:sz w:val="20"/>
-          <w:lang w:val="ru-RU"/>
-        </w:rPr>
-        <w:t xml:space="preserve">рабочих </w:t>
-      </w:r>
-      <w:r>
-        <w:rPr>
-          <w:sz w:val="20"/>
-          <w:lang w:val="ru-RU"/>
-        </w:rPr>
-        <w:t xml:space="preserve">дней с момента получения уведомления от Исполнителя. </w:t>
+        </w:rPr>
+        <w:br/>
+      </w:r>
+      <w:r>
+        <w:rPr>
+          <w:sz w:val="20"/>
+        </w:rPr>
+        <w:t xml:space="preserve">а также забрать принадлежащий ему автомобиль в сроки, указанные Исполнителем, но не позднее 7 (Семи) рабочих дней с момента получения уведомления от Исполнителя. </w:t>
       </w:r>
     </w:p>
     <w:p>
@@ -2641,10 +1126,7 @@
         <w:br/>
       </w:r>
       <w:r>
-        <w:t>в соответствии с законом доверенность на своего представителя, содержащую полномочия на право сдачи автомобилей для проведения ремонта и технического обслуживания, и получения автомобилей после выполнения работ</w:t>
-      </w:r>
-      <w:r>
-        <w:t>.</w:t>
+        <w:t xml:space="preserve">в соответствии с законом доверенность на своего представителя, содержащую полномочия на право сдачи автомобилей для проведения ремонта и технического обслуживания, и получения автомобилей после выполнения работ.</w:t>
       </w:r>
     </w:p>
     <w:p>
@@ -2676,25 +1158,7 @@
         <w:rPr>
           <w:sz w:val="20"/>
         </w:rPr>
-        <w:t xml:space="preserve">3.4.1. </w:t>
-      </w:r>
-      <w:r>
-        <w:rPr>
-          <w:sz w:val="20"/>
-        </w:rPr>
-        <w:t>т</w:t>
-      </w:r>
-      <w:r>
-        <w:rPr>
-          <w:sz w:val="20"/>
-        </w:rPr>
-        <w:t>ребовать от Исполнителя надлежащего исполнения обязательств по настоящему Договору. В случае полного или частичного невыполнения/ненадлежащего исполнения условий настоящего Договора по вине Исполнителя требовать у него соответствующего возмещения</w:t>
-      </w:r>
-      <w:r>
-        <w:rPr>
-          <w:sz w:val="20"/>
-        </w:rPr>
-        <w:t>;</w:t>
+        <w:t xml:space="preserve">3.4.1. требовать от Исполнителя надлежащего исполнения обязательств по настоящему Договору. В случае полного или частичного невыполнения/ненадлежащего исполнения условий настоящего Договора по вине Исполнителя требовать у него соответствующего возмещения;</w:t>
       </w:r>
     </w:p>
     <w:p>
@@ -2710,13 +1174,7 @@
         <w:rPr>
           <w:sz w:val="20"/>
         </w:rPr>
-        <w:t xml:space="preserve">3.4.2. </w:t>
-      </w:r>
-      <w:r>
-        <w:rPr>
-          <w:sz w:val="20"/>
-        </w:rPr>
-        <w:t xml:space="preserve">присутствовать на территории Исполнителя во время проведения работ и следить за ходом </w:t>
+        <w:t xml:space="preserve">3.4.2. присутствовать на территории Исполнителя во время проведения работ и следить за ходом </w:t>
       </w:r>
       <w:r>
         <w:rPr>
@@ -2740,13 +1198,7 @@
         <w:rPr>
           <w:sz w:val="20"/>
         </w:rPr>
-        <w:t>о ходе выполнения работ в отношении автомобилей Заказчика</w:t>
-      </w:r>
-      <w:r>
-        <w:rPr>
-          <w:sz w:val="20"/>
-        </w:rPr>
-        <w:t>;</w:t>
+        <w:t xml:space="preserve">о ходе выполнения работ в отношении автомобилей Заказчика;</w:t>
       </w:r>
     </w:p>
     <w:p>
@@ -2762,19 +1214,7 @@
         <w:rPr>
           <w:sz w:val="20"/>
         </w:rPr>
-        <w:t>3.4.3. о</w:t>
-      </w:r>
-      <w:r>
-        <w:rPr>
-          <w:sz w:val="20"/>
-        </w:rPr>
-        <w:t>существлять иные права, предусмотренные законодательством Российской Федерации и Договором</w:t>
-      </w:r>
-      <w:r>
-        <w:rPr>
-          <w:sz w:val="20"/>
-        </w:rPr>
-        <w:t>.</w:t>
+        <w:t xml:space="preserve">3.4.3. осуществлять иные права, предусмотренные законодательством Российской Федерации и Договором.</w:t>
       </w:r>
     </w:p>
     <w:p>
@@ -2810,97 +1250,22 @@
         <w:jc w:val="both"/>
       </w:pPr>
       <w:r>
-        <w:t xml:space="preserve">4.2. Стоимость каждого вида работ Исполнителя по настоящему Договору определяется </w:t>
-      </w:r>
-      <w:r>
-        <w:t xml:space="preserve">Исполнителем самостоятельно и указывается в </w:t>
-      </w:r>
-      <w:r>
-        <w:t xml:space="preserve">предварительном </w:t>
-      </w:r>
-      <w:r>
-        <w:t>заказе</w:t>
-      </w:r>
-      <w:r>
-        <w:t>-наряде</w:t>
-      </w:r>
-      <w:r>
-        <w:t>,</w:t>
-      </w:r>
-      <w:r>
-        <w:t xml:space="preserve"> который согласовывается с Заказчиком до начала выполнения работ,</w:t>
-      </w:r>
-      <w:r>
-        <w:t xml:space="preserve"> </w:t>
-      </w:r>
-      <w:r>
-        <w:t xml:space="preserve">исходя из трудоемкости, а также потребности в </w:t>
-      </w:r>
-      <w:r>
-        <w:t>запасных част</w:t>
-      </w:r>
-      <w:r>
-        <w:t>ях</w:t>
-      </w:r>
-      <w:r>
-        <w:t>, материал</w:t>
-      </w:r>
-      <w:r>
-        <w:t>ах</w:t>
-      </w:r>
-      <w:r>
-        <w:t>, оборудовани</w:t>
-      </w:r>
-      <w:r>
-        <w:t>и</w:t>
-      </w:r>
-      <w:r>
-        <w:t>, агрегат</w:t>
-      </w:r>
-      <w:r>
-        <w:t>ах</w:t>
-      </w:r>
-      <w:r>
-        <w:t>, аксессуар</w:t>
-      </w:r>
-      <w:r>
-        <w:t>ах</w:t>
-      </w:r>
-      <w:r>
-        <w:t xml:space="preserve">, используемых Исполнителем в процессе выполнения работ.  </w:t>
-      </w:r>
-    </w:p>
-    <w:p>
-      <w:pPr>
-        <w:ind w:firstLine="709"/>
-        <w:jc w:val="both"/>
-      </w:pPr>
-      <w:r>
-        <w:t>4.</w:t>
-      </w:r>
-      <w:r>
-        <w:t>3</w:t>
-      </w:r>
-      <w:r>
-        <w:t xml:space="preserve">. Итоговая денежная сумма, подлежащая оплате Заказчиком, определяется исходя из вида и реального объема выполненных </w:t>
-      </w:r>
-      <w:r>
-        <w:t xml:space="preserve">и принятых Заказчиком </w:t>
-      </w:r>
-      <w:r>
-        <w:t>работ, а также использованных в процессе выполнения работ запасных частей, материалов, оборудования, агрегатов, аксессуаров, и указывается в заказ-наряде</w:t>
-      </w:r>
-      <w:r>
-        <w:t xml:space="preserve">, который согласовывается </w:t>
-      </w:r>
-      <w:r>
-        <w:br/>
-      </w:r>
-      <w:r>
-        <w:t>с Заказчиком</w:t>
-      </w:r>
-      <w:r>
-        <w:t xml:space="preserve">. </w:t>
+        <w:t xml:space="preserve">4.2. Стоимость каждого вида работ Исполнителя по настоящему Договору определяется Исполнителем самостоятельно и указывается в предварительном заказе-наряде, который согласовывается с Заказчиком до начала выполнения работ, исходя из трудоемкости, а также потребности в запасных частях, материалах, оборудовании, агрегатах, аксессуарах, используемых Исполнителем в процессе выполнения работ.  </w:t>
+      </w:r>
+    </w:p>
+    <w:p>
+      <w:pPr>
+        <w:ind w:firstLine="709"/>
+        <w:jc w:val="both"/>
+      </w:pPr>
+      <w:r>
+        <w:t xml:space="preserve">4.3. Итоговая денежная сумма, подлежащая оплате Заказчиком, определяется исходя из вида и реального объема выполненных и принятых Заказчиком работ, а также использованных в процессе выполнения работ запасных частей, материалов, оборудования, агрегатов, аксессуаров, и указывается в заказ-наряде, который согласовывается </w:t>
+      </w:r>
+      <w:r>
+        <w:br/>
+      </w:r>
+      <w:r>
+        <w:t xml:space="preserve">с Заказчиком. </w:t>
       </w:r>
     </w:p>
     <w:p>
@@ -2915,73 +1280,7 @@
         <w:rPr>
           <w:sz w:val="20"/>
         </w:rPr>
-        <w:t>4.</w:t>
-      </w:r>
-      <w:r>
-        <w:rPr>
-          <w:sz w:val="20"/>
-        </w:rPr>
-        <w:t>4</w:t>
-      </w:r>
-      <w:r>
-        <w:rPr>
-          <w:sz w:val="20"/>
-        </w:rPr>
-        <w:t>. Указанная в п. 4.</w:t>
-      </w:r>
-      <w:r>
-        <w:rPr>
-          <w:sz w:val="20"/>
-        </w:rPr>
-        <w:t>3</w:t>
-      </w:r>
-      <w:r>
-        <w:rPr>
-          <w:sz w:val="20"/>
-        </w:rPr>
-        <w:t xml:space="preserve">. настоящего Договора итоговая денежная сумма должна быть уплачена Заказчиком Исполнителю </w:t>
-      </w:r>
-      <w:r>
-        <w:rPr>
-          <w:sz w:val="20"/>
-        </w:rPr>
-        <w:t>после</w:t>
-      </w:r>
-      <w:r>
-        <w:rPr>
-          <w:sz w:val="20"/>
-        </w:rPr>
-        <w:t xml:space="preserve"> подписания Акта </w:t>
-      </w:r>
-      <w:r>
-        <w:rPr>
-          <w:sz w:val="20"/>
-        </w:rPr>
-        <w:t>сдачи-</w:t>
-      </w:r>
-      <w:r>
-        <w:rPr>
-          <w:sz w:val="20"/>
-        </w:rPr>
-        <w:t>приемки выполненных работ (закрытия заказ-наряда) на основании выставленного Исполнителем счета</w:t>
-      </w:r>
-      <w:r>
-        <w:rPr>
-          <w:sz w:val="20"/>
-        </w:rPr>
-        <w:t xml:space="preserve"> на оплату</w:t>
-      </w:r>
-      <w:r>
-        <w:rPr>
-          <w:sz w:val="20"/>
-        </w:rPr>
-        <w:t xml:space="preserve"> и счет-фактуры (если применимо)</w:t>
-      </w:r>
-      <w:r>
-        <w:rPr>
-          <w:sz w:val="20"/>
-        </w:rPr>
-        <w:t xml:space="preserve">.  </w:t>
+        <w:t xml:space="preserve">4.4. Указанная в п. 4.3. настоящего Договора итоговая денежная сумма должна быть уплачена Заказчиком Исполнителю после подписания Акта сдачи-приемки выполненных работ (закрытия заказ-наряда) на основании выставленного Исполнителем счета на оплату и счет-фактуры (если применимо).  </w:t>
       </w:r>
     </w:p>
     <w:p>
@@ -2996,67 +1295,7 @@
         <w:rPr>
           <w:sz w:val="20"/>
         </w:rPr>
-        <w:t xml:space="preserve">Указанная </w:t>
-      </w:r>
-      <w:r>
-        <w:rPr>
-          <w:sz w:val="20"/>
-        </w:rPr>
-        <w:t>в п. 4.</w:t>
-      </w:r>
-      <w:r>
-        <w:rPr>
-          <w:sz w:val="20"/>
-        </w:rPr>
-        <w:t>3</w:t>
-      </w:r>
-      <w:r>
-        <w:rPr>
-          <w:sz w:val="20"/>
-        </w:rPr>
-        <w:t>. настоящего Договора итоговая денежная сумма</w:t>
-      </w:r>
-      <w:r>
-        <w:rPr>
-          <w:sz w:val="20"/>
-        </w:rPr>
-        <w:t xml:space="preserve"> включает </w:t>
-      </w:r>
-      <w:r>
-        <w:rPr>
-          <w:sz w:val="20"/>
-        </w:rPr>
-        <w:t xml:space="preserve">в себя все расходы Исполнителя, связанные с </w:t>
-      </w:r>
-      <w:r>
-        <w:rPr>
-          <w:sz w:val="20"/>
-        </w:rPr>
-        <w:t>выполнением работ</w:t>
-      </w:r>
-      <w:r>
-        <w:rPr>
-          <w:sz w:val="20"/>
-        </w:rPr>
-        <w:t xml:space="preserve"> по настоящему Договору (в т.ч. выполнение всех сопутствующих работ и всех сопутствующих услуг, оказываемых в соответствии </w:t>
-      </w:r>
-      <w:r>
-        <w:rPr>
-          <w:sz w:val="20"/>
-        </w:rPr>
-        <w:t>Договором</w:t>
-      </w:r>
-      <w:r>
-        <w:rPr>
-          <w:sz w:val="20"/>
-        </w:rPr>
-        <w:t>), налоги, сборы и другие обязательные платежи</w:t>
-      </w:r>
-      <w:r>
-        <w:rPr>
-          <w:sz w:val="20"/>
-        </w:rPr>
-        <w:t xml:space="preserve">. </w:t>
+        <w:t xml:space="preserve">Указанная в п. 4.3. настоящего Договора итоговая денежная сумма включает в себя все расходы Исполнителя, связанные с выполнением работ по настоящему Договору (в т.ч. выполнение всех сопутствующих работ и всех сопутствующих услуг, оказываемых в соответствии Договором), налоги, сборы и другие обязательные платежи. </w:t>
       </w:r>
     </w:p>
     <w:p>
@@ -3071,37 +1310,19 @@
         <w:rPr>
           <w:sz w:val="20"/>
         </w:rPr>
-        <w:t>4.</w:t>
-      </w:r>
-      <w:r>
-        <w:rPr>
-          <w:sz w:val="20"/>
-        </w:rPr>
-        <w:t>5</w:t>
-      </w:r>
-      <w:r>
-        <w:rPr>
-          <w:sz w:val="20"/>
-        </w:rPr>
-        <w:t xml:space="preserve">. Оплата всех денежных платежей может быть произведена в форме безналичного перечисления </w:t>
-      </w:r>
-      <w:r>
-        <w:rPr>
-          <w:sz w:val="20"/>
-        </w:rPr>
-        <w:br/>
-      </w:r>
-      <w:r>
-        <w:rPr>
-          <w:sz w:val="20"/>
-        </w:rPr>
-        <w:t>на расчетный счет Исполнителя</w:t>
-      </w:r>
-      <w:r>
-        <w:rPr>
-          <w:sz w:val="20"/>
-        </w:rPr>
-        <w:t xml:space="preserve"> </w:t>
+        <w:t xml:space="preserve">4.5. Оплата всех денежных платежей может быть произведена в форме безналичного перечисления </w:t>
+      </w:r>
+      <w:r>
+        <w:rPr>
+          <w:sz w:val="20"/>
+        </w:rPr>
+        <w:br/>
+      </w:r>
+      <w:r>
+        <w:rPr>
+          <w:sz w:val="20"/>
+        </w:rPr>
+        <w:t xml:space="preserve">на расчетный счет Исполнителя </w:t>
       </w:r>
       <w:r>
         <w:rPr>
@@ -3114,61 +1335,19 @@
         <w:rPr>
           <w:sz w:val="20"/>
         </w:rPr>
-        <w:t xml:space="preserve"> с момента </w:t>
-      </w:r>
-      <w:r>
-        <w:rPr>
-          <w:sz w:val="20"/>
-        </w:rPr>
-        <w:t xml:space="preserve">подписания Акта </w:t>
-      </w:r>
-      <w:r>
-        <w:rPr>
-          <w:sz w:val="20"/>
-        </w:rPr>
-        <w:t>сдачи-</w:t>
-      </w:r>
-      <w:r>
-        <w:rPr>
-          <w:sz w:val="20"/>
-        </w:rPr>
-        <w:t xml:space="preserve">приемки выполненных работ (закрытия заказ-наряда) </w:t>
-      </w:r>
-      <w:r>
-        <w:rPr>
-          <w:sz w:val="20"/>
-        </w:rPr>
-        <w:t xml:space="preserve">или УПД </w:t>
-      </w:r>
-      <w:r>
-        <w:rPr>
-          <w:sz w:val="20"/>
-        </w:rPr>
-        <w:t>на основании выставленного Исполнителем счета на оплату</w:t>
-      </w:r>
-      <w:r>
-        <w:rPr>
-          <w:sz w:val="20"/>
-        </w:rPr>
-        <w:t xml:space="preserve"> </w:t>
-      </w:r>
-      <w:r>
-        <w:rPr>
-          <w:sz w:val="20"/>
-        </w:rPr>
-        <w:br/>
-      </w:r>
-      <w:r>
-        <w:rPr>
-          <w:sz w:val="20"/>
-        </w:rPr>
-        <w:t>и счет-фактуры (если применимо)</w:t>
-      </w:r>
-      <w:r>
-        <w:rPr>
-          <w:sz w:val="20"/>
-        </w:rPr>
-        <w:t>.</w:t>
+        <w:t xml:space="preserve"> с момента подписания Акта сдачи-приемки выполненных работ (закрытия заказ-наряда) или УПД на основании выставленного Исполнителем счета на оплату </w:t>
+      </w:r>
+      <w:r>
+        <w:rPr>
+          <w:sz w:val="20"/>
+        </w:rPr>
+        <w:br/>
+      </w:r>
+      <w:r>
+        <w:rPr>
+          <w:sz w:val="20"/>
+        </w:rPr>
+        <w:t xml:space="preserve">и счет-фактуры (если применимо).</w:t>
       </w:r>
     </w:p>
     <w:p>
@@ -3183,19 +1362,7 @@
         <w:rPr>
           <w:sz w:val="20"/>
         </w:rPr>
-        <w:t>В случае неисполнения или ненадлежащего выполнения Исполнителем своих обязательств, предусмотренных Договором, Заказчик вправе произвести оплату по Договору за вычетом соответствующего размера неустойки (штрафа, пени)</w:t>
-      </w:r>
-      <w:r>
-        <w:rPr>
-          <w:sz w:val="20"/>
-        </w:rPr>
-        <w:t>.</w:t>
-      </w:r>
-      <w:r>
-        <w:rPr>
-          <w:sz w:val="20"/>
-        </w:rPr>
-        <w:t xml:space="preserve"> </w:t>
+        <w:t xml:space="preserve">В случае неисполнения или ненадлежащего выполнения Исполнителем своих обязательств, предусмотренных Договором, Заказчик вправе произвести оплату по Договору за вычетом соответствующего размера неустойки (штрафа, пени). </w:t>
       </w:r>
     </w:p>
     <w:p>
@@ -3210,49 +1377,7 @@
         <w:rPr>
           <w:sz w:val="20"/>
         </w:rPr>
-        <w:t>4.</w:t>
-      </w:r>
-      <w:r>
-        <w:rPr>
-          <w:sz w:val="20"/>
-        </w:rPr>
-        <w:t>6</w:t>
-      </w:r>
-      <w:r>
-        <w:rPr>
-          <w:sz w:val="20"/>
-        </w:rPr>
-        <w:t xml:space="preserve">. Датой оплаты денежных сумм, указанных в настоящем Договоре, считается дата </w:t>
-      </w:r>
-      <w:r>
-        <w:rPr>
-          <w:sz w:val="20"/>
-        </w:rPr>
-        <w:t>списания</w:t>
-      </w:r>
-      <w:r>
-        <w:rPr>
-          <w:sz w:val="20"/>
-        </w:rPr>
-        <w:t xml:space="preserve"> </w:t>
-      </w:r>
-      <w:r>
-        <w:rPr>
-          <w:sz w:val="20"/>
-        </w:rPr>
-        <w:t xml:space="preserve">денежных средств </w:t>
-      </w:r>
-      <w:r>
-        <w:rPr>
-          <w:sz w:val="20"/>
-        </w:rPr>
-        <w:t>со счета Заказчика</w:t>
-      </w:r>
-      <w:r>
-        <w:rPr>
-          <w:sz w:val="20"/>
-        </w:rPr>
-        <w:t xml:space="preserve">. </w:t>
+        <w:t xml:space="preserve">4.6. Датой оплаты денежных сумм, указанных в настоящем Договоре, считается дата списания денежных средств со счета Заказчика. </w:t>
       </w:r>
     </w:p>
     <w:p>
@@ -3267,128 +1392,32 @@
         <w:rPr>
           <w:sz w:val="20"/>
         </w:rPr>
-        <w:t xml:space="preserve">4.7. Предельная стоимость по настоящему Договору не может превышать {{contract_price_num}} ({{contract_price_words}}) рублей в т.ч. НДС (если применимо (по ставке, применяемой Исполнителем и/или применимой для Исполнителя в соответствующий период/срок)).</w:t>
+        <w:t xml:space="preserve">4.7. Предельная стоимость по настоящему Договору не может превышать </w:t>
       </w:r>
       <w:r>
         <w:rPr>
           <w:sz w:val="20"/>
           <w:highlight w:val="yellow"/>
         </w:rPr>
-        <w:t/>
-      </w:r>
-      <w:proofErr w:type="gramStart"/>
-      <w:r>
-        <w:rPr>
-          <w:sz w:val="20"/>
-          <w:highlight w:val="yellow"/>
-        </w:rPr>
-        <w:t/>
-      </w:r>
-      <w:proofErr w:type="gramEnd"/>
-      <w:r>
-        <w:rPr>
-          <w:sz w:val="20"/>
-          <w:highlight w:val="yellow"/>
-        </w:rPr>
-        <w:t/>
-      </w:r>
-      <w:r>
-        <w:rPr>
-          <w:sz w:val="20"/>
-          <w:highlight w:val="yellow"/>
-        </w:rPr>
-        <w:t xml:space="preserve"/>
-      </w:r>
-      <w:r>
-        <w:rPr>
-          <w:sz w:val="20"/>
-          <w:highlight w:val="yellow"/>
-        </w:rPr>
-        <w:t/>
-      </w:r>
-      <w:r>
-        <w:rPr>
-          <w:sz w:val="20"/>
-          <w:highlight w:val="yellow"/>
-        </w:rPr>
-        <w:t/>
-      </w:r>
-      <w:r>
-        <w:rPr>
-          <w:sz w:val="20"/>
-          <w:highlight w:val="yellow"/>
-        </w:rPr>
-        <w:t xml:space="preserve"/>
-      </w:r>
-      <w:proofErr w:type="spellStart"/>
-      <w:r>
-        <w:rPr>
-          <w:sz w:val="20"/>
-          <w:highlight w:val="yellow"/>
-        </w:rPr>
-        <w:t/>
-      </w:r>
-      <w:proofErr w:type="spellEnd"/>
-      <w:r>
-        <w:rPr>
-          <w:sz w:val="20"/>
-          <w:highlight w:val="yellow"/>
-        </w:rPr>
-        <w:t/>
-      </w:r>
-      <w:r>
-        <w:rPr>
-          <w:sz w:val="20"/>
-        </w:rPr>
-        <w:t xml:space="preserve"/>
-      </w:r>
-      <w:r>
-        <w:rPr>
-          <w:sz w:val="20"/>
-        </w:rPr>
-        <w:t/>
-      </w:r>
-      <w:r>
-        <w:rPr>
-          <w:sz w:val="20"/>
-        </w:rPr>
-        <w:t xml:space="preserve"/>
-      </w:r>
-      <w:r>
-        <w:rPr>
-          <w:sz w:val="20"/>
-        </w:rPr>
-        <w:t xml:space="preserve"/>
-      </w:r>
-      <w:r>
-        <w:rPr>
-          <w:sz w:val="20"/>
-        </w:rPr>
-        <w:br/>
-      </w:r>
-      <w:r>
-        <w:rPr>
-          <w:sz w:val="20"/>
-        </w:rPr>
-        <w:t/>
-      </w:r>
-      <w:r>
-        <w:rPr>
-          <w:sz w:val="20"/>
-        </w:rPr>
-        <w:t/>
-      </w:r>
-      <w:r>
-        <w:rPr>
-          <w:sz w:val="20"/>
-        </w:rPr>
-        <w:t/>
-      </w:r>
-      <w:r>
-        <w:rPr>
-          <w:sz w:val="20"/>
-        </w:rPr>
-        <w:t/>
+        <w:t xml:space="preserve">___________,__ (____________) рубл__ ___ копеек</w:t>
+      </w:r>
+      <w:r>
+        <w:rPr>
+          <w:sz w:val="20"/>
+        </w:rPr>
+        <w:t xml:space="preserve"> в т.ч. НДС (если применимо (по ставке, применяемой Исполнителем и/или применимой </w:t>
+      </w:r>
+      <w:r>
+        <w:rPr>
+          <w:sz w:val="20"/>
+        </w:rPr>
+        <w:br/>
+      </w:r>
+      <w:r>
+        <w:rPr>
+          <w:sz w:val="20"/>
+        </w:rPr>
+        <w:t xml:space="preserve">для Исполнителя в соответствующий период/срок)).</w:t>
       </w:r>
     </w:p>
     <w:p>
@@ -3400,40 +1429,7 @@
         </w:rPr>
       </w:pPr>
       <w:r>
-        <w:rPr>
-          <w:sz w:val="20"/>
-        </w:rPr>
-        <w:t>4.7.1. В</w:t>
-      </w:r>
-      <w:r>
-        <w:rPr>
-          <w:sz w:val="20"/>
-        </w:rPr>
-        <w:t xml:space="preserve"> случае, если в течение срока действия Договора возникнет НДС, </w:t>
-      </w:r>
-      <w:r>
-        <w:rPr>
-          <w:sz w:val="20"/>
-        </w:rPr>
-        <w:t>стоимость, подлежащая оплате Заказчиком по настоящему Договору</w:t>
-      </w:r>
-      <w:r>
-        <w:rPr>
-          <w:sz w:val="20"/>
-        </w:rPr>
-        <w:t>,</w:t>
-      </w:r>
-      <w:r>
-        <w:rPr>
-          <w:sz w:val="20"/>
-        </w:rPr>
-        <w:t xml:space="preserve"> будет включать в себя НДС (НДС считается включенным) по ставке, применяемой Исполнителем и/или применимой для Исполнителя в соответствующий период/срок</w:t>
-      </w:r>
-      <w:r>
-        <w:rPr>
-          <w:sz w:val="20"/>
-        </w:rPr>
-        <w:t>.</w:t>
+        <w:t>{%p if not vat_applicable %}</w:t>
       </w:r>
     </w:p>
     <w:p>
@@ -3447,30 +1443,50 @@
       <w:r>
         <w:rPr>
           <w:sz w:val="20"/>
+        </w:rPr>
+        <w:t xml:space="preserve">4.7.1. В случае, если в течение срока действия Договора возникнет НДС, стоимость, подлежащая оплате Заказчиком по настоящему Договору, будет включать в себя НДС (НДС считается включенным) по ставке, применяемой Исполнителем и/или применимой для Исполнителя в соответствующий период/срок.</w:t>
+      </w:r>
+    </w:p>
+    <w:p>
+      <w:pPr>
+        <w:pStyle w:val="aa"/>
+        <w:ind w:firstLine="708"/>
+        <w:rPr>
+          <w:sz w:val="20"/>
+        </w:rPr>
+      </w:pPr>
+      <w:r>
+        <w:t>{%p endif %}</w:t>
+      </w:r>
+    </w:p>
+    <w:p>
+      <w:pPr>
+        <w:pStyle w:val="aa"/>
+        <w:ind w:firstLine="708"/>
+        <w:rPr>
+          <w:sz w:val="20"/>
+        </w:rPr>
+      </w:pPr>
+      <w:r>
+        <w:rPr>
+          <w:sz w:val="20"/>
           <w:highlight w:val="yellow"/>
         </w:rPr>
-        <w:t xml:space="preserve">4.8. Финансирование </w:t>
+        <w:t xml:space="preserve">4.8. Финансирование договора осуществляется в рамках соглашения о предоставлении из федерального бюджета субсидии, заключенного между ВСКС и {{ subsidy_grantor_name }} № {{ subsidy_agreement_number }} от {{ subsidy_agreement_date }} г.</w:t>
       </w:r>
       <w:r>
         <w:rPr>
           <w:sz w:val="20"/>
           <w:highlight w:val="yellow"/>
         </w:rPr>
-        <w:t xml:space="preserve">договора осуществляется в рамках соглашения о предоставлении из федерального бюджета субсидии, заключенного между ВСКС и Федеральным агентством по делам молодежи (Росмолодежь) </w:t>
+        <w:br/>
       </w:r>
       <w:r>
         <w:rPr>
           <w:sz w:val="20"/>
           <w:highlight w:val="yellow"/>
         </w:rPr>
-        <w:br/>
-      </w:r>
-      <w:r>
-        <w:rPr>
-          <w:sz w:val="20"/>
-          <w:highlight w:val="yellow"/>
-        </w:rPr>
-        <w:t xml:space="preserve">№ 091-10-2025-032 от 24.02.2025 г. В связи с оплатой стоимости настоящего договора за счет средств федеральной субсидии, Подрядчик (Исполнитель) дает свое согласие на осуществление главным распорядителем бюджетных средств, предоставившим субсидию (Федеральным агентством по делам молодежи), и органами государственного </w:t>
+        <w:t xml:space="preserve"> В связи с оплатой стоимости настоящего договора за счет средств федеральной субсидии, Подрядчик (Исполнитель) дает свое согласие на осуществление главным распорядителем бюджетных средств, предоставившим субсидию ({{ subsidy_grantor_name }}), и органами государственного </w:t>
       </w:r>
       <w:r>
         <w:rPr>
@@ -3500,55 +1516,19 @@
         <w:rPr>
           <w:sz w:val="20"/>
         </w:rPr>
-        <w:t xml:space="preserve">4.9. </w:t>
-      </w:r>
-      <w:r>
-        <w:rPr>
-          <w:sz w:val="20"/>
-        </w:rPr>
-        <w:t xml:space="preserve">{% if subsidy_extra_clause_1 %}{% if subsidy_extra_clause_1 %}{% if subsidy_extra_clause_1 %}В связи с финансированием Договора за счет средств субсидии, установленной п. 4.</w:t>
-      </w:r>
-      <w:r>
-        <w:rPr>
-          <w:sz w:val="20"/>
-        </w:rPr>
-        <w:t>8</w:t>
-      </w:r>
-      <w:r>
-        <w:rPr>
-          <w:sz w:val="20"/>
-        </w:rPr>
-        <w:t>. Договора, Подрядчик (Исполнитель) обязуется вести раздельный учет расходов, а также предоставлять по требованию Заказчика и органов финансового контроля (в т.ч. указанных в п. 4.</w:t>
-      </w:r>
-      <w:r>
-        <w:rPr>
-          <w:sz w:val="20"/>
-        </w:rPr>
-        <w:t>8</w:t>
-      </w:r>
-      <w:r>
-        <w:rPr>
-          <w:sz w:val="20"/>
-        </w:rPr>
-        <w:t xml:space="preserve">. Договора) первичные документы, подтверждающие фактически понесенные затраты. Обязательства, установленные настоящим пунктом, распространяются также </w:t>
-      </w:r>
-      <w:r>
-        <w:rPr>
-          <w:sz w:val="20"/>
-        </w:rPr>
-        <w:br/>
-      </w:r>
-      <w:r>
-        <w:rPr>
-          <w:sz w:val="20"/>
-        </w:rPr>
-        <w:t>на субподрядчиков (привлеченных Подрядчиком Исполнителем)), вплоть до последнего уровня</w:t>
-      </w:r>
-      <w:r>
-        <w:rPr>
-          <w:sz w:val="20"/>
-        </w:rPr>
-        <w:t xml:space="preserve">.{% endif %}{% endif %}{% endif %}</w:t>
+        <w:t xml:space="preserve">4.9. В связи с финансированием Договора за счет средств субсидии, установленной п. 4.8. Договора, Подрядчик (Исполнитель) обязуется вести раздельный учет расходов, а также предоставлять по требованию Заказчика и органов финансового контроля (в т.ч. указанных в п. 4.8. Договора) первичные документы, подтверждающие фактически понесенные затраты. Обязательства, установленные настоящим пунктом, распространяются также </w:t>
+      </w:r>
+      <w:r>
+        <w:rPr>
+          <w:sz w:val="20"/>
+        </w:rPr>
+        <w:br/>
+      </w:r>
+      <w:r>
+        <w:rPr>
+          <w:sz w:val="20"/>
+        </w:rPr>
+        <w:t xml:space="preserve">на субподрядчиков (привлеченных Подрядчиком Исполнителем)), вплоть до последнего уровня.</w:t>
       </w:r>
     </w:p>
     <w:p>
@@ -3569,14 +1549,12 @@
         <w:rPr>
           <w:sz w:val="20"/>
           <w:highlight w:val="yellow"/>
-          <w:lang w:val="ru-RU"/>
         </w:rPr>
       </w:pPr>
       <w:r>
         <w:rPr>
           <w:sz w:val="20"/>
           <w:highlight w:val="yellow"/>
-          <w:lang w:val="ru-RU"/>
         </w:rPr>
         <w:t>5.1. На установленные оригинальные запасные части, оборудование, агрегаты, аксессуары Исполнителем предоставляется гарантия сроком на 1 (Один) год с даты приема выполненных работ при условии соблюдения Заказчиком правил эксплуатации автомобилей.</w:t>
       </w:r>
@@ -3588,14 +1566,12 @@
         <w:rPr>
           <w:sz w:val="20"/>
           <w:highlight w:val="yellow"/>
-          <w:lang w:val="ru-RU"/>
         </w:rPr>
       </w:pPr>
       <w:r>
         <w:rPr>
           <w:sz w:val="20"/>
           <w:highlight w:val="yellow"/>
-          <w:lang w:val="ru-RU"/>
         </w:rPr>
         <w:t>На установленные неоригинальные запасные части, оборудование, агрегаты, аксессуары Исполнителем предоставляется гарантия сроком на 6 (шесть) месяцев с даты приема выполненных работ при условии соблюдения Заказчиком правил эксплуатации автомобилей</w:t>
       </w:r>
@@ -3606,14 +1582,12 @@
         <w:ind w:firstLine="709"/>
         <w:rPr>
           <w:sz w:val="20"/>
-          <w:lang w:val="ru-RU"/>
         </w:rPr>
       </w:pPr>
       <w:r>
         <w:rPr>
           <w:sz w:val="20"/>
           <w:highlight w:val="yellow"/>
-          <w:lang w:val="ru-RU"/>
         </w:rPr>
         <w:t xml:space="preserve">На выполненные работы Исполнитель предоставляет гарантию сроком на 6 (Шесть) месяцев либо 5000 </w:t>
       </w:r>
@@ -3621,7 +1595,6 @@
         <w:rPr>
           <w:sz w:val="20"/>
           <w:highlight w:val="yellow"/>
-          <w:lang w:val="ru-RU"/>
         </w:rPr>
         <w:br/>
       </w:r>
@@ -3629,7 +1602,6 @@
         <w:rPr>
           <w:sz w:val="20"/>
           <w:highlight w:val="yellow"/>
-          <w:lang w:val="ru-RU"/>
         </w:rPr>
         <w:t xml:space="preserve">(Пять тысяч) км пробега (в зависимости от того, что наступит первым) с даты приемки выполненных работ </w:t>
       </w:r>
@@ -3637,7 +1609,6 @@
         <w:rPr>
           <w:sz w:val="20"/>
           <w:highlight w:val="yellow"/>
-          <w:lang w:val="ru-RU"/>
         </w:rPr>
         <w:br/>
       </w:r>
@@ -3645,14 +1616,12 @@
         <w:rPr>
           <w:sz w:val="20"/>
           <w:highlight w:val="yellow"/>
-          <w:lang w:val="ru-RU"/>
         </w:rPr>
         <w:t>при условии соблюдения Заказчиком правил эксплуатации автомобилей.</w:t>
       </w:r>
       <w:r>
         <w:rPr>
           <w:sz w:val="20"/>
-          <w:lang w:val="ru-RU"/>
         </w:rPr>
         <w:t xml:space="preserve"> </w:t>
       </w:r>
@@ -3670,79 +1639,7 @@
         <w:rPr>
           <w:sz w:val="20"/>
         </w:rPr>
-        <w:t xml:space="preserve">В случае использования при проведении работ запасных частей, оборудования, агрегатов, аксессуаров Заказчика, установленная в настоящем пункте гарантия </w:t>
-      </w:r>
-      <w:r>
-        <w:rPr>
-          <w:sz w:val="20"/>
-        </w:rPr>
-        <w:t xml:space="preserve">на такие </w:t>
-      </w:r>
-      <w:r>
-        <w:rPr>
-          <w:sz w:val="20"/>
-        </w:rPr>
-        <w:t>запасн</w:t>
-      </w:r>
-      <w:r>
-        <w:rPr>
-          <w:sz w:val="20"/>
-        </w:rPr>
-        <w:t>ые</w:t>
-      </w:r>
-      <w:r>
-        <w:rPr>
-          <w:sz w:val="20"/>
-        </w:rPr>
-        <w:t xml:space="preserve"> част</w:t>
-      </w:r>
-      <w:r>
-        <w:rPr>
-          <w:sz w:val="20"/>
-        </w:rPr>
-        <w:t>и</w:t>
-      </w:r>
-      <w:r>
-        <w:rPr>
-          <w:sz w:val="20"/>
-        </w:rPr>
-        <w:t>, оборудовани</w:t>
-      </w:r>
-      <w:r>
-        <w:rPr>
-          <w:sz w:val="20"/>
-        </w:rPr>
-        <w:t>е</w:t>
-      </w:r>
-      <w:r>
-        <w:rPr>
-          <w:sz w:val="20"/>
-        </w:rPr>
-        <w:t>, агрегат</w:t>
-      </w:r>
-      <w:r>
-        <w:rPr>
-          <w:sz w:val="20"/>
-        </w:rPr>
-        <w:t>ы</w:t>
-      </w:r>
-      <w:r>
-        <w:rPr>
-          <w:sz w:val="20"/>
-        </w:rPr>
-        <w:t>, аксессу</w:t>
-      </w:r>
-      <w:r>
-        <w:rPr>
-          <w:sz w:val="20"/>
-        </w:rPr>
-        <w:t xml:space="preserve">ары </w:t>
-      </w:r>
-      <w:r>
-        <w:rPr>
-          <w:sz w:val="20"/>
-        </w:rPr>
-        <w:t>не распространяется.</w:t>
+        <w:t xml:space="preserve">В случае использования при проведении работ запасных частей, оборудования, агрегатов, аксессуаров Заказчика, установленная в настоящем пункте гарантия на такие запасные части, оборудование, агрегаты, аксессуары не распространяется.</w:t>
       </w:r>
     </w:p>
     <w:p>
@@ -3758,19 +1655,7 @@
         <w:rPr>
           <w:sz w:val="20"/>
         </w:rPr>
-        <w:t>На использованные при выполнении работ материалы,</w:t>
-      </w:r>
-      <w:r>
-        <w:rPr>
-          <w:sz w:val="20"/>
-        </w:rPr>
-        <w:t xml:space="preserve"> предоставленные Заказчиком</w:t>
-      </w:r>
-      <w:r>
-        <w:rPr>
-          <w:sz w:val="20"/>
-        </w:rPr>
-        <w:t xml:space="preserve">, гарантия </w:t>
+        <w:t xml:space="preserve">На использованные при выполнении работ материалы, предоставленные Заказчиком, гарантия </w:t>
       </w:r>
       <w:r>
         <w:rPr>
@@ -3814,19 +1699,7 @@
         <w:rPr>
           <w:sz w:val="20"/>
         </w:rPr>
-        <w:t xml:space="preserve">5.3. Исполнитель </w:t>
-      </w:r>
-      <w:r>
-        <w:rPr>
-          <w:sz w:val="20"/>
-        </w:rPr>
-        <w:t xml:space="preserve">самостоятельно и за счет собственных средств </w:t>
-      </w:r>
-      <w:r>
-        <w:rPr>
-          <w:sz w:val="20"/>
-        </w:rPr>
-        <w:t xml:space="preserve">обеспечивает утилизацию промышленных отходов, образующихся на территории Исполнителя в процессе проведения работ по техническому обслуживанию </w:t>
+        <w:t xml:space="preserve">5.3. Исполнитель самостоятельно и за счет собственных средств обеспечивает утилизацию промышленных отходов, образующихся на территории Исполнителя в процессе проведения работ по техническому обслуживанию </w:t>
       </w:r>
       <w:r>
         <w:rPr>
@@ -3873,28 +1746,7 @@
         <w:br/>
       </w:r>
       <w:r>
-        <w:t>и потребовать уплаты, а Заказчик обязан уплатить Исполнителю неустойку в размере 0,</w:t>
-      </w:r>
-      <w:r>
-        <w:t>0</w:t>
-      </w:r>
-      <w:r>
-        <w:t>1% от несвоевременно оплаченной суммы за каждый день просрочки</w:t>
-      </w:r>
-      <w:r>
-        <w:t xml:space="preserve">, но не более 1% от </w:t>
-      </w:r>
-      <w:r>
-        <w:t>несвоевременно оплаченной суммы</w:t>
-      </w:r>
-      <w:r>
-        <w:t>.</w:t>
-      </w:r>
-      <w:r>
-        <w:t xml:space="preserve"> Заказчик освобождается от уплаты неустойки, если докажет, что просрочка исполнения указанного обязательства произошла не по вине Заказчика, вследствие непреодолимой силы или по вине Исполнителя.</w:t>
-      </w:r>
-      <w:r>
-        <w:t xml:space="preserve"> </w:t>
+        <w:t xml:space="preserve">и потребовать уплаты, а Заказчик обязан уплатить Исполнителю неустойку в размере 0,01% от несвоевременно оплаченной суммы за каждый день просрочки, но не более 1% от несвоевременно оплаченной суммы. Заказчик освобождается от уплаты неустойки, если докажет, что просрочка исполнения указанного обязательства произошла не по вине Заказчика, вследствие непреодолимой силы или по вине Исполнителя. </w:t>
       </w:r>
     </w:p>
     <w:p>
@@ -3906,13 +1758,7 @@
         <w:jc w:val="both"/>
       </w:pPr>
       <w:r>
-        <w:t>6.</w:t>
-      </w:r>
-      <w:r>
-        <w:t>3</w:t>
-      </w:r>
-      <w:r>
-        <w:t>. Исполнитель, при реализации предусмотренных п. 6.2. настоящего Договора прав, может по своему усмотрению:</w:t>
+        <w:t xml:space="preserve">6.3. Исполнитель, при реализации предусмотренных п. 6.2. настоящего Договора прав, может по своему усмотрению:</w:t>
       </w:r>
     </w:p>
     <w:p>
@@ -4007,49 +1853,7 @@
         <w:rPr>
           <w:sz w:val="20"/>
         </w:rPr>
-        <w:t>6.</w:t>
-      </w:r>
-      <w:r>
-        <w:rPr>
-          <w:sz w:val="20"/>
-        </w:rPr>
-        <w:t>4</w:t>
-      </w:r>
-      <w:r>
-        <w:rPr>
-          <w:sz w:val="20"/>
-        </w:rPr>
-        <w:t xml:space="preserve">. </w:t>
-      </w:r>
-      <w:r>
-        <w:rPr>
-          <w:sz w:val="20"/>
-        </w:rPr>
-        <w:t xml:space="preserve">В случае </w:t>
-      </w:r>
-      <w:r>
-        <w:rPr>
-          <w:sz w:val="20"/>
-        </w:rPr>
-        <w:t>выполнения</w:t>
-      </w:r>
-      <w:r>
-        <w:rPr>
-          <w:sz w:val="20"/>
-        </w:rPr>
-        <w:t xml:space="preserve"> Исполнителем </w:t>
-      </w:r>
-      <w:r>
-        <w:rPr>
-          <w:sz w:val="20"/>
-        </w:rPr>
-        <w:t>работ</w:t>
-      </w:r>
-      <w:r>
-        <w:rPr>
-          <w:sz w:val="20"/>
-        </w:rPr>
-        <w:t xml:space="preserve"> ненадлежащего качества или неисполнения иных обязанностей, предусмотренных настоящим Договором, Заказчик имеет право по своему усмотрению потребовать:</w:t>
+        <w:t xml:space="preserve">6.4. В случае выполнения Исполнителем работ ненадлежащего качества или неисполнения иных обязанностей, предусмотренных настоящим Договором, Заказчик имеет право по своему усмотрению потребовать:</w:t>
       </w:r>
     </w:p>
     <w:p>
@@ -4068,19 +1872,7 @@
         <w:rPr>
           <w:sz w:val="20"/>
         </w:rPr>
-        <w:t xml:space="preserve">— соразмерного уменьшения, установленной за </w:t>
-      </w:r>
-      <w:r>
-        <w:rPr>
-          <w:sz w:val="20"/>
-        </w:rPr>
-        <w:t>работы</w:t>
-      </w:r>
-      <w:r>
-        <w:rPr>
-          <w:sz w:val="20"/>
-        </w:rPr>
-        <w:t xml:space="preserve"> цены;</w:t>
+        <w:t xml:space="preserve">— соразмерного уменьшения, установленной за работы цены;</w:t>
       </w:r>
     </w:p>
     <w:p>
@@ -4118,13 +1910,7 @@
         <w:rPr>
           <w:sz w:val="20"/>
         </w:rPr>
-        <w:t>— возмещения своих расходов на устранение недостатков как своими силами, так и путем привлечения третьих лиц</w:t>
-      </w:r>
-      <w:r>
-        <w:rPr>
-          <w:sz w:val="20"/>
-        </w:rPr>
-        <w:t>.</w:t>
+        <w:t xml:space="preserve">— возмещения своих расходов на устранение недостатков как своими силами, так и путем привлечения третьих лиц.</w:t>
       </w:r>
     </w:p>
     <w:p>
@@ -4145,23 +1931,7 @@
           <w:sz w:val="20"/>
           <w:szCs w:val="20"/>
         </w:rPr>
-        <w:t>6.</w:t>
-      </w:r>
-      <w:r>
-        <w:rPr>
-          <w:rFonts w:ascii="Times New Roman" w:hAnsi="Times New Roman" w:cs="Times New Roman"/>
-          <w:sz w:val="20"/>
-          <w:szCs w:val="20"/>
-        </w:rPr>
-        <w:t>5</w:t>
-      </w:r>
-      <w:r>
-        <w:rPr>
-          <w:rFonts w:ascii="Times New Roman" w:hAnsi="Times New Roman" w:cs="Times New Roman"/>
-          <w:sz w:val="20"/>
-          <w:szCs w:val="20"/>
-        </w:rPr>
-        <w:t xml:space="preserve">. Стороны договорились, что проценты на сумму долга в соответствии со статьей 317.1 Гражданского кодекса РФ по Договору, не начисляются и не уплачиваются. </w:t>
+        <w:t xml:space="preserve">6.5. Стороны договорились, что проценты на сумму долга в соответствии со статьей 317.1 Гражданского кодекса РФ по Договору, не начисляются и не уплачиваются. </w:t>
       </w:r>
     </w:p>
     <w:p>
@@ -4182,23 +1952,7 @@
           <w:sz w:val="20"/>
           <w:szCs w:val="20"/>
         </w:rPr>
-        <w:t>6.</w:t>
-      </w:r>
-      <w:r>
-        <w:rPr>
-          <w:rFonts w:ascii="Times New Roman" w:hAnsi="Times New Roman" w:cs="Times New Roman"/>
-          <w:sz w:val="20"/>
-          <w:szCs w:val="20"/>
-        </w:rPr>
-        <w:t>6</w:t>
-      </w:r>
-      <w:r>
-        <w:rPr>
-          <w:rFonts w:ascii="Times New Roman" w:hAnsi="Times New Roman" w:cs="Times New Roman"/>
-          <w:sz w:val="20"/>
-          <w:szCs w:val="20"/>
-        </w:rPr>
-        <w:t xml:space="preserve">. Уплата санкций, предусмотренных настоящим Договором, не освобождает виновную сторону </w:t>
+        <w:t xml:space="preserve">6.6. Уплата санкций, предусмотренных настоящим Договором, не освобождает виновную сторону </w:t>
       </w:r>
       <w:r>
         <w:rPr>
@@ -4235,7 +1989,7 @@
           <w:sz w:val="20"/>
           <w:szCs w:val="20"/>
         </w:rPr>
-        <w:t>6.</w:t>
+        <w:t xml:space="preserve">6.7. Исполнитель несет перед Заказчиком ответственность за неисполнение или ненадлежащее исполнение обязательств по настоящему Договору, в том числе за действия третьих лиц, привлеченных Исполнителем </w:t>
       </w:r>
       <w:r>
         <w:rPr>
@@ -4243,7 +1997,7 @@
           <w:sz w:val="20"/>
           <w:szCs w:val="20"/>
         </w:rPr>
-        <w:t>7</w:t>
+        <w:br/>
       </w:r>
       <w:r>
         <w:rPr>
@@ -4251,39 +2005,7 @@
           <w:sz w:val="20"/>
           <w:szCs w:val="20"/>
         </w:rPr>
-        <w:t xml:space="preserve">. </w:t>
-      </w:r>
-      <w:r>
-        <w:rPr>
-          <w:rFonts w:ascii="Times New Roman" w:hAnsi="Times New Roman" w:cs="Times New Roman"/>
-          <w:sz w:val="20"/>
-          <w:szCs w:val="20"/>
-        </w:rPr>
-        <w:t xml:space="preserve">Исполнитель несет перед Заказчиком ответственность за неисполнение или ненадлежащее исполнение обязательств по настоящему Договору, в том числе за действия третьих лиц, привлеченных Исполнителем </w:t>
-      </w:r>
-      <w:r>
-        <w:rPr>
-          <w:rFonts w:ascii="Times New Roman" w:hAnsi="Times New Roman" w:cs="Times New Roman"/>
-          <w:sz w:val="20"/>
-          <w:szCs w:val="20"/>
-        </w:rPr>
-        <w:br/>
-      </w:r>
-      <w:r>
-        <w:rPr>
-          <w:rFonts w:ascii="Times New Roman" w:hAnsi="Times New Roman" w:cs="Times New Roman"/>
-          <w:sz w:val="20"/>
-          <w:szCs w:val="20"/>
-        </w:rPr>
-        <w:t>к исполнению настоящего Договора</w:t>
-      </w:r>
-      <w:r>
-        <w:rPr>
-          <w:rFonts w:ascii="Times New Roman" w:hAnsi="Times New Roman" w:cs="Times New Roman"/>
-          <w:sz w:val="20"/>
-          <w:szCs w:val="20"/>
-        </w:rPr>
-        <w:t>.</w:t>
+        <w:t xml:space="preserve">к исполнению настоящего Договора.</w:t>
       </w:r>
     </w:p>
     <w:p>
@@ -4325,14 +2047,12 @@
         <w:ind w:firstLine="709"/>
         <w:rPr>
           <w:sz w:val="20"/>
-          <w:lang w:val="ru-RU"/>
         </w:rPr>
       </w:pPr>
       <w:r>
         <w:rPr>
           <w:color w:val="000000"/>
           <w:sz w:val="20"/>
-          <w:lang w:val="ru-RU"/>
         </w:rPr>
         <w:t xml:space="preserve">7.3. Срок действия Договора продлевается соответственно на срок действия форс-мажорных обстоятельств. </w:t>
       </w:r>
@@ -4340,7 +2060,6 @@
         <w:rPr>
           <w:color w:val="000000"/>
           <w:sz w:val="20"/>
-          <w:lang w:val="ru-RU"/>
         </w:rPr>
         <w:br/>
       </w:r>
@@ -4348,25 +2067,8 @@
         <w:rPr>
           <w:color w:val="000000"/>
           <w:sz w:val="20"/>
-          <w:lang w:val="ru-RU"/>
-        </w:rPr>
-        <w:t>В случае если любая из сторон заявит в письменном виде о своем намерении прекратить дальнейшее действие настоящего Договора ввиду действия обстоятельств, указанных в п.</w:t>
-      </w:r>
-      <w:r>
-        <w:rPr>
-          <w:color w:val="000000"/>
-          <w:sz w:val="20"/>
-          <w:lang w:val="ru-RU"/>
-        </w:rPr>
-        <w:t>7</w:t>
-      </w:r>
-      <w:r>
-        <w:rPr>
-          <w:color w:val="000000"/>
-          <w:sz w:val="20"/>
-          <w:lang w:val="ru-RU"/>
-        </w:rPr>
-        <w:t xml:space="preserve">.1 настоящего Договора, стороны производят полный взаимный расчет с составлением по итогам расчетов акта или иного двустороннего документа, подтверждающего факт проведения полных взаимных расчетов, и прекращают действие настоящего Договора. </w:t>
+        </w:rPr>
+        <w:t xml:space="preserve">В случае если любая из сторон заявит в письменном виде о своем намерении прекратить дальнейшее действие настоящего Договора ввиду действия обстоятельств, указанных в п.7.1 настоящего Договора, стороны производят полный взаимный расчет с составлением по итогам расчетов акта или иного двустороннего документа, подтверждающего факт проведения полных взаимных расчетов, и прекращают действие настоящего Договора. </w:t>
       </w:r>
     </w:p>
     <w:p>
@@ -4375,14 +2077,12 @@
         <w:jc w:val="center"/>
         <w:rPr>
           <w:sz w:val="20"/>
-          <w:lang w:val="ru-RU"/>
         </w:rPr>
       </w:pPr>
       <w:r>
         <w:rPr>
           <w:b/>
           <w:sz w:val="20"/>
-          <w:lang w:val="ru-RU"/>
         </w:rPr>
         <w:t>8.  СРОК ДЕЙСТВИЯ И ПОРЯДОК РАСТОРЖЕНИЯ ДОГОВОРА</w:t>
       </w:r>
@@ -4393,31 +2093,7 @@
         <w:jc w:val="both"/>
       </w:pPr>
       <w:r>
-        <w:t xml:space="preserve">8.1. Настоящий Договор вступает в силу с момента его подписания и действует </w:t>
-      </w:r>
-      <w:r>
-        <w:t>до</w:t>
-      </w:r>
-      <w:r>
-        <w:t xml:space="preserve"> полного исполнения Сторонами своих обязательств, но не позднее </w:t>
-      </w:r>
-      <w:r>
-        <w:t>26</w:t>
-      </w:r>
-      <w:r>
-        <w:t>.12.202</w:t>
-      </w:r>
-      <w:r>
-        <w:t>5</w:t>
-      </w:r>
-      <w:r>
-        <w:t xml:space="preserve"> </w:t>
-      </w:r>
-      <w:r>
-        <w:t>г</w:t>
-      </w:r>
-      <w:r>
-        <w:t>.</w:t>
+        <w:t xml:space="preserve">8.1. Настоящий Договор вступает в силу с момента его подписания и действует до полного исполнения Сторонами своих обязательств{%- if contract_end_date %}, но не позднее {{ contract_end_date }} г.{%- endif %}</w:t>
       </w:r>
     </w:p>
     <w:p>
@@ -4435,28 +2111,16 @@
         <w:jc w:val="both"/>
       </w:pPr>
       <w:r>
-        <w:t>8.</w:t>
-      </w:r>
-      <w:r>
-        <w:t>2</w:t>
-      </w:r>
-      <w:r>
-        <w:t xml:space="preserve">. Любая из Сторон Договора вправе расторгнуть настоящий Договор в одностороннем порядке. Стороны обязаны письменно известить друг друга об одностороннем расторжении настоящего Договора не позднее, чем за 1 (Один) месяц до предполагаемой даты расторжения. </w:t>
-      </w:r>
-    </w:p>
-    <w:p>
-      <w:pPr>
-        <w:ind w:firstLine="709"/>
-        <w:jc w:val="both"/>
-      </w:pPr>
-      <w:r>
-        <w:t>8.</w:t>
-      </w:r>
-      <w:r>
-        <w:t>3</w:t>
-      </w:r>
-      <w:r>
-        <w:t>. При досрочном расторжении настоящего Договора по инициативе любой из Сторон, Стороны обязуются полностью исполнить свои взаимные обязательства, возникшие в ходе реализации настоящего Договора, существующие на момент расторжения.</w:t>
+        <w:t xml:space="preserve">8.2. Любая из Сторон Договора вправе расторгнуть настоящий Договор в одностороннем порядке. Стороны обязаны письменно известить друг друга об одностороннем расторжении настоящего Договора не позднее, чем за 1 (Один) месяц до предполагаемой даты расторжения. </w:t>
+      </w:r>
+    </w:p>
+    <w:p>
+      <w:pPr>
+        <w:ind w:firstLine="709"/>
+        <w:jc w:val="both"/>
+      </w:pPr>
+      <w:r>
+        <w:t xml:space="preserve">8.3. При досрочном расторжении настоящего Договора по инициативе любой из Сторон, Стороны обязуются полностью исполнить свои взаимные обязательства, возникшие в ходе реализации настоящего Договора, существующие на момент расторжения.</w:t>
       </w:r>
     </w:p>
     <w:p>
@@ -4471,7 +2135,6 @@
         <w:rPr>
           <w:b/>
           <w:sz w:val="20"/>
-          <w:lang w:val="ru-RU"/>
         </w:rPr>
         <w:t>9. РАЗРЕШЕНИЕ СПОРОВ</w:t>
       </w:r>
@@ -4491,22 +2154,7 @@
         <w:jc w:val="both"/>
       </w:pPr>
       <w:r>
-        <w:t xml:space="preserve">9.2. В случае, если Стороны не придут к соглашению во внесудебном порядке, то дело подлежит рассмотрению в Арбитражном суде </w:t>
-      </w:r>
-      <w:r>
-        <w:t>г. Москвы</w:t>
-      </w:r>
-      <w:r>
-        <w:t>.</w:t>
-      </w:r>
-      <w:r>
-        <w:t xml:space="preserve"> Претензионный порядок обязателен для Сторон. Срок рассмотрения претензий не может превышать более 20 (двадцати) </w:t>
-      </w:r>
-      <w:r>
-        <w:t>рабочих</w:t>
-      </w:r>
-      <w:r>
-        <w:t xml:space="preserve"> дней с момента получения претензии.</w:t>
+        <w:t xml:space="preserve">9.2. В случае, если Стороны не придут к соглашению во внесудебном порядке, то дело подлежит рассмотрению в Арбитражном суде г. Москвы. Претензионный порядок обязателен для Сторон. Срок рассмотрения претензий не может превышать более 20 (двадцати) рабочих дней с момента получения претензии.</w:t>
       </w:r>
     </w:p>
     <w:p>
@@ -4536,13 +2184,11 @@
         <w:ind w:firstLine="709"/>
         <w:rPr>
           <w:sz w:val="20"/>
-          <w:lang w:val="ru-RU"/>
-        </w:rPr>
-      </w:pPr>
-      <w:r>
-        <w:rPr>
-          <w:sz w:val="20"/>
-          <w:lang w:val="ru-RU"/>
+        </w:rPr>
+      </w:pPr>
+      <w:r>
+        <w:rPr>
+          <w:sz w:val="20"/>
         </w:rPr>
         <w:t>10.2.  Все приложения к настоящему Договору являются его неотъемлемой частью.</w:t>
       </w:r>
@@ -4562,13 +2208,7 @@
         <w:jc w:val="both"/>
       </w:pPr>
       <w:r>
-        <w:t xml:space="preserve">10.4. </w:t>
-      </w:r>
-      <w:r>
-        <w:t>Расторжение настоящего Договора допускается по соглашению Сторон, по решению суда, в случае одностороннего отказа Стороны Договора от исполнения Договора в соответствии с законодательством и настоящим Договором</w:t>
-      </w:r>
-      <w:r>
-        <w:t>.</w:t>
+        <w:t xml:space="preserve">10.4. Расторжение настоящего Договора допускается по соглашению Сторон, по решению суда, в случае одностороннего отказа Стороны Договора от исполнения Договора в соответствии с законодательством и настоящим Договором.</w:t>
       </w:r>
     </w:p>
     <w:p>
@@ -4657,13 +2297,7 @@
         <w:jc w:val="both"/>
       </w:pPr>
       <w:r>
-        <w:t>10.</w:t>
-      </w:r>
-      <w:r>
-        <w:t>6</w:t>
-      </w:r>
-      <w:r>
-        <w:t xml:space="preserve">. Ни одна из Сторон не вправе передавать свои права по настоящему Договору третьей стороне </w:t>
+        <w:t xml:space="preserve">10.6. Ни одна из Сторон не вправе передавать свои права по настоящему Договору третьей стороне </w:t>
       </w:r>
       <w:r>
         <w:br/>
@@ -4678,28 +2312,16 @@
         <w:jc w:val="both"/>
       </w:pPr>
       <w:r>
-        <w:t>10.</w:t>
-      </w:r>
-      <w:r>
-        <w:t>7</w:t>
-      </w:r>
-      <w:r>
-        <w:t>. Настоящим Исполнитель в порядке ст. 431.2 ГК РФ заверяет Заказчика</w:t>
-      </w:r>
-      <w:r>
-        <w:t>:</w:t>
-      </w:r>
-    </w:p>
-    <w:p>
-      <w:pPr>
-        <w:ind w:firstLine="709"/>
-        <w:jc w:val="both"/>
-      </w:pPr>
-      <w:r>
-        <w:t>10.7.1. П</w:t>
-      </w:r>
-      <w:r>
-        <w:t>ри заключении и исполнении настоящего Договора не преследует цель неуплаты (неполной уплаты) и (или) зачета (возврата) суммы налога, обязательства по настоящему Договору исполняются и будут исполняться лицом, являющимся стороной настоящего Договора и (или) лицом, которому обязательство по исполнению Договора передано в соответствии с условиями настоящего Договора или закона и гарантирует достоверность следующих обстоятельств:</w:t>
+        <w:t xml:space="preserve">10.7. Настоящим Исполнитель в порядке ст. 431.2 ГК РФ заверяет Заказчика:</w:t>
+      </w:r>
+    </w:p>
+    <w:p>
+      <w:pPr>
+        <w:ind w:firstLine="709"/>
+        <w:jc w:val="both"/>
+      </w:pPr>
+      <w:r>
+        <w:t xml:space="preserve">10.7.1. При заключении и исполнении настоящего Договора не преследует цель неуплаты (неполной уплаты) и (или) зачета (возврата) суммы налога, обязательства по настоящему Договору исполняются и будут исполняться лицом, являющимся стороной настоящего Договора и (или) лицом, которому обязательство по исполнению Договора передано в соответствии с условиями настоящего Договора или закона и гарантирует достоверность следующих обстоятельств:</w:t>
       </w:r>
     </w:p>
     <w:p>
@@ -4740,13 +2362,7 @@
         <w:jc w:val="both"/>
       </w:pPr>
       <w:r>
-        <w:t xml:space="preserve">10.7.2. При </w:t>
-      </w:r>
-      <w:r>
-        <w:t>заключении и исполнении настоящего Договора Исполнитель не является взаимозависимым (аффилированным) и/или не имеет заинтересованности с другими субъектами предпринимательское деятельности, которые оказывают услуги/поставляют товары Заказчику</w:t>
-      </w:r>
-      <w:r>
-        <w:t>.</w:t>
+        <w:t xml:space="preserve">10.7.2. При заключении и исполнении настоящего Договора Исполнитель не является взаимозависимым (аффилированным) и/или не имеет заинтересованности с другими субъектами предпринимательское деятельности, которые оказывают услуги/поставляют товары Заказчику.</w:t>
       </w:r>
     </w:p>
     <w:p>
@@ -4759,10 +2375,7 @@
         <w:t>10.</w:t>
       </w:r>
       <w:r>
-        <w:t>8</w:t>
-      </w:r>
-      <w:r>
-        <w:t xml:space="preserve">. Все предусмотренные настоящим Договором заверения об обстоятельствах Исполнителя имеют существенное значение для Заказчика. При недостоверности данных заверений об обстоятельствах, а равно </w:t>
+        <w:t xml:space="preserve">8. Все предусмотренные настоящим Договором заверения об обстоятельствах Исполнителя имеют существенное значение для Заказчика. При недостоверности данных заверений об обстоятельствах, а равно </w:t>
       </w:r>
       <w:r>
         <w:br/>
@@ -4846,71 +2459,31 @@
         <w:jc w:val="both"/>
       </w:pPr>
       <w:r>
-        <w:t>10.</w:t>
-      </w:r>
-      <w:r>
-        <w:t>9</w:t>
-      </w:r>
-      <w:r>
-        <w:t xml:space="preserve">. </w:t>
-      </w:r>
-      <w:r>
-        <w:t>Стороны признают действительность сканированных копий документов, сообщений, направляемых сторонами друг другу с использованием адресов электронной почты (</w:t>
-      </w:r>
-      <w:proofErr w:type="spellStart"/>
-      <w:r>
-        <w:t>e-mail</w:t>
-      </w:r>
-      <w:proofErr w:type="spellEnd"/>
-      <w:r>
-        <w:t>) сторон, указанных в разделе 11 настоящего Договора. Такие копии документов сохраняют свою силу до получения второй стороной подлинника соответствующего документа. Стороны обязуются обмениваться подлинниками документов в течение 10 (десяти) рабочих дней с момента получения сканированных копий таких документо</w:t>
-      </w:r>
-      <w:r>
-        <w:t>в.</w:t>
-      </w:r>
-    </w:p>
-    <w:p>
-      <w:pPr>
-        <w:ind w:firstLine="709"/>
-        <w:jc w:val="both"/>
-      </w:pPr>
-      <w:r>
-        <w:t xml:space="preserve">10.10. </w:t>
-      </w:r>
-      <w:r>
-        <w:t xml:space="preserve">Стороны обязаны извещать друг друга об изменении своего юридического адреса, реквизитов </w:t>
-      </w:r>
-      <w:r>
-        <w:br/>
-      </w:r>
-      <w:r>
-        <w:t>или контактного телефона, а также иных сведений не позднее 5 (пяти) календарных дней с момента их изменения</w:t>
-      </w:r>
-      <w:r>
-        <w:t>.</w:t>
-      </w:r>
-    </w:p>
-    <w:p>
-      <w:pPr>
-        <w:ind w:firstLine="709"/>
-        <w:jc w:val="both"/>
-      </w:pPr>
-      <w:r>
-        <w:t xml:space="preserve">10.11. </w:t>
-      </w:r>
-      <w:r>
-        <w:t xml:space="preserve">Стороны обязуются соблюдать конфиденциальность в отношении информации, полученной ими друг от друга, или ставшей известной им в ходе исполнения настоящего Договора, не открывать и не разглашать в общем </w:t>
-      </w:r>
-      <w:proofErr w:type="gramStart"/>
-      <w:r>
-        <w:t>или в частности</w:t>
-      </w:r>
-      <w:proofErr w:type="gramEnd"/>
-      <w:r>
-        <w:t xml:space="preserve"> информацию какой-либо третьей стороне без предварительного письменного согласия другой Стороны настоящего Договора</w:t>
-      </w:r>
-      <w:r>
-        <w:t xml:space="preserve"> (за исключением условий, установленных настоящим Договором и законодательством Российской Федерации).</w:t>
+        <w:t xml:space="preserve">10.9. Стороны признают действительность сканированных копий документов, сообщений, направляемых сторонами друг другу с использованием адресов электронной почты (e-mail) сторон, указанных в разделе 11 настоящего Договора. Такие копии документов сохраняют свою силу до получения второй стороной подлинника соответствующего документа. Стороны обязуются обмениваться подлинниками документов в течение 10 (десяти) рабочих дней с момента получения сканированных копий таких документов.</w:t>
+      </w:r>
+    </w:p>
+    <w:p>
+      <w:pPr>
+        <w:ind w:firstLine="709"/>
+        <w:jc w:val="both"/>
+      </w:pPr>
+      <w:r>
+        <w:t xml:space="preserve">10.10. Стороны обязаны извещать друг друга об изменении своего юридического адреса, реквизитов </w:t>
+      </w:r>
+      <w:r>
+        <w:br/>
+      </w:r>
+      <w:r>
+        <w:t xml:space="preserve">или контактного телефона, а также иных сведений не позднее 5 (пяти) календарных дней с момента их изменения.</w:t>
+      </w:r>
+    </w:p>
+    <w:p>
+      <w:pPr>
+        <w:ind w:firstLine="709"/>
+        <w:jc w:val="both"/>
+      </w:pPr>
+      <w:r>
+        <w:t xml:space="preserve">10.11. Стороны обязуются соблюдать конфиденциальность в отношении информации, полученной ими друг от друга, или ставшей известной им в ходе исполнения настоящего Договора, не открывать и не разглашать в общем или в частности информацию какой-либо третьей стороне без предварительного письменного согласия другой Стороны настоящего Договора (за исключением условий, установленных настоящим Договором и законодательством Российской Федерации).</w:t>
       </w:r>
     </w:p>
     <w:p>
@@ -4940,10 +2513,7 @@
         <w:jc w:val="both"/>
       </w:pPr>
       <w:r>
-        <w:t xml:space="preserve">10.13. </w:t>
-      </w:r>
-      <w:r>
-        <w:t xml:space="preserve">В случае изменения законодательства Российской Федерации, регулирующего отношения Сторон </w:t>
+        <w:t xml:space="preserve">10.13. В случае изменения законодательства Российской Федерации, регулирующего отношения Сторон </w:t>
       </w:r>
       <w:r>
         <w:br/>
@@ -4958,19 +2528,7 @@
         <w:jc w:val="both"/>
       </w:pPr>
       <w:r>
-        <w:t>10.1</w:t>
-      </w:r>
-      <w:r>
-        <w:t>4</w:t>
-      </w:r>
-      <w:r>
-        <w:t xml:space="preserve">. </w:t>
-      </w:r>
-      <w:r>
-        <w:t>Во всем остальном, что не предусмотрено настоящим Договором, Стороны будут руководствоваться действующим законодательством Российской Федерации</w:t>
-      </w:r>
-      <w:r>
-        <w:t>.</w:t>
+        <w:t xml:space="preserve">10.14. Во всем остальном, что не предусмотрено настоящим Договором, Стороны будут руководствоваться действующим законодательством Российской Федерации.</w:t>
       </w:r>
     </w:p>
     <w:p>
@@ -4979,76 +2537,23 @@
         <w:ind w:firstLine="709"/>
         <w:rPr>
           <w:sz w:val="20"/>
-          <w:lang w:val="ru-RU"/>
-        </w:rPr>
-      </w:pPr>
-      <w:r>
-        <w:rPr>
-          <w:sz w:val="20"/>
-          <w:lang w:val="ru-RU"/>
-        </w:rPr>
-        <w:t xml:space="preserve"> 10.</w:t>
-      </w:r>
-      <w:r>
-        <w:rPr>
-          <w:sz w:val="20"/>
-          <w:lang w:val="ru-RU"/>
-        </w:rPr>
-        <w:t>1</w:t>
-      </w:r>
-      <w:r>
-        <w:rPr>
-          <w:sz w:val="20"/>
-          <w:lang w:val="ru-RU"/>
-        </w:rPr>
-        <w:t>5</w:t>
-      </w:r>
-      <w:r>
-        <w:rPr>
-          <w:sz w:val="20"/>
-          <w:lang w:val="ru-RU"/>
-        </w:rPr>
-        <w:t xml:space="preserve">. Настоящий Договор составлен в </w:t>
-      </w:r>
-      <w:r>
-        <w:rPr>
-          <w:sz w:val="20"/>
-          <w:lang w:val="ru-RU"/>
-        </w:rPr>
-        <w:t>2 (</w:t>
-      </w:r>
-      <w:r>
-        <w:rPr>
-          <w:sz w:val="20"/>
-          <w:lang w:val="ru-RU"/>
-        </w:rPr>
-        <w:t>двух</w:t>
-      </w:r>
-      <w:r>
-        <w:rPr>
-          <w:sz w:val="20"/>
-          <w:lang w:val="ru-RU"/>
-        </w:rPr>
-        <w:t>)</w:t>
-      </w:r>
-      <w:r>
-        <w:rPr>
-          <w:sz w:val="20"/>
-          <w:lang w:val="ru-RU"/>
-        </w:rPr>
-        <w:t xml:space="preserve"> экземплярах, имеющих равную юридическую силу, </w:t>
-      </w:r>
-      <w:r>
-        <w:rPr>
-          <w:sz w:val="20"/>
-          <w:lang w:val="ru-RU"/>
-        </w:rPr>
-        <w:br/>
-      </w:r>
-      <w:r>
-        <w:rPr>
-          <w:sz w:val="20"/>
-          <w:lang w:val="ru-RU"/>
+        </w:rPr>
+      </w:pPr>
+      <w:r>
+        <w:rPr>
+          <w:sz w:val="20"/>
+        </w:rPr>
+        <w:t xml:space="preserve"> 10.15. Настоящий Договор составлен в 2 (двух) экземплярах, имеющих равную юридическую силу, </w:t>
+      </w:r>
+      <w:r>
+        <w:rPr>
+          <w:sz w:val="20"/>
+        </w:rPr>
+        <w:br/>
+      </w:r>
+      <w:r>
+        <w:rPr>
+          <w:sz w:val="20"/>
         </w:rPr>
         <w:t>по одному для каждой из Сторон.</w:t>
       </w:r>
@@ -5164,7 +2669,7 @@
                 <w:b/>
                 <w:bCs/>
               </w:rPr>
-              <w:t xml:space="preserve">{{customer_full_name}}</w:t>
+              <w:t xml:space="preserve">ВСКС </w:t>
             </w:r>
           </w:p>
           <w:p>
@@ -5179,7 +2684,7 @@
               <w:rPr>
                 <w:rFonts w:eastAsia="Calibri"/>
               </w:rPr>
-              <w:t xml:space="preserve">Адрес местонахождения: {{customer_address}}78, стр.8, этаж цокольный, помещение I, комната 4.</w:t>
+              <w:t xml:space="preserve">Адрес местонахождения: {{ customer_address }}</w:t>
             </w:r>
           </w:p>
           <w:p>
@@ -5194,7 +2699,7 @@
               <w:rPr>
                 <w:rFonts w:eastAsia="Calibri"/>
               </w:rPr>
-              <w:t xml:space="preserve">ОГРН {{customer_ogrn}}</w:t>
+              <w:t xml:space="preserve">ОГРН {{ customer_ogrn }}</w:t>
             </w:r>
           </w:p>
           <w:p>
@@ -5222,7 +2727,7 @@
               <w:rPr>
                 <w:rFonts w:eastAsia="Calibri"/>
               </w:rPr>
-              <w:t>{{customer_bank_name}}</w:t>
+              <w:t xml:space="preserve">{{ customer_bank_name }}</w:t>
             </w:r>
           </w:p>
           <w:p>
@@ -5235,7 +2740,7 @@
               <w:rPr>
                 <w:rFonts w:eastAsia="Calibri"/>
               </w:rPr>
-              <w:t xml:space="preserve">Лицевой счёт: {{customer_personal_account}}</w:t>
+              <w:t xml:space="preserve">Лицевой счет {{ customer_personal_account }}</w:t>
             </w:r>
           </w:p>
           <w:p>
@@ -5248,7 +2753,7 @@
               <w:rPr>
                 <w:rFonts w:eastAsia="Calibri"/>
               </w:rPr>
-              <w:t xml:space="preserve">Казначейский счёт: {{customer_settlement_account}}</w:t>
+              <w:t xml:space="preserve">Казначейский счет: {{ customer_settlement_account }}</w:t>
             </w:r>
           </w:p>
           <w:p>
@@ -5261,7 +2766,7 @@
               <w:rPr>
                 <w:rFonts w:eastAsia="Calibri"/>
               </w:rPr>
-              <w:t>{{customer_bank_name}}</w:t>
+              <w:t xml:space="preserve">{{ customer_bank_name }}</w:t>
             </w:r>
           </w:p>
           <w:p>
@@ -5274,7 +2779,7 @@
               <w:rPr>
                 <w:rFonts w:eastAsia="Calibri"/>
               </w:rPr>
-              <w:t xml:space="preserve">БИК: {{customer_bik}}</w:t>
+              <w:t xml:space="preserve">БИК ТОФК: {{ customer_bik }}</w:t>
             </w:r>
           </w:p>
           <w:p>
@@ -5287,7 +2792,7 @@
               <w:rPr>
                 <w:rFonts w:eastAsia="Calibri"/>
               </w:rPr>
-              <w:t xml:space="preserve">Корреспондентский счёт: {{customer_correspondent_account}}</w:t>
+              <w:t>Единый казначейский счет: 40102810545370000003</w:t>
             </w:r>
           </w:p>
           <w:p>
@@ -5300,7 +2805,7 @@
               <w:rPr>
                 <w:rFonts w:eastAsia="Calibri"/>
               </w:rPr>
-              <w:t xml:space="preserve">ОГРН {{customer_ogrn}}</w:t>
+              <w:t>ОКПО 17777419</w:t>
             </w:r>
           </w:p>
           <w:p>
@@ -5313,19 +2818,7 @@
               <w:rPr>
                 <w:rFonts w:eastAsia="Calibri"/>
               </w:rPr>
-              <w:t>Тел.:</w:t>
-            </w:r>
-            <w:r>
-              <w:rPr>
-                <w:rFonts w:eastAsia="Calibri"/>
-              </w:rPr>
-              <w:t xml:space="preserve"> </w:t>
-            </w:r>
-            <w:r>
-              <w:rPr>
-                <w:rFonts w:eastAsia="Calibri"/>
-              </w:rPr>
-              <w:t>+7(495) 568-00-11</w:t>
+              <w:t xml:space="preserve">Тел.: {{ customer_phone }}</w:t>
             </w:r>
           </w:p>
           <w:p>
@@ -5335,72 +2828,49 @@
                 <w:rFonts w:eastAsia="Calibri"/>
               </w:rPr>
             </w:pPr>
-            <w:proofErr w:type="spellStart"/>
-            <w:proofErr w:type="gramStart"/>
             <w:r>
               <w:rPr>
                 <w:rFonts w:eastAsia="Calibri"/>
               </w:rPr>
-              <w:t>Эл.почта</w:t>
-            </w:r>
-            <w:proofErr w:type="spellEnd"/>
-            <w:proofErr w:type="gramEnd"/>
-            <w:r>
-              <w:rPr>
-                <w:rFonts w:eastAsia="Calibri"/>
-              </w:rPr>
-              <w:t xml:space="preserve">: </w:t>
+              <w:t xml:space="preserve">Эл.почта: {{ customer_email }}</w:t>
             </w:r>
             <w:hyperlink r:id="rId12" w:history="1">
               <w:r>
                 <w:rPr>
                   <w:rStyle w:val="af9"/>
                   <w:rFonts w:eastAsia="Calibri"/>
-                  <w:lang w:val="en-US"/>
                 </w:rPr>
-                <w:t>info</w:t>
+                <w:t xml:space="preserve"/>
               </w:r>
               <w:r>
                 <w:rPr>
                   <w:rStyle w:val="af9"/>
                   <w:rFonts w:eastAsia="Calibri"/>
                 </w:rPr>
-                <w:t>@</w:t>
+                <w:t xml:space="preserve"/>
               </w:r>
-              <w:proofErr w:type="spellStart"/>
-              <w:r>
-                <w:rPr>
-                  <w:rStyle w:val="af9"/>
-                  <w:rFonts w:eastAsia="Calibri"/>
-                  <w:lang w:val="en-US"/>
-                </w:rPr>
-                <w:t>vsks</w:t>
-              </w:r>
-              <w:proofErr w:type="spellEnd"/>
               <w:r>
                 <w:rPr>
                   <w:rStyle w:val="af9"/>
                   <w:rFonts w:eastAsia="Calibri"/>
                 </w:rPr>
-                <w:t>.</w:t>
+                <w:t xml:space="preserve"/>
               </w:r>
-              <w:proofErr w:type="spellStart"/>
               <w:r>
                 <w:rPr>
                   <w:rStyle w:val="af9"/>
                   <w:rFonts w:eastAsia="Calibri"/>
-                  <w:lang w:val="en-US"/>
                 </w:rPr>
-                <w:t>ru</w:t>
+                <w:t xml:space="preserve"/>
               </w:r>
-              <w:proofErr w:type="spellEnd"/>
+              <w:r>
+                <w:rPr>
+                  <w:rStyle w:val="af9"/>
+                  <w:rFonts w:eastAsia="Calibri"/>
+                </w:rPr>
+                <w:t xml:space="preserve"/>
+              </w:r>
             </w:hyperlink>
-            <w:r>
-              <w:rPr>
-                <w:rFonts w:eastAsia="Calibri"/>
-              </w:rPr>
-              <w:t xml:space="preserve"> </w:t>
-            </w:r>
           </w:p>
           <w:p>
             <w:pPr>
@@ -5414,11 +2884,6 @@
                 <w:rFonts w:eastAsia="Calibri"/>
               </w:rPr>
               <w:t>_________</w:t>
-            </w:r>
-            <w:r>
-              <w:rPr>
-                <w:rStyle w:val="af4"/>
-              </w:rPr>
             </w:r>
           </w:p>
           <w:p>
@@ -5433,7 +2898,7 @@
               <w:rPr>
                 <w:rFonts w:eastAsia="Calibri"/>
               </w:rPr>
-              <w:t xml:space="preserve">{{customer_signatory_position}}</w:t>
+              <w:t xml:space="preserve">{{ customer_signatory_position }}</w:t>
             </w:r>
           </w:p>
           <w:p>
@@ -5448,16 +2913,8 @@
               <w:rPr>
                 <w:rFonts w:eastAsia="Calibri"/>
               </w:rPr>
-              <w:t xml:space="preserve">_____________ / {{customer_signatory_name_initials}}</w:t>
+              <w:t xml:space="preserve">_________________ / {{ customer_signatory_name_initials }}</w:t>
             </w:r>
-            <w:proofErr w:type="spellStart"/>
-            <w:r>
-              <w:rPr>
-                <w:rFonts w:eastAsia="Calibri"/>
-              </w:rPr>
-              <w:t/>
-            </w:r>
-            <w:proofErr w:type="spellEnd"/>
           </w:p>
           <w:p>
             <w:pPr>
@@ -5471,13 +2928,7 @@
               <w:rPr>
                 <w:rFonts w:eastAsia="Calibri"/>
               </w:rPr>
-              <w:t xml:space="preserve"> </w:t>
-            </w:r>
-            <w:r>
-              <w:rPr>
-                <w:rFonts w:eastAsia="Calibri"/>
-              </w:rPr>
-              <w:t>М.П.</w:t>
+              <w:t xml:space="preserve"> М.П.</w:t>
             </w:r>
           </w:p>
         </w:tc>
@@ -5546,15 +2997,6 @@
               </w:rPr>
               <w:t>ОГРН</w:t>
             </w:r>
-            <w:r>
-              <w:rPr>
-                <w:rStyle w:val="af4"/>
-                <w:i/>
-                <w:iCs/>
-                <w:sz w:val="20"/>
-                <w:szCs w:val="20"/>
-              </w:rPr>
-            </w:r>
           </w:p>
           <w:p/>
           <w:p>
@@ -5588,13 +3030,6 @@
                 <w:highlight w:val="yellow"/>
               </w:rPr>
               <w:t>ОГРНИП</w:t>
-            </w:r>
-            <w:r>
-              <w:rPr>
-                <w:rStyle w:val="af4"/>
-                <w:sz w:val="20"/>
-                <w:szCs w:val="20"/>
-              </w:rPr>
             </w:r>
           </w:p>
           <w:p/>
@@ -5630,15 +3065,8 @@
             </w:r>
           </w:p>
           <w:p>
-            <w:proofErr w:type="spellStart"/>
-            <w:proofErr w:type="gramStart"/>
             <w:r>
-              <w:t>Эл.почта</w:t>
-            </w:r>
-            <w:proofErr w:type="spellEnd"/>
-            <w:proofErr w:type="gramEnd"/>
-            <w:r>
-              <w:t>:</w:t>
+              <w:t xml:space="preserve">Эл.почта: {{ contractor_email }}</w:t>
             </w:r>
           </w:p>
           <w:p/>
@@ -5655,14 +3083,7 @@
                 <w:iCs/>
                 <w:highlight w:val="yellow"/>
               </w:rPr>
-              <w:t xml:space="preserve">{% if contractor_org_type == 'ИП' %}Индивидуальный предприниматель{% else %}{{contractor_signatory_position}}{% endif %}</w:t>
-            </w:r>
-            <w:r>
-              <w:rPr>
-                <w:rStyle w:val="af4"/>
-                <w:sz w:val="20"/>
-                <w:szCs w:val="20"/>
-              </w:rPr>
+              <w:t>Должность / Индивидуальный предприниматель</w:t>
             </w:r>
           </w:p>
           <w:p>
@@ -6026,6 +3447,14 @@
     <w:abstractNumId w:val="1"/>
   </w:num>
 </w:numbering>
+</file>
+
+<file path=word/people.xml><?xml version="1.0" encoding="utf-8"?>
+<w15:people xmlns:wpc="http://schemas.microsoft.com/office/word/2010/wordprocessingCanvas" xmlns:cx="http://schemas.microsoft.com/office/drawing/2014/chartex" xmlns:cx1="http://schemas.microsoft.com/office/drawing/2015/9/8/chartex" xmlns:cx2="http://schemas.microsoft.com/office/drawing/2015/10/21/chartex" xmlns:cx3="http://schemas.microsoft.com/office/drawing/2016/5/9/chartex" xmlns:cx4="http://schemas.microsoft.com/office/drawing/2016/5/10/chartex" xmlns:cx5="http://schemas.microsoft.com/office/drawing/2016/5/11/chartex" xmlns:cx6="http://schemas.microsoft.com/office/drawing/2016/5/12/chartex" xmlns:cx7="http://schemas.microsoft.com/office/drawing/2016/5/13/chartex" xmlns:cx8="http://schemas.microsoft.com/office/drawing/2016/5/14/chartex" xmlns:mc="http://schemas.openxmlformats.org/markup-compatibility/2006" xmlns:aink="http://schemas.microsoft.com/office/drawing/2016/ink" xmlns:am3d="http://schemas.microsoft.com/office/drawing/2017/model3d" xmlns:o="urn:schemas-microsoft-com:office:office" xmlns:r="http://schemas.openxmlformats.org/officeDocument/2006/relationships" xmlns:m="http://schemas.openxmlformats.org/officeDocument/2006/math" xmlns:v="urn:schemas-microsoft-com:vml" xmlns:wp14="http://schemas.microsoft.com/office/word/2010/wordprocessingDrawing" xmlns:wp="http://schemas.openxmlformats.org/drawingml/2006/wordprocessingDrawing" xmlns:w10="urn:schemas-microsoft-com:office:word" xmlns:w="http://schemas.openxmlformats.org/wordprocessingml/2006/main" xmlns:w14="http://schemas.microsoft.com/office/word/2010/wordml" xmlns:w15="http://schemas.microsoft.com/office/word/2012/wordml" xmlns:w16cex="http://schemas.microsoft.com/office/word/2018/wordml/cex" xmlns:w16cid="http://schemas.microsoft.com/office/word/2016/wordml/cid" xmlns:w16="http://schemas.microsoft.com/office/word/2018/wordml" xmlns:w16sdtdh="http://schemas.microsoft.com/office/word/2020/wordml/sdtdatahash" xmlns:w16se="http://schemas.microsoft.com/office/word/2015/wordml/symex" xmlns:wpg="http://schemas.microsoft.com/office/word/2010/wordprocessingGroup" xmlns:wpi="http://schemas.microsoft.com/office/word/2010/wordprocessingInk" xmlns:wne="http://schemas.microsoft.com/office/word/2006/wordml" xmlns:wps="http://schemas.microsoft.com/office/word/2010/wordprocessingShape" mc:Ignorable="w14 w15 w16se w16cid w16 w16cex w16sdtdh wp14">
+  <w15:person w15:author="Александр А. Борисов">
+    <w15:presenceInfo w15:providerId="AD" w15:userId="S-1-5-21-2472377535-3900209669-135479564-1555"/>
+  </w15:person>
+</w15:people>
 </file>
 
 <file path=word/styles.xml><?xml version="1.0" encoding="utf-8"?>

--- a/backend/templates/contract_repair_vehicle.docx
+++ b/backend/templates/contract_repair_vehicle.docx
@@ -2842,35 +2842,13 @@
                 </w:rPr>
                 <w:t xml:space="preserve"/>
               </w:r>
-              <w:r>
-                <w:rPr>
-                  <w:rStyle w:val="af9"/>
-                  <w:rFonts w:eastAsia="Calibri"/>
-                </w:rPr>
-                <w:t xml:space="preserve"/>
-              </w:r>
-              <w:r>
-                <w:rPr>
-                  <w:rStyle w:val="af9"/>
-                  <w:rFonts w:eastAsia="Calibri"/>
-                </w:rPr>
-                <w:t xml:space="preserve"/>
-              </w:r>
-              <w:r>
-                <w:rPr>
-                  <w:rStyle w:val="af9"/>
-                  <w:rFonts w:eastAsia="Calibri"/>
-                </w:rPr>
-                <w:t xml:space="preserve"/>
-              </w:r>
-              <w:r>
-                <w:rPr>
-                  <w:rStyle w:val="af9"/>
-                  <w:rFonts w:eastAsia="Calibri"/>
-                </w:rPr>
-                <w:t xml:space="preserve"/>
-              </w:r>
             </w:hyperlink>
+            <w:r>
+              <w:rPr>
+                <w:rFonts w:eastAsia="Calibri"/>
+              </w:rPr>
+              <w:t xml:space="preserve"> </w:t>
+            </w:r>
           </w:p>
           <w:p>
             <w:pPr>

--- a/backend/templates/contract_repair_vehicle.docx
+++ b/backend/templates/contract_repair_vehicle.docx
@@ -12,6 +12,7 @@
           <w:sz w:val="20"/>
         </w:rPr>
       </w:pPr>
+      <w:commentRangeStart w:id="0"/>
       <w:r>
         <w:rPr>
           <w:b/>
@@ -19,10 +20,49 @@
         </w:rPr>
         <w:t xml:space="preserve">Договор № {{ contract_number }}</w:t>
       </w:r>
-    </w:p>
-    <w:p>
+      <w:commentRangeEnd w:id="0"/>
+      <w:r>
+        <w:rPr>
+          <w:rStyle w:val="CommentReference"/>
+        </w:rPr>
+        <w:commentReference w:id="0"/>
+      </w:r>
+    </w:p>
+    <w:p>
+      <w:commentRangeStart w:id="1"/>
+      <w:commentRangeStart w:id="2"/>
+      <w:commentRangeStart w:id="3"/>
+      <w:commentRangeStart w:id="4"/>
       <w:r>
         <w:t xml:space="preserve">{{ contract_city }}							«{{ contract_date_day }}» {{ contract_date_month }} {{ contract_date_year }} г.</w:t>
+      </w:r>
+      <w:commentRangeEnd w:id="4"/>
+      <w:r>
+        <w:rPr>
+          <w:rStyle w:val="CommentReference"/>
+        </w:rPr>
+        <w:commentReference w:id="4"/>
+      </w:r>
+      <w:commentRangeEnd w:id="3"/>
+      <w:r>
+        <w:rPr>
+          <w:rStyle w:val="CommentReference"/>
+        </w:rPr>
+        <w:commentReference w:id="3"/>
+      </w:r>
+      <w:commentRangeEnd w:id="2"/>
+      <w:r>
+        <w:rPr>
+          <w:rStyle w:val="CommentReference"/>
+        </w:rPr>
+        <w:commentReference w:id="2"/>
+      </w:r>
+      <w:commentRangeEnd w:id="1"/>
+      <w:r>
+        <w:rPr>
+          <w:rStyle w:val="CommentReference"/>
+        </w:rPr>
+        <w:commentReference w:id="1"/>
       </w:r>
       <w:r>
         <w:tab/>
@@ -67,8 +107,16 @@
           <w:highlight w:val="yellow"/>
         </w:rPr>
       </w:pPr>
+      <w:commentRangeStart w:id="5"/>
       <w:r>
         <w:t>{%p if contractor_org_type == 'ИП' %}</w:t>
+      </w:r>
+      <w:commentRangeEnd w:id="5"/>
+      <w:r>
+        <w:rPr>
+          <w:rStyle w:val="CommentReference"/>
+        </w:rPr>
+        <w:commentReference w:id="5"/>
       </w:r>
     </w:p>
     <w:p>
@@ -81,6 +129,9 @@
           <w:highlight w:val="yellow"/>
         </w:rPr>
       </w:pPr>
+      <w:commentRangeStart w:id="6"/>
+      <w:commentRangeStart w:id="7"/>
+      <w:commentRangeStart w:id="8"/>
       <w:r>
         <w:rPr>
           <w:rFonts w:eastAsia="Calibri"/>
@@ -92,6 +143,27 @@
         </w:rPr>
         <w:t xml:space="preserve">Индивидуальный предприниматель {{ contractor_full_name }} (ИП {{ contractor_short_name }}), в своем лице и действующий в своих собственных интересах, зарегистрированный в качестве индивидуального предпринимателя в соответствии с законодательством Российской Федерации (ОГРНИП {{ contractor_ogrnip }}), именуемый в дальнейшем «Исполнитель», </w:t>
       </w:r>
+      <w:commentRangeEnd w:id="8"/>
+      <w:r>
+        <w:rPr>
+          <w:rStyle w:val="CommentReference"/>
+        </w:rPr>
+        <w:commentReference w:id="8"/>
+      </w:r>
+      <w:commentRangeEnd w:id="7"/>
+      <w:r>
+        <w:rPr>
+          <w:rStyle w:val="CommentReference"/>
+        </w:rPr>
+        <w:commentReference w:id="7"/>
+      </w:r>
+      <w:commentRangeEnd w:id="6"/>
+      <w:r>
+        <w:rPr>
+          <w:rStyle w:val="CommentReference"/>
+        </w:rPr>
+        <w:commentReference w:id="6"/>
+      </w:r>
       <w:r>
         <w:rPr>
           <w:rFonts w:eastAsia="Calibri"/>
@@ -150,8 +222,16 @@
           <w:highlight w:val="yellow"/>
         </w:rPr>
       </w:pPr>
+      <w:commentRangeStart w:id="9"/>
       <w:r>
         <w:t>{%p else %}</w:t>
+      </w:r>
+      <w:commentRangeEnd w:id="9"/>
+      <w:r>
+        <w:rPr>
+          <w:rStyle w:val="CommentReference"/>
+        </w:rPr>
+        <w:commentReference w:id="9"/>
       </w:r>
     </w:p>
     <w:p>
@@ -172,6 +252,11 @@
           <w:iCs/>
         </w:rPr>
       </w:pPr>
+      <w:commentRangeStart w:id="10"/>
+      <w:commentRangeStart w:id="11"/>
+      <w:commentRangeStart w:id="12"/>
+      <w:commentRangeStart w:id="13"/>
+      <w:commentRangeStart w:id="14"/>
       <w:r>
         <w:rPr>
           <w:rFonts w:eastAsia="Calibri"/>
@@ -181,6 +266,41 @@
         </w:rPr>
         <w:t xml:space="preserve">{{ contractor_full_name }} ({{ contractor_short_name }}), именуемое/ая в дальнейшем «Исполнитель», в лице {{ contractor_signatory_position }} {{ contractor_signatory_name }}, действующего на основании {{ contractor_signatory_basis }}, </w:t>
       </w:r>
+      <w:commentRangeEnd w:id="14"/>
+      <w:r>
+        <w:rPr>
+          <w:rStyle w:val="CommentReference"/>
+        </w:rPr>
+        <w:commentReference w:id="14"/>
+      </w:r>
+      <w:commentRangeEnd w:id="13"/>
+      <w:r>
+        <w:rPr>
+          <w:rStyle w:val="CommentReference"/>
+        </w:rPr>
+        <w:commentReference w:id="13"/>
+      </w:r>
+      <w:commentRangeEnd w:id="12"/>
+      <w:r>
+        <w:rPr>
+          <w:rStyle w:val="CommentReference"/>
+        </w:rPr>
+        <w:commentReference w:id="12"/>
+      </w:r>
+      <w:commentRangeEnd w:id="11"/>
+      <w:r>
+        <w:rPr>
+          <w:rStyle w:val="CommentReference"/>
+        </w:rPr>
+        <w:commentReference w:id="11"/>
+      </w:r>
+      <w:commentRangeEnd w:id="10"/>
+      <w:r>
+        <w:rPr>
+          <w:rStyle w:val="CommentReference"/>
+        </w:rPr>
+        <w:commentReference w:id="10"/>
+      </w:r>
     </w:p>
     <w:p>
       <w:pPr>
@@ -191,8 +311,16 @@
           <w:iCs/>
         </w:rPr>
       </w:pPr>
+      <w:commentRangeStart w:id="15"/>
       <w:r>
         <w:t>{%p endif %}</w:t>
+      </w:r>
+      <w:commentRangeEnd w:id="15"/>
+      <w:r>
+        <w:rPr>
+          <w:rStyle w:val="CommentReference"/>
+        </w:rPr>
+        <w:commentReference w:id="15"/>
       </w:r>
     </w:p>
     <w:p>
@@ -212,8 +340,48 @@
           <w:bCs/>
         </w:rPr>
       </w:pPr>
+      <w:commentRangeStart w:id="16"/>
+      <w:commentRangeStart w:id="17"/>
+      <w:commentRangeStart w:id="18"/>
+      <w:commentRangeStart w:id="19"/>
+      <w:commentRangeStart w:id="20"/>
       <w:r>
         <w:t xml:space="preserve">с одной стороны, и {{ customer_full_name }} ({{ customer_short_name }}), в лице {{ customer_signatory_position }} {{ customer_signatory_name }}, действующего на основании {{ customer_signatory_basis }}</w:t>
+      </w:r>
+      <w:commentRangeEnd w:id="20"/>
+      <w:r>
+        <w:rPr>
+          <w:rStyle w:val="CommentReference"/>
+        </w:rPr>
+        <w:commentReference w:id="20"/>
+      </w:r>
+      <w:commentRangeEnd w:id="19"/>
+      <w:r>
+        <w:rPr>
+          <w:rStyle w:val="CommentReference"/>
+        </w:rPr>
+        <w:commentReference w:id="19"/>
+      </w:r>
+      <w:commentRangeEnd w:id="18"/>
+      <w:r>
+        <w:rPr>
+          <w:rStyle w:val="CommentReference"/>
+        </w:rPr>
+        <w:commentReference w:id="18"/>
+      </w:r>
+      <w:commentRangeEnd w:id="17"/>
+      <w:r>
+        <w:rPr>
+          <w:rStyle w:val="CommentReference"/>
+        </w:rPr>
+        <w:commentReference w:id="17"/>
+      </w:r>
+      <w:commentRangeEnd w:id="16"/>
+      <w:r>
+        <w:rPr>
+          <w:rStyle w:val="CommentReference"/>
+        </w:rPr>
+        <w:commentReference w:id="16"/>
       </w:r>
       <w:r>
         <w:rPr>
@@ -344,8 +512,16 @@
         <w:ind w:firstLine="709"/>
         <w:jc w:val="both"/>
       </w:pPr>
+      <w:commentRangeStart w:id="21"/>
       <w:r>
         <w:t xml:space="preserve">1.3. Работы в рамках настоящего Договора выполняются Исполнителем по адресу: {{ delivery_location }}</w:t>
+      </w:r>
+      <w:commentRangeEnd w:id="21"/>
+      <w:r>
+        <w:rPr>
+          <w:rStyle w:val="CommentReference"/>
+        </w:rPr>
+        <w:commentReference w:id="21"/>
       </w:r>
       <w:r>
         <w:rPr>
@@ -1428,8 +1604,16 @@
           <w:sz w:val="20"/>
         </w:rPr>
       </w:pPr>
+      <w:commentRangeStart w:id="22"/>
       <w:r>
         <w:t>{%p if not vat_applicable %}</w:t>
+      </w:r>
+      <w:commentRangeEnd w:id="22"/>
+      <w:r>
+        <w:rPr>
+          <w:rStyle w:val="CommentReference"/>
+        </w:rPr>
+        <w:commentReference w:id="22"/>
       </w:r>
     </w:p>
     <w:p>
@@ -1455,8 +1639,16 @@
           <w:sz w:val="20"/>
         </w:rPr>
       </w:pPr>
+      <w:commentRangeStart w:id="23"/>
       <w:r>
         <w:t>{%p endif %}</w:t>
+      </w:r>
+      <w:commentRangeEnd w:id="23"/>
+      <w:r>
+        <w:rPr>
+          <w:rStyle w:val="CommentReference"/>
+        </w:rPr>
+        <w:commentReference w:id="23"/>
       </w:r>
     </w:p>
     <w:p>
@@ -1467,6 +1659,9 @@
           <w:sz w:val="20"/>
         </w:rPr>
       </w:pPr>
+      <w:commentRangeStart w:id="24"/>
+      <w:commentRangeStart w:id="25"/>
+      <w:commentRangeStart w:id="26"/>
       <w:r>
         <w:rPr>
           <w:sz w:val="20"/>
@@ -1474,6 +1669,27 @@
         </w:rPr>
         <w:t xml:space="preserve">4.8. Финансирование договора осуществляется в рамках соглашения о предоставлении из федерального бюджета субсидии, заключенного между ВСКС и {{ subsidy_grantor_name }} № {{ subsidy_agreement_number }} от {{ subsidy_agreement_date }} г.</w:t>
       </w:r>
+      <w:commentRangeEnd w:id="26"/>
+      <w:r>
+        <w:rPr>
+          <w:rStyle w:val="CommentReference"/>
+        </w:rPr>
+        <w:commentReference w:id="26"/>
+      </w:r>
+      <w:commentRangeEnd w:id="25"/>
+      <w:r>
+        <w:rPr>
+          <w:rStyle w:val="CommentReference"/>
+        </w:rPr>
+        <w:commentReference w:id="25"/>
+      </w:r>
+      <w:commentRangeEnd w:id="24"/>
+      <w:r>
+        <w:rPr>
+          <w:rStyle w:val="CommentReference"/>
+        </w:rPr>
+        <w:commentReference w:id="24"/>
+      </w:r>
       <w:r>
         <w:rPr>
           <w:sz w:val="20"/>
@@ -1481,12 +1697,20 @@
         </w:rPr>
         <w:br/>
       </w:r>
+      <w:commentRangeStart w:id="27"/>
       <w:r>
         <w:rPr>
           <w:sz w:val="20"/>
           <w:highlight w:val="yellow"/>
         </w:rPr>
         <w:t xml:space="preserve"> В связи с оплатой стоимости настоящего договора за счет средств федеральной субсидии, Подрядчик (Исполнитель) дает свое согласие на осуществление главным распорядителем бюджетных средств, предоставившим субсидию ({{ subsidy_grantor_name }}), и органами государственного </w:t>
+      </w:r>
+      <w:commentRangeEnd w:id="27"/>
+      <w:r>
+        <w:rPr>
+          <w:rStyle w:val="CommentReference"/>
+        </w:rPr>
+        <w:commentReference w:id="27"/>
       </w:r>
       <w:r>
         <w:rPr>
@@ -2092,8 +2316,32 @@
         <w:ind w:firstLine="709"/>
         <w:jc w:val="both"/>
       </w:pPr>
+      <w:commentRangeStart w:id="28"/>
+      <w:commentRangeStart w:id="29"/>
+      <w:commentRangeStart w:id="30"/>
       <w:r>
         <w:t xml:space="preserve">8.1. Настоящий Договор вступает в силу с момента его подписания и действует до полного исполнения Сторонами своих обязательств{%- if contract_end_date %}, но не позднее {{ contract_end_date }} г.{%- endif %}</w:t>
+      </w:r>
+      <w:commentRangeEnd w:id="30"/>
+      <w:r>
+        <w:rPr>
+          <w:rStyle w:val="CommentReference"/>
+        </w:rPr>
+        <w:commentReference w:id="30"/>
+      </w:r>
+      <w:commentRangeEnd w:id="29"/>
+      <w:r>
+        <w:rPr>
+          <w:rStyle w:val="CommentReference"/>
+        </w:rPr>
+        <w:commentReference w:id="29"/>
+      </w:r>
+      <w:commentRangeEnd w:id="28"/>
+      <w:r>
+        <w:rPr>
+          <w:rStyle w:val="CommentReference"/>
+        </w:rPr>
+        <w:commentReference w:id="28"/>
       </w:r>
     </w:p>
     <w:p>
@@ -2680,11 +2928,19 @@
                 <w:rFonts w:eastAsia="Calibri"/>
               </w:rPr>
             </w:pPr>
+            <w:commentRangeStart w:id="31"/>
             <w:r>
               <w:rPr>
                 <w:rFonts w:eastAsia="Calibri"/>
               </w:rPr>
               <w:t xml:space="preserve">Адрес местонахождения: {{ customer_address }}</w:t>
+            </w:r>
+            <w:commentRangeEnd w:id="31"/>
+            <w:r>
+              <w:rPr>
+                <w:rStyle w:val="CommentReference"/>
+              </w:rPr>
+              <w:commentReference w:id="31"/>
             </w:r>
           </w:p>
           <w:p>
@@ -2695,11 +2951,19 @@
                 <w:rFonts w:eastAsia="Calibri"/>
               </w:rPr>
             </w:pPr>
+            <w:commentRangeStart w:id="32"/>
             <w:r>
               <w:rPr>
                 <w:rFonts w:eastAsia="Calibri"/>
               </w:rPr>
               <w:t xml:space="preserve">ОГРН {{ customer_ogrn }}</w:t>
+            </w:r>
+            <w:commentRangeEnd w:id="32"/>
+            <w:r>
+              <w:rPr>
+                <w:rStyle w:val="CommentReference"/>
+              </w:rPr>
+              <w:commentReference w:id="32"/>
             </w:r>
           </w:p>
           <w:p>
@@ -2723,11 +2987,19 @@
                 <w:rFonts w:eastAsia="Calibri"/>
               </w:rPr>
             </w:pPr>
+            <w:commentRangeStart w:id="33"/>
             <w:r>
               <w:rPr>
                 <w:rFonts w:eastAsia="Calibri"/>
               </w:rPr>
               <w:t xml:space="preserve">{{ customer_bank_name }}</w:t>
+            </w:r>
+            <w:commentRangeEnd w:id="33"/>
+            <w:r>
+              <w:rPr>
+                <w:rStyle w:val="CommentReference"/>
+              </w:rPr>
+              <w:commentReference w:id="33"/>
             </w:r>
           </w:p>
           <w:p>
@@ -2736,11 +3008,19 @@
                 <w:rFonts w:eastAsia="Calibri"/>
               </w:rPr>
             </w:pPr>
+            <w:commentRangeStart w:id="34"/>
             <w:r>
               <w:rPr>
                 <w:rFonts w:eastAsia="Calibri"/>
               </w:rPr>
               <w:t xml:space="preserve">Лицевой счет {{ customer_personal_account }}</w:t>
+            </w:r>
+            <w:commentRangeEnd w:id="34"/>
+            <w:r>
+              <w:rPr>
+                <w:rStyle w:val="CommentReference"/>
+              </w:rPr>
+              <w:commentReference w:id="34"/>
             </w:r>
           </w:p>
           <w:p>
@@ -2749,11 +3029,19 @@
                 <w:rFonts w:eastAsia="Calibri"/>
               </w:rPr>
             </w:pPr>
+            <w:commentRangeStart w:id="35"/>
             <w:r>
               <w:rPr>
                 <w:rFonts w:eastAsia="Calibri"/>
               </w:rPr>
               <w:t xml:space="preserve">Казначейский счет: {{ customer_settlement_account }}</w:t>
+            </w:r>
+            <w:commentRangeEnd w:id="35"/>
+            <w:r>
+              <w:rPr>
+                <w:rStyle w:val="CommentReference"/>
+              </w:rPr>
+              <w:commentReference w:id="35"/>
             </w:r>
           </w:p>
           <w:p>
@@ -2762,11 +3050,19 @@
                 <w:rFonts w:eastAsia="Calibri"/>
               </w:rPr>
             </w:pPr>
+            <w:commentRangeStart w:id="36"/>
             <w:r>
               <w:rPr>
                 <w:rFonts w:eastAsia="Calibri"/>
               </w:rPr>
               <w:t xml:space="preserve">{{ customer_bank_name }}</w:t>
+            </w:r>
+            <w:commentRangeEnd w:id="36"/>
+            <w:r>
+              <w:rPr>
+                <w:rStyle w:val="CommentReference"/>
+              </w:rPr>
+              <w:commentReference w:id="36"/>
             </w:r>
           </w:p>
           <w:p>
@@ -2775,11 +3071,19 @@
                 <w:rFonts w:eastAsia="Calibri"/>
               </w:rPr>
             </w:pPr>
+            <w:commentRangeStart w:id="37"/>
             <w:r>
               <w:rPr>
                 <w:rFonts w:eastAsia="Calibri"/>
               </w:rPr>
               <w:t xml:space="preserve">БИК ТОФК: {{ customer_bik }}</w:t>
+            </w:r>
+            <w:commentRangeEnd w:id="37"/>
+            <w:r>
+              <w:rPr>
+                <w:rStyle w:val="CommentReference"/>
+              </w:rPr>
+              <w:commentReference w:id="37"/>
             </w:r>
           </w:p>
           <w:p>
@@ -2814,11 +3118,19 @@
                 <w:rFonts w:eastAsia="Calibri"/>
               </w:rPr>
             </w:pPr>
+            <w:commentRangeStart w:id="38"/>
             <w:r>
               <w:rPr>
                 <w:rFonts w:eastAsia="Calibri"/>
               </w:rPr>
               <w:t xml:space="preserve">Тел.: {{ customer_phone }}</w:t>
+            </w:r>
+            <w:commentRangeEnd w:id="38"/>
+            <w:r>
+              <w:rPr>
+                <w:rStyle w:val="CommentReference"/>
+              </w:rPr>
+              <w:commentReference w:id="38"/>
             </w:r>
           </w:p>
           <w:p>
@@ -2828,11 +3140,19 @@
                 <w:rFonts w:eastAsia="Calibri"/>
               </w:rPr>
             </w:pPr>
+            <w:commentRangeStart w:id="39"/>
             <w:r>
               <w:rPr>
                 <w:rFonts w:eastAsia="Calibri"/>
               </w:rPr>
               <w:t xml:space="preserve">Эл.почта: {{ customer_email }}</w:t>
+            </w:r>
+            <w:commentRangeEnd w:id="39"/>
+            <w:r>
+              <w:rPr>
+                <w:rStyle w:val="CommentReference"/>
+              </w:rPr>
+              <w:commentReference w:id="39"/>
             </w:r>
             <w:hyperlink r:id="rId12" w:history="1">
               <w:r>
@@ -2872,11 +3192,19 @@
                 <w:rFonts w:eastAsia="Calibri"/>
               </w:rPr>
             </w:pPr>
+            <w:commentRangeStart w:id="40"/>
             <w:r>
               <w:rPr>
                 <w:rFonts w:eastAsia="Calibri"/>
               </w:rPr>
               <w:t xml:space="preserve">{{ customer_signatory_position }}</w:t>
+            </w:r>
+            <w:commentRangeEnd w:id="40"/>
+            <w:r>
+              <w:rPr>
+                <w:rStyle w:val="CommentReference"/>
+              </w:rPr>
+              <w:commentReference w:id="40"/>
             </w:r>
           </w:p>
           <w:p>
@@ -2887,11 +3215,19 @@
                 <w:rFonts w:eastAsia="Calibri"/>
               </w:rPr>
             </w:pPr>
+            <w:commentRangeStart w:id="41"/>
             <w:r>
               <w:rPr>
                 <w:rFonts w:eastAsia="Calibri"/>
               </w:rPr>
               <w:t xml:space="preserve">_________________ / {{ customer_signatory_name_initials }}</w:t>
+            </w:r>
+            <w:commentRangeEnd w:id="41"/>
+            <w:r>
+              <w:rPr>
+                <w:rStyle w:val="CommentReference"/>
+              </w:rPr>
+              <w:commentReference w:id="41"/>
             </w:r>
           </w:p>
           <w:p>
@@ -3043,8 +3379,16 @@
             </w:r>
           </w:p>
           <w:p>
+            <w:commentRangeStart w:id="42"/>
             <w:r>
               <w:t xml:space="preserve">Эл.почта: {{ contractor_email }}</w:t>
+            </w:r>
+            <w:commentRangeEnd w:id="42"/>
+            <w:r>
+              <w:rPr>
+                <w:rStyle w:val="CommentReference"/>
+              </w:rPr>
+              <w:commentReference w:id="42"/>
             </w:r>
           </w:p>
           <w:p/>
@@ -3101,6 +3445,699 @@
     </w:sectPr>
   </w:body>
 </w:document>
+</file>
+
+<file path=word/comments.xml><?xml version="1.0" encoding="utf-8"?>
+<w:comments xmlns:a="http://schemas.openxmlformats.org/drawingml/2006/main" xmlns:pic="http://schemas.openxmlformats.org/drawingml/2006/picture" xmlns:r="http://schemas.openxmlformats.org/officeDocument/2006/relationships" xmlns:w="http://schemas.openxmlformats.org/wordprocessingml/2006/main" xmlns:wp="http://schemas.openxmlformats.org/drawingml/2006/wordprocessingDrawing" xmlns:mc="http://schemas.openxmlformats.org/markup-compatibility/2006" xmlns:a14="http://schemas.microsoft.com/office/drawing/2010/main" xmlns:w14="http://schemas.microsoft.com/office/word/2010/wordml" xmlns:wpc="http://schemas.microsoft.com/office/word/2010/wordprocessingCanvas">
+  <w:comment w:id="0" w:author="Подсказка" w:initials="П" w:date="2026-01-01T00:00:00Z">
+    <w:p>
+      <w:pPr>
+        <w:pStyle w:val="CommentText"/>
+      </w:pPr>
+      <w:r>
+        <w:rPr>
+          <w:rStyle w:val="CommentReference"/>
+        </w:rPr>
+        <w:annotationRef/>
+      </w:r>
+      <w:r>
+        <w:t>Номер договора. Пример: 2026/42</w:t>
+      </w:r>
+    </w:p>
+  </w:comment>
+  <w:comment w:id="1" w:author="Подсказка" w:initials="П" w:date="2026-01-01T00:00:00Z">
+    <w:p>
+      <w:pPr>
+        <w:pStyle w:val="CommentText"/>
+      </w:pPr>
+      <w:r>
+        <w:rPr>
+          <w:rStyle w:val="CommentReference"/>
+        </w:rPr>
+        <w:annotationRef/>
+      </w:r>
+      <w:r>
+        <w:t>Город заключения договора. Пример: Москва</w:t>
+      </w:r>
+    </w:p>
+  </w:comment>
+  <w:comment w:id="2" w:author="Подсказка" w:initials="П" w:date="2026-01-01T00:00:00Z">
+    <w:p>
+      <w:pPr>
+        <w:pStyle w:val="CommentText"/>
+      </w:pPr>
+      <w:r>
+        <w:rPr>
+          <w:rStyle w:val="CommentReference"/>
+        </w:rPr>
+        <w:annotationRef/>
+      </w:r>
+      <w:r>
+        <w:t>День. Пример: 15</w:t>
+      </w:r>
+    </w:p>
+  </w:comment>
+  <w:comment w:id="3" w:author="Подсказка" w:initials="П" w:date="2026-01-01T00:00:00Z">
+    <w:p>
+      <w:pPr>
+        <w:pStyle w:val="CommentText"/>
+      </w:pPr>
+      <w:r>
+        <w:rPr>
+          <w:rStyle w:val="CommentReference"/>
+        </w:rPr>
+        <w:annotationRef/>
+      </w:r>
+      <w:r>
+        <w:t>Месяц прописью. Пример: января</w:t>
+      </w:r>
+    </w:p>
+  </w:comment>
+  <w:comment w:id="4" w:author="Подсказка" w:initials="П" w:date="2026-01-01T00:00:00Z">
+    <w:p>
+      <w:pPr>
+        <w:pStyle w:val="CommentText"/>
+      </w:pPr>
+      <w:r>
+        <w:rPr>
+          <w:rStyle w:val="CommentReference"/>
+        </w:rPr>
+        <w:annotationRef/>
+      </w:r>
+      <w:r>
+        <w:t>Год. Пример: 2026</w:t>
+      </w:r>
+    </w:p>
+  </w:comment>
+  <w:comment w:id="5" w:author="Подсказка" w:initials="П" w:date="2026-01-01T00:00:00Z">
+    <w:p>
+      <w:pPr>
+        <w:pStyle w:val="CommentText"/>
+      </w:pPr>
+      <w:r>
+        <w:rPr>
+          <w:rStyle w:val="CommentReference"/>
+        </w:rPr>
+        <w:annotationRef/>
+      </w:r>
+      <w:r>
+        <w:t>Печатается, только если контрагент — индивидуальный предприниматель</w:t>
+      </w:r>
+    </w:p>
+  </w:comment>
+  <w:comment w:id="6" w:author="Подсказка" w:initials="П" w:date="2026-01-01T00:00:00Z">
+    <w:p>
+      <w:pPr>
+        <w:pStyle w:val="CommentText"/>
+      </w:pPr>
+      <w:r>
+        <w:rPr>
+          <w:rStyle w:val="CommentReference"/>
+        </w:rPr>
+        <w:annotationRef/>
+      </w:r>
+      <w:r>
+        <w:t>Полное наименование контрагента. Пример: Общество с ограниченной ответственностью «Ромашка»</w:t>
+      </w:r>
+    </w:p>
+  </w:comment>
+  <w:comment w:id="7" w:author="Подсказка" w:initials="П" w:date="2026-01-01T00:00:00Z">
+    <w:p>
+      <w:pPr>
+        <w:pStyle w:val="CommentText"/>
+      </w:pPr>
+      <w:r>
+        <w:rPr>
+          <w:rStyle w:val="CommentReference"/>
+        </w:rPr>
+        <w:annotationRef/>
+      </w:r>
+      <w:r>
+        <w:t>Краткое наименование Подрядчика (из карточки контрагента). Пример: ООО «Ромашка»</w:t>
+      </w:r>
+    </w:p>
+  </w:comment>
+  <w:comment w:id="8" w:author="Подсказка" w:initials="П" w:date="2026-01-01T00:00:00Z">
+    <w:p>
+      <w:pPr>
+        <w:pStyle w:val="CommentText"/>
+      </w:pPr>
+      <w:r>
+        <w:rPr>
+          <w:rStyle w:val="CommentReference"/>
+        </w:rPr>
+        <w:annotationRef/>
+      </w:r>
+      <w:r>
+        <w:t>ОГРНИП (только для ИП). Пример: 304770000000001</w:t>
+      </w:r>
+    </w:p>
+  </w:comment>
+  <w:comment w:id="9" w:author="Подсказка" w:initials="П" w:date="2026-01-01T00:00:00Z">
+    <w:p>
+      <w:pPr>
+        <w:pStyle w:val="CommentText"/>
+      </w:pPr>
+      <w:r>
+        <w:rPr>
+          <w:rStyle w:val="CommentReference"/>
+        </w:rPr>
+        <w:annotationRef/>
+      </w:r>
+      <w:r>
+        <w:t>Иначе — противоположный случай к условию выше</w:t>
+      </w:r>
+    </w:p>
+  </w:comment>
+  <w:comment w:id="10" w:author="Подсказка" w:initials="П" w:date="2026-01-01T00:00:00Z">
+    <w:p>
+      <w:pPr>
+        <w:pStyle w:val="CommentText"/>
+      </w:pPr>
+      <w:r>
+        <w:rPr>
+          <w:rStyle w:val="CommentReference"/>
+        </w:rPr>
+        <w:annotationRef/>
+      </w:r>
+      <w:r>
+        <w:t>Полное наименование контрагента. Пример: Общество с ограниченной ответственностью «Ромашка»</w:t>
+      </w:r>
+    </w:p>
+  </w:comment>
+  <w:comment w:id="11" w:author="Подсказка" w:initials="П" w:date="2026-01-01T00:00:00Z">
+    <w:p>
+      <w:pPr>
+        <w:pStyle w:val="CommentText"/>
+      </w:pPr>
+      <w:r>
+        <w:rPr>
+          <w:rStyle w:val="CommentReference"/>
+        </w:rPr>
+        <w:annotationRef/>
+      </w:r>
+      <w:r>
+        <w:t>Краткое наименование Подрядчика (из карточки контрагента). Пример: ООО «Ромашка»</w:t>
+      </w:r>
+    </w:p>
+  </w:comment>
+  <w:comment w:id="12" w:author="Подсказка" w:initials="П" w:date="2026-01-01T00:00:00Z">
+    <w:p>
+      <w:pPr>
+        <w:pStyle w:val="CommentText"/>
+      </w:pPr>
+      <w:r>
+        <w:rPr>
+          <w:rStyle w:val="CommentReference"/>
+        </w:rPr>
+        <w:annotationRef/>
+      </w:r>
+      <w:r>
+        <w:t>Должность подписанта. Пример: Генеральный директор</w:t>
+      </w:r>
+    </w:p>
+  </w:comment>
+  <w:comment w:id="13" w:author="Подсказка" w:initials="П" w:date="2026-01-01T00:00:00Z">
+    <w:p>
+      <w:pPr>
+        <w:pStyle w:val="CommentText"/>
+      </w:pPr>
+      <w:r>
+        <w:rPr>
+          <w:rStyle w:val="CommentReference"/>
+        </w:rPr>
+        <w:annotationRef/>
+      </w:r>
+      <w:r>
+        <w:t>ФИО в им.падеже. Пример: Петров Пётр Петрович</w:t>
+      </w:r>
+    </w:p>
+  </w:comment>
+  <w:comment w:id="14" w:author="Подсказка" w:initials="П" w:date="2026-01-01T00:00:00Z">
+    <w:p>
+      <w:pPr>
+        <w:pStyle w:val="CommentText"/>
+      </w:pPr>
+      <w:r>
+        <w:rPr>
+          <w:rStyle w:val="CommentReference"/>
+        </w:rPr>
+        <w:annotationRef/>
+      </w:r>
+      <w:r>
+        <w:t>Основание полномочий. Пример: Устава</w:t>
+      </w:r>
+    </w:p>
+  </w:comment>
+  <w:comment w:id="15" w:author="Подсказка" w:initials="П" w:date="2026-01-01T00:00:00Z">
+    <w:p>
+      <w:pPr>
+        <w:pStyle w:val="CommentText"/>
+      </w:pPr>
+      <w:r>
+        <w:rPr>
+          <w:rStyle w:val="CommentReference"/>
+        </w:rPr>
+        <w:annotationRef/>
+      </w:r>
+      <w:r>
+        <w:t>Конец условия</w:t>
+      </w:r>
+    </w:p>
+  </w:comment>
+  <w:comment w:id="16" w:author="Подсказка" w:initials="П" w:date="2026-01-01T00:00:00Z">
+    <w:p>
+      <w:pPr>
+        <w:pStyle w:val="CommentText"/>
+      </w:pPr>
+      <w:r>
+        <w:rPr>
+          <w:rStyle w:val="CommentReference"/>
+        </w:rPr>
+        <w:annotationRef/>
+      </w:r>
+      <w:r>
+        <w:t>Полное наименование. Пример: Автономная некоммерческая организация «ВСКС»</w:t>
+      </w:r>
+    </w:p>
+  </w:comment>
+  <w:comment w:id="17" w:author="Подсказка" w:initials="П" w:date="2026-01-01T00:00:00Z">
+    <w:p>
+      <w:pPr>
+        <w:pStyle w:val="CommentText"/>
+      </w:pPr>
+      <w:r>
+        <w:rPr>
+          <w:rStyle w:val="CommentReference"/>
+        </w:rPr>
+        <w:annotationRef/>
+      </w:r>
+      <w:r>
+        <w:t>Краткое наименование Заказчика (из карточки организации). Пример: АНО «ВСКС»</w:t>
+      </w:r>
+    </w:p>
+  </w:comment>
+  <w:comment w:id="18" w:author="Подсказка" w:initials="П" w:date="2026-01-01T00:00:00Z">
+    <w:p>
+      <w:pPr>
+        <w:pStyle w:val="CommentText"/>
+      </w:pPr>
+      <w:r>
+        <w:rPr>
+          <w:rStyle w:val="CommentReference"/>
+        </w:rPr>
+        <w:annotationRef/>
+      </w:r>
+      <w:r>
+        <w:t>Должность подписанта. Пример: Президент</w:t>
+      </w:r>
+    </w:p>
+  </w:comment>
+  <w:comment w:id="19" w:author="Подсказка" w:initials="П" w:date="2026-01-01T00:00:00Z">
+    <w:p>
+      <w:pPr>
+        <w:pStyle w:val="CommentText"/>
+      </w:pPr>
+      <w:r>
+        <w:rPr>
+          <w:rStyle w:val="CommentReference"/>
+        </w:rPr>
+        <w:annotationRef/>
+      </w:r>
+      <w:r>
+        <w:t>ФИО подписанта (им.падеж). Пример: Козеев Евгений Викторович</w:t>
+      </w:r>
+    </w:p>
+  </w:comment>
+  <w:comment w:id="20" w:author="Подсказка" w:initials="П" w:date="2026-01-01T00:00:00Z">
+    <w:p>
+      <w:pPr>
+        <w:pStyle w:val="CommentText"/>
+      </w:pPr>
+      <w:r>
+        <w:rPr>
+          <w:rStyle w:val="CommentReference"/>
+        </w:rPr>
+        <w:annotationRef/>
+      </w:r>
+      <w:r>
+        <w:t>Основание полномочий. Пример: Устава</w:t>
+      </w:r>
+    </w:p>
+  </w:comment>
+  <w:comment w:id="21" w:author="Подсказка" w:initials="П" w:date="2026-01-01T00:00:00Z">
+    <w:p>
+      <w:pPr>
+        <w:pStyle w:val="CommentText"/>
+      </w:pPr>
+      <w:r>
+        <w:rPr>
+          <w:rStyle w:val="CommentReference"/>
+        </w:rPr>
+        <w:annotationRef/>
+      </w:r>
+      <w:r>
+        <w:t>Место оказания услуг / доставки. Пример: г. Москва, ул. Ленина, д. 1</w:t>
+      </w:r>
+    </w:p>
+  </w:comment>
+  <w:comment w:id="22" w:author="Подсказка" w:initials="П" w:date="2026-01-01T00:00:00Z">
+    <w:p>
+      <w:pPr>
+        <w:pStyle w:val="CommentText"/>
+      </w:pPr>
+      <w:r>
+        <w:rPr>
+          <w:rStyle w:val="CommentReference"/>
+        </w:rPr>
+        <w:annotationRef/>
+      </w:r>
+      <w:r>
+        <w:t>Печатается, если договор БЕЗ НДС</w:t>
+      </w:r>
+    </w:p>
+  </w:comment>
+  <w:comment w:id="23" w:author="Подсказка" w:initials="П" w:date="2026-01-01T00:00:00Z">
+    <w:p>
+      <w:pPr>
+        <w:pStyle w:val="CommentText"/>
+      </w:pPr>
+      <w:r>
+        <w:rPr>
+          <w:rStyle w:val="CommentReference"/>
+        </w:rPr>
+        <w:annotationRef/>
+      </w:r>
+      <w:r>
+        <w:t>Конец условия</w:t>
+      </w:r>
+    </w:p>
+  </w:comment>
+  <w:comment w:id="24" w:author="Подсказка" w:initials="П" w:date="2026-01-01T00:00:00Z">
+    <w:p>
+      <w:pPr>
+        <w:pStyle w:val="CommentText"/>
+      </w:pPr>
+      <w:r>
+        <w:rPr>
+          <w:rStyle w:val="CommentReference"/>
+        </w:rPr>
+        <w:annotationRef/>
+      </w:r>
+      <w:r>
+        <w:t>Наименование грантодателя — кто предоставил субсидию. Пример: Федеральное агентство по делам молодежи (Росмолодежь)</w:t>
+      </w:r>
+    </w:p>
+  </w:comment>
+  <w:comment w:id="25" w:author="Подсказка" w:initials="П" w:date="2026-01-01T00:00:00Z">
+    <w:p>
+      <w:pPr>
+        <w:pStyle w:val="CommentText"/>
+      </w:pPr>
+      <w:r>
+        <w:rPr>
+          <w:rStyle w:val="CommentReference"/>
+        </w:rPr>
+        <w:annotationRef/>
+      </w:r>
+      <w:r>
+        <w:t>Номер соглашения о предоставлении субсидии. Пример: 091-10-2026-008</w:t>
+      </w:r>
+    </w:p>
+  </w:comment>
+  <w:comment w:id="26" w:author="Подсказка" w:initials="П" w:date="2026-01-01T00:00:00Z">
+    <w:p>
+      <w:pPr>
+        <w:pStyle w:val="CommentText"/>
+      </w:pPr>
+      <w:r>
+        <w:rPr>
+          <w:rStyle w:val="CommentReference"/>
+        </w:rPr>
+        <w:annotationRef/>
+      </w:r>
+      <w:r>
+        <w:t>Дата соглашения о предоставлении субсидии. Пример: 28.01.2026</w:t>
+      </w:r>
+    </w:p>
+  </w:comment>
+  <w:comment w:id="27" w:author="Подсказка" w:initials="П" w:date="2026-01-01T00:00:00Z">
+    <w:p>
+      <w:pPr>
+        <w:pStyle w:val="CommentText"/>
+      </w:pPr>
+      <w:r>
+        <w:rPr>
+          <w:rStyle w:val="CommentReference"/>
+        </w:rPr>
+        <w:annotationRef/>
+      </w:r>
+      <w:r>
+        <w:t>Наименование грантодателя — кто предоставил субсидию. Пример: Федеральное агентство по делам молодежи (Росмолодежь)</w:t>
+      </w:r>
+    </w:p>
+  </w:comment>
+  <w:comment w:id="28" w:author="Подсказка" w:initials="П" w:date="2026-01-01T00:00:00Z">
+    <w:p>
+      <w:pPr>
+        <w:pStyle w:val="CommentText"/>
+      </w:pPr>
+      <w:r>
+        <w:rPr>
+          <w:rStyle w:val="CommentReference"/>
+        </w:rPr>
+        <w:annotationRef/>
+      </w:r>
+      <w:r>
+        <w:t>Печатается, если у договора задана дата окончания. Иначе договор действует до полного исполнения обязательств</w:t>
+      </w:r>
+    </w:p>
+  </w:comment>
+  <w:comment w:id="29" w:author="Подсказка" w:initials="П" w:date="2026-01-01T00:00:00Z">
+    <w:p>
+      <w:pPr>
+        <w:pStyle w:val="CommentText"/>
+      </w:pPr>
+      <w:r>
+        <w:rPr>
+          <w:rStyle w:val="CommentReference"/>
+        </w:rPr>
+        <w:annotationRef/>
+      </w:r>
+      <w:r>
+        <w:t>Дата окончания действия договора. Если пусто — договор действует до полного исполнения обязательств. Пример: 31.12.2026</w:t>
+      </w:r>
+    </w:p>
+  </w:comment>
+  <w:comment w:id="30" w:author="Подсказка" w:initials="П" w:date="2026-01-01T00:00:00Z">
+    <w:p>
+      <w:pPr>
+        <w:pStyle w:val="CommentText"/>
+      </w:pPr>
+      <w:r>
+        <w:rPr>
+          <w:rStyle w:val="CommentReference"/>
+        </w:rPr>
+        <w:annotationRef/>
+      </w:r>
+      <w:r>
+        <w:t>Конец условия</w:t>
+      </w:r>
+    </w:p>
+  </w:comment>
+  <w:comment w:id="31" w:author="Подсказка" w:initials="П" w:date="2026-01-01T00:00:00Z">
+    <w:p>
+      <w:pPr>
+        <w:pStyle w:val="CommentText"/>
+      </w:pPr>
+      <w:r>
+        <w:rPr>
+          <w:rStyle w:val="CommentReference"/>
+        </w:rPr>
+        <w:annotationRef/>
+      </w:r>
+      <w:r>
+        <w:t>Юридический адрес. Пример: г. Москва, ул. Ленина, д. 1</w:t>
+      </w:r>
+    </w:p>
+  </w:comment>
+  <w:comment w:id="32" w:author="Подсказка" w:initials="П" w:date="2026-01-01T00:00:00Z">
+    <w:p>
+      <w:pPr>
+        <w:pStyle w:val="CommentText"/>
+      </w:pPr>
+      <w:r>
+        <w:rPr>
+          <w:rStyle w:val="CommentReference"/>
+        </w:rPr>
+        <w:annotationRef/>
+      </w:r>
+      <w:r>
+        <w:t>ОГРН Заказчика. Пример: 1027700000001</w:t>
+      </w:r>
+    </w:p>
+  </w:comment>
+  <w:comment w:id="33" w:author="Подсказка" w:initials="П" w:date="2026-01-01T00:00:00Z">
+    <w:p>
+      <w:pPr>
+        <w:pStyle w:val="CommentText"/>
+      </w:pPr>
+      <w:r>
+        <w:rPr>
+          <w:rStyle w:val="CommentReference"/>
+        </w:rPr>
+        <w:annotationRef/>
+      </w:r>
+      <w:r>
+        <w:t>Банк Заказчика. Пример: ПАО «Сбербанк»</w:t>
+      </w:r>
+    </w:p>
+  </w:comment>
+  <w:comment w:id="34" w:author="Подсказка" w:initials="П" w:date="2026-01-01T00:00:00Z">
+    <w:p>
+      <w:pPr>
+        <w:pStyle w:val="CommentText"/>
+      </w:pPr>
+      <w:r>
+        <w:rPr>
+          <w:rStyle w:val="CommentReference"/>
+        </w:rPr>
+        <w:annotationRef/>
+      </w:r>
+      <w:r>
+        <w:t>Лицевой счёт заказчика в казначействе. Пример: 71234Ц56789</w:t>
+      </w:r>
+    </w:p>
+  </w:comment>
+  <w:comment w:id="35" w:author="Подсказка" w:initials="П" w:date="2026-01-01T00:00:00Z">
+    <w:p>
+      <w:pPr>
+        <w:pStyle w:val="CommentText"/>
+      </w:pPr>
+      <w:r>
+        <w:rPr>
+          <w:rStyle w:val="CommentReference"/>
+        </w:rPr>
+        <w:annotationRef/>
+      </w:r>
+      <w:r>
+        <w:t>Расчётный счёт Заказчика. Пример: 40703810400000000001</w:t>
+      </w:r>
+    </w:p>
+  </w:comment>
+  <w:comment w:id="36" w:author="Подсказка" w:initials="П" w:date="2026-01-01T00:00:00Z">
+    <w:p>
+      <w:pPr>
+        <w:pStyle w:val="CommentText"/>
+      </w:pPr>
+      <w:r>
+        <w:rPr>
+          <w:rStyle w:val="CommentReference"/>
+        </w:rPr>
+        <w:annotationRef/>
+      </w:r>
+      <w:r>
+        <w:t>Банк Заказчика. Пример: ПАО «Сбербанк»</w:t>
+      </w:r>
+    </w:p>
+  </w:comment>
+  <w:comment w:id="37" w:author="Подсказка" w:initials="П" w:date="2026-01-01T00:00:00Z">
+    <w:p>
+      <w:pPr>
+        <w:pStyle w:val="CommentText"/>
+      </w:pPr>
+      <w:r>
+        <w:rPr>
+          <w:rStyle w:val="CommentReference"/>
+        </w:rPr>
+        <w:annotationRef/>
+      </w:r>
+      <w:r>
+        <w:t>БИК банка Заказчика. Пример: 044525225</w:t>
+      </w:r>
+    </w:p>
+  </w:comment>
+  <w:comment w:id="38" w:author="Подсказка" w:initials="П" w:date="2026-01-01T00:00:00Z">
+    <w:p>
+      <w:pPr>
+        <w:pStyle w:val="CommentText"/>
+      </w:pPr>
+      <w:r>
+        <w:rPr>
+          <w:rStyle w:val="CommentReference"/>
+        </w:rPr>
+        <w:annotationRef/>
+      </w:r>
+      <w:r>
+        <w:t>Телефон. Пример: +7 (495) 000-00-01</w:t>
+      </w:r>
+    </w:p>
+  </w:comment>
+  <w:comment w:id="39" w:author="Подсказка" w:initials="П" w:date="2026-01-01T00:00:00Z">
+    <w:p>
+      <w:pPr>
+        <w:pStyle w:val="CommentText"/>
+      </w:pPr>
+      <w:r>
+        <w:rPr>
+          <w:rStyle w:val="CommentReference"/>
+        </w:rPr>
+        <w:annotationRef/>
+      </w:r>
+      <w:r>
+        <w:t>Email. Пример: info@vsks.ru</w:t>
+      </w:r>
+    </w:p>
+  </w:comment>
+  <w:comment w:id="40" w:author="Подсказка" w:initials="П" w:date="2026-01-01T00:00:00Z">
+    <w:p>
+      <w:pPr>
+        <w:pStyle w:val="CommentText"/>
+      </w:pPr>
+      <w:r>
+        <w:rPr>
+          <w:rStyle w:val="CommentReference"/>
+        </w:rPr>
+        <w:annotationRef/>
+      </w:r>
+      <w:r>
+        <w:t>Должность подписанта. Пример: Президент</w:t>
+      </w:r>
+    </w:p>
+  </w:comment>
+  <w:comment w:id="41" w:author="Подсказка" w:initials="П" w:date="2026-01-01T00:00:00Z">
+    <w:p>
+      <w:pPr>
+        <w:pStyle w:val="CommentText"/>
+      </w:pPr>
+      <w:r>
+        <w:rPr>
+          <w:rStyle w:val="CommentReference"/>
+        </w:rPr>
+        <w:annotationRef/>
+      </w:r>
+      <w:r>
+        <w:t>Подписант заказчика в формате «И.О. Фамилия». Пример: И.И. Иванов</w:t>
+      </w:r>
+    </w:p>
+  </w:comment>
+  <w:comment w:id="42" w:author="Подсказка" w:initials="П" w:date="2026-01-01T00:00:00Z">
+    <w:p>
+      <w:pPr>
+        <w:pStyle w:val="CommentText"/>
+      </w:pPr>
+      <w:r>
+        <w:rPr>
+          <w:rStyle w:val="CommentReference"/>
+        </w:rPr>
+        <w:annotationRef/>
+      </w:r>
+      <w:r>
+        <w:t>E-mail. Пример: info@romashka.ru</w:t>
+      </w:r>
+    </w:p>
+  </w:comment>
+</w:comments>
 </file>
 
 <file path=word/endnotes.xml><?xml version="1.0" encoding="utf-8"?>
